--- a/Coursework/Course work write up 1.docx
+++ b/Coursework/Course work write up 1.docx
@@ -7376,6 +7376,77 @@
         </w:tc>
       </w:tr>
     </w:tbl>
+    <w:p>
+      <w:pPr>
+        <w:rPr>
+          <w:sz w:val="28"/>
+          <w:szCs w:val="28"/>
+        </w:rPr>
+      </w:pPr>
+    </w:p>
+    <w:p>
+      <w:pPr>
+        <w:rPr>
+          <w:sz w:val="28"/>
+          <w:szCs w:val="28"/>
+        </w:rPr>
+      </w:pPr>
+      <w:r>
+        <w:rPr>
+          <w:sz w:val="28"/>
+          <w:szCs w:val="28"/>
+        </w:rPr>
+        <w:lastRenderedPageBreak/>
+        <w:drawing>
+          <wp:inline distT="0" distB="0" distL="0" distR="0" wp14:anchorId="059452D8" wp14:editId="2163949A">
+            <wp:extent cx="5731510" cy="6536055"/>
+            <wp:effectExtent l="0" t="0" r="2540" b="0"/>
+            <wp:docPr id="1293140391" name="Picture 4"/>
+            <wp:cNvGraphicFramePr>
+              <a:graphicFrameLocks xmlns:a="http://schemas.openxmlformats.org/drawingml/2006/main" noChangeAspect="1"/>
+            </wp:cNvGraphicFramePr>
+            <a:graphic xmlns:a="http://schemas.openxmlformats.org/drawingml/2006/main">
+              <a:graphicData uri="http://schemas.openxmlformats.org/drawingml/2006/picture">
+                <pic:pic xmlns:pic="http://schemas.openxmlformats.org/drawingml/2006/picture">
+                  <pic:nvPicPr>
+                    <pic:cNvPr id="0" name="Picture 13"/>
+                    <pic:cNvPicPr>
+                      <a:picLocks noChangeAspect="1" noChangeArrowheads="1"/>
+                    </pic:cNvPicPr>
+                  </pic:nvPicPr>
+                  <pic:blipFill>
+                    <a:blip r:embed="rId13" cstate="print">
+                      <a:extLst>
+                        <a:ext uri="{28A0092B-C50C-407E-A947-70E740481C1C}">
+                          <a14:useLocalDpi xmlns:a14="http://schemas.microsoft.com/office/drawing/2010/main" val="0"/>
+                        </a:ext>
+                      </a:extLst>
+                    </a:blip>
+                    <a:srcRect/>
+                    <a:stretch>
+                      <a:fillRect/>
+                    </a:stretch>
+                  </pic:blipFill>
+                  <pic:spPr bwMode="auto">
+                    <a:xfrm>
+                      <a:off x="0" y="0"/>
+                      <a:ext cx="5731510" cy="6536055"/>
+                    </a:xfrm>
+                    <a:prstGeom prst="rect">
+                      <a:avLst/>
+                    </a:prstGeom>
+                    <a:noFill/>
+                    <a:ln>
+                      <a:noFill/>
+                    </a:ln>
+                  </pic:spPr>
+                </pic:pic>
+              </a:graphicData>
+            </a:graphic>
+          </wp:inline>
+        </w:drawing>
+      </w:r>
+    </w:p>
     <w:p>
       <w:pPr>
         <w:rPr>
@@ -8115,7 +8186,6 @@
   <w:style w:type="character" w:default="1" w:styleId="DefaultParagraphFont">
     <w:name w:val="Default Paragraph Font"/>
     <w:uiPriority w:val="1"/>
-    <w:semiHidden/>
     <w:unhideWhenUsed/>
   </w:style>
   <w:style w:type="table" w:default="1" w:styleId="TableNormal">
@@ -8526,6 +8596,17 @@
         <w:insideV w:val="single" w:sz="4" w:space="0" w:color="auto"/>
       </w:tblBorders>
     </w:tblPr>
+  </w:style>
+  <w:style w:type="paragraph" w:styleId="NormalWeb">
+    <w:name w:val="Normal (Web)"/>
+    <w:basedOn w:val="Normal"/>
+    <w:uiPriority w:val="99"/>
+    <w:semiHidden/>
+    <w:unhideWhenUsed/>
+    <w:rsid w:val="00B00AD4"/>
+    <w:rPr>
+      <w:rFonts w:ascii="Times New Roman" w:hAnsi="Times New Roman" w:cs="Times New Roman"/>
+    </w:rPr>
   </w:style>
 </w:styles>
 </file>
@@ -9031,15 +9112,15 @@
 <file path=customXml/itemProps2.xml><?xml version="1.0" encoding="utf-8"?>
 <ds:datastoreItem xmlns:ds="http://schemas.openxmlformats.org/officeDocument/2006/customXml" ds:itemID="{BB022AFC-A482-4807-B700-E1698F9339EC}">
   <ds:schemaRefs>
+    <ds:schemaRef ds:uri="http://www.w3.org/XML/1998/namespace"/>
     <ds:schemaRef ds:uri="http://schemas.microsoft.com/office/2006/documentManagement/types"/>
+    <ds:schemaRef ds:uri="c3e0d127-d9c7-4de8-9e15-da375cdf63cd"/>
     <ds:schemaRef ds:uri="http://schemas.microsoft.com/office/2006/metadata/properties"/>
-    <ds:schemaRef ds:uri="http://purl.org/dc/dcmitype/"/>
     <ds:schemaRef ds:uri="http://purl.org/dc/terms/"/>
     <ds:schemaRef ds:uri="http://purl.org/dc/elements/1.1/"/>
-    <ds:schemaRef ds:uri="http://www.w3.org/XML/1998/namespace"/>
     <ds:schemaRef ds:uri="http://schemas.microsoft.com/office/infopath/2007/PartnerControls"/>
     <ds:schemaRef ds:uri="http://schemas.openxmlformats.org/package/2006/metadata/core-properties"/>
-    <ds:schemaRef ds:uri="c3e0d127-d9c7-4de8-9e15-da375cdf63cd"/>
+    <ds:schemaRef ds:uri="http://purl.org/dc/dcmitype/"/>
   </ds:schemaRefs>
 </ds:datastoreItem>
 </file>

--- a/Coursework/Course work write up 1.docx
+++ b/Coursework/Course work write up 1.docx
@@ -7393,6 +7393,7 @@
       </w:pPr>
       <w:r>
         <w:rPr>
+          <w:noProof/>
           <w:sz w:val="28"/>
           <w:szCs w:val="28"/>
         </w:rPr>
@@ -7445,6 +7446,460 @@
             </a:graphic>
           </wp:inline>
         </w:drawing>
+      </w:r>
+    </w:p>
+    <w:p>
+      <w:pPr>
+        <w:rPr>
+          <w:sz w:val="28"/>
+          <w:szCs w:val="28"/>
+        </w:rPr>
+      </w:pPr>
+    </w:p>
+    <w:p>
+      <w:pPr>
+        <w:rPr>
+          <w:sz w:val="28"/>
+          <w:szCs w:val="28"/>
+        </w:rPr>
+      </w:pPr>
+    </w:p>
+    <w:p>
+      <w:pPr>
+        <w:rPr>
+          <w:sz w:val="28"/>
+          <w:szCs w:val="28"/>
+        </w:rPr>
+      </w:pPr>
+    </w:p>
+    <w:p>
+      <w:pPr>
+        <w:rPr>
+          <w:sz w:val="28"/>
+          <w:szCs w:val="28"/>
+        </w:rPr>
+      </w:pPr>
+    </w:p>
+    <w:p>
+      <w:pPr>
+        <w:rPr>
+          <w:sz w:val="28"/>
+          <w:szCs w:val="28"/>
+        </w:rPr>
+      </w:pPr>
+    </w:p>
+    <w:p>
+      <w:pPr>
+        <w:rPr>
+          <w:sz w:val="28"/>
+          <w:szCs w:val="28"/>
+        </w:rPr>
+      </w:pPr>
+    </w:p>
+    <w:p>
+      <w:pPr>
+        <w:rPr>
+          <w:b/>
+          <w:bCs/>
+          <w:sz w:val="40"/>
+          <w:szCs w:val="40"/>
+          <w:u w:val="single"/>
+        </w:rPr>
+      </w:pPr>
+      <w:r>
+        <w:rPr>
+          <w:b/>
+          <w:bCs/>
+          <w:sz w:val="40"/>
+          <w:szCs w:val="40"/>
+          <w:u w:val="single"/>
+        </w:rPr>
+        <w:lastRenderedPageBreak/>
+        <w:t>Changelog</w:t>
+      </w:r>
+    </w:p>
+    <w:p>
+      <w:pPr>
+        <w:rPr>
+          <w:sz w:val="28"/>
+          <w:szCs w:val="28"/>
+        </w:rPr>
+      </w:pPr>
+      <w:r>
+        <w:rPr>
+          <w:sz w:val="28"/>
+          <w:szCs w:val="28"/>
+        </w:rPr>
+        <w:t>The first step of the code was to generate unique cards that could be evaluated to the official poker hands</w:t>
+      </w:r>
+    </w:p>
+    <w:p>
+      <w:pPr>
+        <w:rPr>
+          <w:sz w:val="28"/>
+          <w:szCs w:val="28"/>
+        </w:rPr>
+      </w:pPr>
+      <w:r>
+        <w:rPr>
+          <w:sz w:val="28"/>
+          <w:szCs w:val="28"/>
+        </w:rPr>
+        <w:t xml:space="preserve">The card generation began as a very inefficient process that involved storing the rank, suit and combination of each card in unique single variables. </w:t>
+      </w:r>
+    </w:p>
+    <w:p>
+      <w:pPr>
+        <w:rPr>
+          <w:sz w:val="28"/>
+          <w:szCs w:val="28"/>
+        </w:rPr>
+      </w:pPr>
+      <w:r>
+        <w:rPr>
+          <w:sz w:val="28"/>
+          <w:szCs w:val="28"/>
+        </w:rPr>
+        <w:t>This would be done by Generating a number between 1 and 13, g</w:t>
+      </w:r>
+      <w:r>
+        <w:rPr>
+          <w:sz w:val="28"/>
+          <w:szCs w:val="28"/>
+        </w:rPr>
+        <w:t>enerating a random suit from the list, manually changing the value of each number if it is expressed differently in poker terminology, then concatenating both values into a single card variable. Then for every other card, it would check if each card was identical to a previously made card, and if it was, it would reset the values for that card.</w:t>
+      </w:r>
+    </w:p>
+    <w:p>
+      <w:pPr>
+        <w:rPr>
+          <w:sz w:val="28"/>
+          <w:szCs w:val="28"/>
+        </w:rPr>
+      </w:pPr>
+      <w:proofErr w:type="spellStart"/>
+      <w:r>
+        <w:rPr>
+          <w:sz w:val="28"/>
+          <w:szCs w:val="28"/>
+        </w:rPr>
+        <w:t>Number_option</w:t>
+      </w:r>
+      <w:proofErr w:type="spellEnd"/>
+      <w:r>
+        <w:rPr>
+          <w:sz w:val="28"/>
+          <w:szCs w:val="28"/>
+        </w:rPr>
+        <w:t xml:space="preserve"> and Num were kept as 2 separate values so </w:t>
+      </w:r>
+      <w:proofErr w:type="spellStart"/>
+      <w:r>
+        <w:rPr>
+          <w:sz w:val="28"/>
+          <w:szCs w:val="28"/>
+        </w:rPr>
+        <w:t>number_option</w:t>
+      </w:r>
+      <w:proofErr w:type="spellEnd"/>
+      <w:r>
+        <w:rPr>
+          <w:sz w:val="28"/>
+          <w:szCs w:val="28"/>
+        </w:rPr>
+        <w:t xml:space="preserve"> could be used for evaluation and Num could be used for printing</w:t>
+      </w:r>
+    </w:p>
+    <w:p>
+      <w:pPr>
+        <w:rPr>
+          <w:sz w:val="28"/>
+          <w:szCs w:val="28"/>
+        </w:rPr>
+      </w:pPr>
+      <w:r>
+        <w:rPr>
+          <w:sz w:val="28"/>
+          <w:szCs w:val="28"/>
+        </w:rPr>
+        <w:drawing>
+          <wp:inline distT="0" distB="0" distL="0" distR="0" wp14:anchorId="7430B405" wp14:editId="0B77236C">
+            <wp:extent cx="3677163" cy="190527"/>
+            <wp:effectExtent l="0" t="0" r="0" b="0"/>
+            <wp:docPr id="885081693" name="Picture 1"/>
+            <wp:cNvGraphicFramePr>
+              <a:graphicFrameLocks xmlns:a="http://schemas.openxmlformats.org/drawingml/2006/main" noChangeAspect="1"/>
+            </wp:cNvGraphicFramePr>
+            <a:graphic xmlns:a="http://schemas.openxmlformats.org/drawingml/2006/main">
+              <a:graphicData uri="http://schemas.openxmlformats.org/drawingml/2006/picture">
+                <pic:pic xmlns:pic="http://schemas.openxmlformats.org/drawingml/2006/picture">
+                  <pic:nvPicPr>
+                    <pic:cNvPr id="885081693" name=""/>
+                    <pic:cNvPicPr/>
+                  </pic:nvPicPr>
+                  <pic:blipFill>
+                    <a:blip r:embed="rId14"/>
+                    <a:stretch>
+                      <a:fillRect/>
+                    </a:stretch>
+                  </pic:blipFill>
+                  <pic:spPr>
+                    <a:xfrm>
+                      <a:off x="0" y="0"/>
+                      <a:ext cx="3677163" cy="190527"/>
+                    </a:xfrm>
+                    <a:prstGeom prst="rect">
+                      <a:avLst/>
+                    </a:prstGeom>
+                  </pic:spPr>
+                </pic:pic>
+              </a:graphicData>
+            </a:graphic>
+          </wp:inline>
+        </w:drawing>
+      </w:r>
+    </w:p>
+    <w:p>
+      <w:pPr>
+        <w:rPr>
+          <w:sz w:val="28"/>
+          <w:szCs w:val="28"/>
+        </w:rPr>
+      </w:pPr>
+      <w:r>
+        <w:rPr>
+          <w:sz w:val="28"/>
+          <w:szCs w:val="28"/>
+        </w:rPr>
+        <w:drawing>
+          <wp:inline distT="0" distB="0" distL="0" distR="0" wp14:anchorId="0799B124" wp14:editId="2E2D682E">
+            <wp:extent cx="2943636" cy="2362530"/>
+            <wp:effectExtent l="0" t="0" r="9525" b="0"/>
+            <wp:docPr id="923427652" name="Picture 1"/>
+            <wp:cNvGraphicFramePr>
+              <a:graphicFrameLocks xmlns:a="http://schemas.openxmlformats.org/drawingml/2006/main" noChangeAspect="1"/>
+            </wp:cNvGraphicFramePr>
+            <a:graphic xmlns:a="http://schemas.openxmlformats.org/drawingml/2006/main">
+              <a:graphicData uri="http://schemas.openxmlformats.org/drawingml/2006/picture">
+                <pic:pic xmlns:pic="http://schemas.openxmlformats.org/drawingml/2006/picture">
+                  <pic:nvPicPr>
+                    <pic:cNvPr id="923427652" name=""/>
+                    <pic:cNvPicPr/>
+                  </pic:nvPicPr>
+                  <pic:blipFill>
+                    <a:blip r:embed="rId15"/>
+                    <a:stretch>
+                      <a:fillRect/>
+                    </a:stretch>
+                  </pic:blipFill>
+                  <pic:spPr>
+                    <a:xfrm>
+                      <a:off x="0" y="0"/>
+                      <a:ext cx="2943636" cy="2362530"/>
+                    </a:xfrm>
+                    <a:prstGeom prst="rect">
+                      <a:avLst/>
+                    </a:prstGeom>
+                  </pic:spPr>
+                </pic:pic>
+              </a:graphicData>
+            </a:graphic>
+          </wp:inline>
+        </w:drawing>
+      </w:r>
+    </w:p>
+    <w:p>
+      <w:pPr>
+        <w:rPr>
+          <w:sz w:val="28"/>
+          <w:szCs w:val="28"/>
+        </w:rPr>
+      </w:pPr>
+      <w:r>
+        <w:rPr>
+          <w:sz w:val="32"/>
+          <w:szCs w:val="32"/>
+        </w:rPr>
+        <w:lastRenderedPageBreak/>
+        <w:drawing>
+          <wp:inline distT="0" distB="0" distL="0" distR="0" wp14:anchorId="23FCBDB8" wp14:editId="3206FB3C">
+            <wp:extent cx="5519478" cy="3686175"/>
+            <wp:effectExtent l="0" t="0" r="5080" b="0"/>
+            <wp:docPr id="2062777777" name="Picture 1"/>
+            <wp:cNvGraphicFramePr>
+              <a:graphicFrameLocks xmlns:a="http://schemas.openxmlformats.org/drawingml/2006/main" noChangeAspect="1"/>
+            </wp:cNvGraphicFramePr>
+            <a:graphic xmlns:a="http://schemas.openxmlformats.org/drawingml/2006/main">
+              <a:graphicData uri="http://schemas.openxmlformats.org/drawingml/2006/picture">
+                <pic:pic xmlns:pic="http://schemas.openxmlformats.org/drawingml/2006/picture">
+                  <pic:nvPicPr>
+                    <pic:cNvPr id="2062777777" name=""/>
+                    <pic:cNvPicPr/>
+                  </pic:nvPicPr>
+                  <pic:blipFill>
+                    <a:blip r:embed="rId16"/>
+                    <a:stretch>
+                      <a:fillRect/>
+                    </a:stretch>
+                  </pic:blipFill>
+                  <pic:spPr>
+                    <a:xfrm>
+                      <a:off x="0" y="0"/>
+                      <a:ext cx="5520649" cy="3686957"/>
+                    </a:xfrm>
+                    <a:prstGeom prst="rect">
+                      <a:avLst/>
+                    </a:prstGeom>
+                  </pic:spPr>
+                </pic:pic>
+              </a:graphicData>
+            </a:graphic>
+          </wp:inline>
+        </w:drawing>
+      </w:r>
+    </w:p>
+    <w:p>
+      <w:pPr>
+        <w:rPr>
+          <w:sz w:val="28"/>
+          <w:szCs w:val="28"/>
+        </w:rPr>
+      </w:pPr>
+      <w:r>
+        <w:rPr>
+          <w:sz w:val="28"/>
+          <w:szCs w:val="28"/>
+        </w:rPr>
+        <w:t xml:space="preserve">There were many issues with this method, part of which was how inefficient the entire process was, but also that the </w:t>
+      </w:r>
+      <w:proofErr w:type="gramStart"/>
+      <w:r>
+        <w:rPr>
+          <w:sz w:val="28"/>
+          <w:szCs w:val="28"/>
+        </w:rPr>
+        <w:t>amount</w:t>
+      </w:r>
+      <w:proofErr w:type="gramEnd"/>
+      <w:r>
+        <w:rPr>
+          <w:sz w:val="28"/>
+          <w:szCs w:val="28"/>
+        </w:rPr>
+        <w:t xml:space="preserve"> of cards generated would be invariant, which was a problem for a code that was always intended to support an invariant </w:t>
+      </w:r>
+      <w:proofErr w:type="gramStart"/>
+      <w:r>
+        <w:rPr>
+          <w:sz w:val="28"/>
+          <w:szCs w:val="28"/>
+        </w:rPr>
+        <w:t>amount</w:t>
+      </w:r>
+      <w:proofErr w:type="gramEnd"/>
+      <w:r>
+        <w:rPr>
+          <w:sz w:val="28"/>
+          <w:szCs w:val="28"/>
+        </w:rPr>
+        <w:t xml:space="preserve"> of computers.</w:t>
+      </w:r>
+    </w:p>
+    <w:p>
+      <w:pPr>
+        <w:rPr>
+          <w:noProof/>
+        </w:rPr>
+      </w:pPr>
+      <w:r>
+        <w:rPr>
+          <w:sz w:val="28"/>
+          <w:szCs w:val="28"/>
+        </w:rPr>
+        <w:lastRenderedPageBreak/>
+        <w:t xml:space="preserve">The first solution to that was to create a new, equally </w:t>
+      </w:r>
+      <w:proofErr w:type="spellStart"/>
+      <w:r>
+        <w:rPr>
+          <w:sz w:val="28"/>
+          <w:szCs w:val="28"/>
+        </w:rPr>
+        <w:t>inneficient</w:t>
+      </w:r>
+      <w:proofErr w:type="spellEnd"/>
+      <w:r>
+        <w:rPr>
+          <w:sz w:val="28"/>
+          <w:szCs w:val="28"/>
+        </w:rPr>
+        <w:t xml:space="preserve"> function for just the computer cards:</w:t>
+      </w:r>
+      <w:r>
+        <w:rPr>
+          <w:noProof/>
+        </w:rPr>
+        <w:t xml:space="preserve"> </w:t>
+      </w:r>
+      <w:r>
+        <w:rPr>
+          <w:sz w:val="28"/>
+          <w:szCs w:val="28"/>
+        </w:rPr>
+        <w:drawing>
+          <wp:inline distT="0" distB="0" distL="0" distR="0" wp14:anchorId="67C39FDB" wp14:editId="56D87BCF">
+            <wp:extent cx="5534797" cy="7144747"/>
+            <wp:effectExtent l="0" t="0" r="8890" b="0"/>
+            <wp:docPr id="732909080" name="Picture 1"/>
+            <wp:cNvGraphicFramePr>
+              <a:graphicFrameLocks xmlns:a="http://schemas.openxmlformats.org/drawingml/2006/main" noChangeAspect="1"/>
+            </wp:cNvGraphicFramePr>
+            <a:graphic xmlns:a="http://schemas.openxmlformats.org/drawingml/2006/main">
+              <a:graphicData uri="http://schemas.openxmlformats.org/drawingml/2006/picture">
+                <pic:pic xmlns:pic="http://schemas.openxmlformats.org/drawingml/2006/picture">
+                  <pic:nvPicPr>
+                    <pic:cNvPr id="732909080" name=""/>
+                    <pic:cNvPicPr/>
+                  </pic:nvPicPr>
+                  <pic:blipFill>
+                    <a:blip r:embed="rId17"/>
+                    <a:stretch>
+                      <a:fillRect/>
+                    </a:stretch>
+                  </pic:blipFill>
+                  <pic:spPr>
+                    <a:xfrm>
+                      <a:off x="0" y="0"/>
+                      <a:ext cx="5534797" cy="7144747"/>
+                    </a:xfrm>
+                    <a:prstGeom prst="rect">
+                      <a:avLst/>
+                    </a:prstGeom>
+                  </pic:spPr>
+                </pic:pic>
+              </a:graphicData>
+            </a:graphic>
+          </wp:inline>
+        </w:drawing>
+      </w:r>
+    </w:p>
+    <w:p>
+      <w:pPr>
+        <w:rPr>
+          <w:noProof/>
+        </w:rPr>
+      </w:pPr>
+      <w:r>
+        <w:rPr>
+          <w:noProof/>
+        </w:rPr>
+        <w:t>While this fixed the recursion issue, it was still dreadfully inneficient</w:t>
+      </w:r>
+      <w:r>
+        <w:rPr>
+          <w:noProof/>
+        </w:rPr>
+        <w:t>, as well as that there is simply no need to separate the computers cards with the players, and that long term it would have been impossible to display which cards had won, as Num1 and Num2 were being overwritten</w:t>
       </w:r>
     </w:p>
     <w:p>
@@ -8186,6 +8641,7 @@
   <w:style w:type="character" w:default="1" w:styleId="DefaultParagraphFont">
     <w:name w:val="Default Paragraph Font"/>
     <w:uiPriority w:val="1"/>
+    <w:semiHidden/>
     <w:unhideWhenUsed/>
   </w:style>
   <w:style w:type="table" w:default="1" w:styleId="TableNormal">
@@ -8907,12 +9363,7 @@
 </file>
 
 <file path=customXml/item1.xml><?xml version="1.0" encoding="utf-8"?>
-<?mso-contentType ?>
-<FormTemplates xmlns="http://schemas.microsoft.com/sharepoint/v3/contenttype/forms">
-  <Display>DocumentLibraryForm</Display>
-  <Edit>DocumentLibraryForm</Edit>
-  <New>DocumentLibraryForm</New>
-</FormTemplates>
+<b:Sources xmlns:b="http://schemas.openxmlformats.org/officeDocument/2006/bibliography" xmlns="http://schemas.openxmlformats.org/officeDocument/2006/bibliography" SelectedStyle="\APASixthEditionOfficeOnline.xsl" StyleName="APA" Version="6"/>
 </file>
 
 <file path=customXml/item2.xml><?xml version="1.0" encoding="utf-8"?>
@@ -8924,7 +9375,12 @@
 </file>
 
 <file path=customXml/item3.xml><?xml version="1.0" encoding="utf-8"?>
-<b:Sources xmlns:b="http://schemas.openxmlformats.org/officeDocument/2006/bibliography" xmlns="http://schemas.openxmlformats.org/officeDocument/2006/bibliography" SelectedStyle="\APASixthEditionOfficeOnline.xsl" StyleName="APA" Version="6"/>
+<?mso-contentType ?>
+<FormTemplates xmlns="http://schemas.microsoft.com/sharepoint/v3/contenttype/forms">
+  <Display>DocumentLibraryForm</Display>
+  <Edit>DocumentLibraryForm</Edit>
+  <New>DocumentLibraryForm</New>
+</FormTemplates>
 </file>
 
 <file path=customXml/item4.xml><?xml version="1.0" encoding="utf-8"?>
@@ -9102,9 +9558,9 @@
 </file>
 
 <file path=customXml/itemProps1.xml><?xml version="1.0" encoding="utf-8"?>
-<ds:datastoreItem xmlns:ds="http://schemas.openxmlformats.org/officeDocument/2006/customXml" ds:itemID="{219F4A9C-977C-4C82-B298-C844A1487BFE}">
+<ds:datastoreItem xmlns:ds="http://schemas.openxmlformats.org/officeDocument/2006/customXml" ds:itemID="{8C388A3C-1ED2-411E-B903-5A446B5F0D66}">
   <ds:schemaRefs>
-    <ds:schemaRef ds:uri="http://schemas.microsoft.com/sharepoint/v3/contenttype/forms"/>
+    <ds:schemaRef ds:uri="http://schemas.openxmlformats.org/officeDocument/2006/bibliography"/>
   </ds:schemaRefs>
 </ds:datastoreItem>
 </file>
@@ -9112,23 +9568,17 @@
 <file path=customXml/itemProps2.xml><?xml version="1.0" encoding="utf-8"?>
 <ds:datastoreItem xmlns:ds="http://schemas.openxmlformats.org/officeDocument/2006/customXml" ds:itemID="{BB022AFC-A482-4807-B700-E1698F9339EC}">
   <ds:schemaRefs>
-    <ds:schemaRef ds:uri="http://www.w3.org/XML/1998/namespace"/>
-    <ds:schemaRef ds:uri="http://schemas.microsoft.com/office/2006/documentManagement/types"/>
+    <ds:schemaRef ds:uri="http://schemas.microsoft.com/office/2006/metadata/properties"/>
+    <ds:schemaRef ds:uri="http://schemas.microsoft.com/office/infopath/2007/PartnerControls"/>
     <ds:schemaRef ds:uri="c3e0d127-d9c7-4de8-9e15-da375cdf63cd"/>
-    <ds:schemaRef ds:uri="http://schemas.microsoft.com/office/2006/metadata/properties"/>
-    <ds:schemaRef ds:uri="http://purl.org/dc/terms/"/>
-    <ds:schemaRef ds:uri="http://purl.org/dc/elements/1.1/"/>
-    <ds:schemaRef ds:uri="http://schemas.microsoft.com/office/infopath/2007/PartnerControls"/>
-    <ds:schemaRef ds:uri="http://schemas.openxmlformats.org/package/2006/metadata/core-properties"/>
-    <ds:schemaRef ds:uri="http://purl.org/dc/dcmitype/"/>
   </ds:schemaRefs>
 </ds:datastoreItem>
 </file>
 
 <file path=customXml/itemProps3.xml><?xml version="1.0" encoding="utf-8"?>
-<ds:datastoreItem xmlns:ds="http://schemas.openxmlformats.org/officeDocument/2006/customXml" ds:itemID="{8C388A3C-1ED2-411E-B903-5A446B5F0D66}">
+<ds:datastoreItem xmlns:ds="http://schemas.openxmlformats.org/officeDocument/2006/customXml" ds:itemID="{219F4A9C-977C-4C82-B298-C844A1487BFE}">
   <ds:schemaRefs>
-    <ds:schemaRef ds:uri="http://schemas.openxmlformats.org/officeDocument/2006/bibliography"/>
+    <ds:schemaRef ds:uri="http://schemas.microsoft.com/sharepoint/v3/contenttype/forms"/>
   </ds:schemaRefs>
 </ds:datastoreItem>
 </file>

--- a/Coursework/Course work write up 1.docx
+++ b/Coursework/Course work write up 1.docx
@@ -2031,7 +2031,7 @@
                     <pic:cNvPicPr/>
                   </pic:nvPicPr>
                   <pic:blipFill>
-                    <a:blip r:embed="rId9"/>
+                    <a:blip r:embed="rId11"/>
                     <a:stretch>
                       <a:fillRect/>
                     </a:stretch>
@@ -2960,7 +2960,7 @@
                     <pic:cNvPicPr/>
                   </pic:nvPicPr>
                   <pic:blipFill>
-                    <a:blip r:embed="rId10"/>
+                    <a:blip r:embed="rId12"/>
                     <a:stretch>
                       <a:fillRect/>
                     </a:stretch>
@@ -3321,7 +3321,7 @@
                     </pic:cNvPicPr>
                   </pic:nvPicPr>
                   <pic:blipFill>
-                    <a:blip r:embed="rId11">
+                    <a:blip r:embed="rId13">
                       <a:extLst>
                         <a:ext uri="{28A0092B-C50C-407E-A947-70E740481C1C}">
                           <a14:useLocalDpi xmlns:a14="http://schemas.microsoft.com/office/drawing/2010/main" val="0"/>
@@ -3435,7 +3435,7 @@
                     </pic:cNvPicPr>
                   </pic:nvPicPr>
                   <pic:blipFill>
-                    <a:blip r:embed="rId12">
+                    <a:blip r:embed="rId14">
                       <a:extLst>
                         <a:ext uri="{28A0092B-C50C-407E-A947-70E740481C1C}">
                           <a14:useLocalDpi xmlns:a14="http://schemas.microsoft.com/office/drawing/2010/main" val="0"/>
@@ -4042,15 +4042,7 @@
       </w:r>
       <w:proofErr w:type="spellEnd"/>
       <w:r>
-        <w:t xml:space="preserve"> and </w:t>
-      </w:r>
-      <w:proofErr w:type="spellStart"/>
-      <w:r>
-        <w:t>Num_list</w:t>
-      </w:r>
-      <w:proofErr w:type="spellEnd"/>
-      <w:r>
-        <w:t xml:space="preserve"> to pull from. Finally, both lists are sorted alphabetically/numerically.</w:t>
+        <w:t xml:space="preserve"> and Num_list to pull from. Finally, both lists are sorted alphabetically/numerically.</w:t>
       </w:r>
     </w:p>
     <w:p>
@@ -4377,31 +4369,15 @@
     </w:p>
     <w:p>
       <w:r>
-        <w:t xml:space="preserve">If </w:t>
+        <w:t>If Num_list[</w:t>
       </w:r>
       <w:proofErr w:type="spellStart"/>
       <w:r>
-        <w:t>Num_list</w:t>
+        <w:t>i</w:t>
       </w:r>
       <w:proofErr w:type="spellEnd"/>
       <w:r>
-        <w:t>[</w:t>
-      </w:r>
-      <w:proofErr w:type="spellStart"/>
-      <w:r>
-        <w:t>i</w:t>
-      </w:r>
-      <w:proofErr w:type="spellEnd"/>
-      <w:r>
-        <w:t xml:space="preserve">] + 4 = </w:t>
-      </w:r>
-      <w:proofErr w:type="spellStart"/>
-      <w:r>
-        <w:t>Num_list</w:t>
-      </w:r>
-      <w:proofErr w:type="spellEnd"/>
-      <w:r>
-        <w:t xml:space="preserve">[i+4], then check if </w:t>
+        <w:t xml:space="preserve">] + 4 = Num_list[i+4], then check if </w:t>
       </w:r>
       <w:proofErr w:type="spellStart"/>
       <w:r>
@@ -6568,7 +6544,6 @@
                 <w:szCs w:val="28"/>
               </w:rPr>
             </w:pPr>
-            <w:proofErr w:type="spellStart"/>
             <w:r>
               <w:rPr>
                 <w:sz w:val="28"/>
@@ -6576,7 +6551,6 @@
               </w:rPr>
               <w:t>Pair_num</w:t>
             </w:r>
-            <w:proofErr w:type="spellEnd"/>
           </w:p>
         </w:tc>
         <w:tc>
@@ -6625,7 +6599,6 @@
                 <w:szCs w:val="28"/>
               </w:rPr>
             </w:pPr>
-            <w:proofErr w:type="spellStart"/>
             <w:r>
               <w:rPr>
                 <w:sz w:val="28"/>
@@ -6633,7 +6606,6 @@
               </w:rPr>
               <w:t>Second_pair</w:t>
             </w:r>
-            <w:proofErr w:type="spellEnd"/>
           </w:p>
         </w:tc>
         <w:tc>
@@ -6662,21 +6634,8 @@
           </w:tcPr>
           <w:p>
             <w:r>
-              <w:t xml:space="preserve">Checks that this value is not </w:t>
-            </w:r>
-            <w:proofErr w:type="spellStart"/>
-            <w:r>
-              <w:t>Pair_num</w:t>
-            </w:r>
-            <w:proofErr w:type="spellEnd"/>
-            <w:r>
-              <w:t xml:space="preserve">, and is lower than </w:t>
-            </w:r>
-            <w:proofErr w:type="spellStart"/>
-            <w:r>
-              <w:t>Pair_num</w:t>
-            </w:r>
-            <w:proofErr w:type="spellEnd"/>
+              <w:t>Checks that this value is not Pair_num, and is lower than Pair_num</w:t>
+            </w:r>
             <w:r>
               <w:t>.</w:t>
             </w:r>
@@ -6736,15 +6695,7 @@
           </w:tcPr>
           <w:p>
             <w:r>
-              <w:t xml:space="preserve">Same as </w:t>
-            </w:r>
-            <w:proofErr w:type="spellStart"/>
-            <w:r>
-              <w:t>Pair_num</w:t>
-            </w:r>
-            <w:proofErr w:type="spellEnd"/>
-            <w:r>
-              <w:t xml:space="preserve"> but with Triples. Having the rank as a variable helps with displaying info to the players</w:t>
+              <w:t>Same as Pair_num but with Triples. Having the rank as a variable helps with displaying info to the players</w:t>
             </w:r>
             <w:r>
               <w:t>.</w:t>
@@ -6903,7 +6854,6 @@
                 <w:szCs w:val="28"/>
               </w:rPr>
             </w:pPr>
-            <w:proofErr w:type="spellStart"/>
             <w:r>
               <w:rPr>
                 <w:sz w:val="28"/>
@@ -6911,7 +6861,6 @@
               </w:rPr>
               <w:t>Num_list</w:t>
             </w:r>
-            <w:proofErr w:type="spellEnd"/>
           </w:p>
         </w:tc>
         <w:tc>
@@ -7137,7 +7086,6 @@
                 <w:szCs w:val="28"/>
               </w:rPr>
             </w:pPr>
-            <w:proofErr w:type="spellStart"/>
             <w:r>
               <w:rPr>
                 <w:sz w:val="28"/>
@@ -7146,7 +7094,6 @@
               <w:lastRenderedPageBreak/>
               <w:t>Temp_list</w:t>
             </w:r>
-            <w:proofErr w:type="spellEnd"/>
           </w:p>
         </w:tc>
         <w:tc>
@@ -7175,21 +7122,11 @@
           </w:tcPr>
           <w:p>
             <w:r>
-              <w:t xml:space="preserve">An edited version of </w:t>
-            </w:r>
-            <w:proofErr w:type="spellStart"/>
-            <w:r>
-              <w:t>Num_list</w:t>
-            </w:r>
-            <w:proofErr w:type="spellEnd"/>
-            <w:r>
-              <w:t xml:space="preserve">, used for deleting duplicates while not affecting </w:t>
-            </w:r>
-            <w:proofErr w:type="spellStart"/>
-            <w:r>
-              <w:t>Num_list</w:t>
-            </w:r>
-            <w:proofErr w:type="spellEnd"/>
+              <w:t>An edited version of Num_list</w:t>
+            </w:r>
+            <w:r>
+              <w:t>, used for deleting duplicates while not affecting Num_list</w:t>
+            </w:r>
             <w:r>
               <w:t>.</w:t>
             </w:r>
@@ -7416,7 +7353,7 @@
                     </pic:cNvPicPr>
                   </pic:nvPicPr>
                   <pic:blipFill>
-                    <a:blip r:embed="rId13" cstate="print">
+                    <a:blip r:embed="rId15" cstate="print">
                       <a:extLst>
                         <a:ext uri="{28A0092B-C50C-407E-A947-70E740481C1C}">
                           <a14:useLocalDpi xmlns:a14="http://schemas.microsoft.com/office/drawing/2010/main" val="0"/>
@@ -7619,6 +7556,7 @@
       </w:pPr>
       <w:r>
         <w:rPr>
+          <w:noProof/>
           <w:sz w:val="28"/>
           <w:szCs w:val="28"/>
         </w:rPr>
@@ -7638,7 +7576,7 @@
                     <pic:cNvPicPr/>
                   </pic:nvPicPr>
                   <pic:blipFill>
-                    <a:blip r:embed="rId14"/>
+                    <a:blip r:embed="rId16"/>
                     <a:stretch>
                       <a:fillRect/>
                     </a:stretch>
@@ -7668,6 +7606,7 @@
       </w:pPr>
       <w:r>
         <w:rPr>
+          <w:noProof/>
           <w:sz w:val="28"/>
           <w:szCs w:val="28"/>
         </w:rPr>
@@ -7687,7 +7626,7 @@
                     <pic:cNvPicPr/>
                   </pic:nvPicPr>
                   <pic:blipFill>
-                    <a:blip r:embed="rId15"/>
+                    <a:blip r:embed="rId17"/>
                     <a:stretch>
                       <a:fillRect/>
                     </a:stretch>
@@ -7717,6 +7656,7 @@
       </w:pPr>
       <w:r>
         <w:rPr>
+          <w:noProof/>
           <w:sz w:val="32"/>
           <w:szCs w:val="32"/>
         </w:rPr>
@@ -7737,7 +7677,7 @@
                     <pic:cNvPicPr/>
                   </pic:nvPicPr>
                   <pic:blipFill>
-                    <a:blip r:embed="rId16"/>
+                    <a:blip r:embed="rId18"/>
                     <a:stretch>
                       <a:fillRect/>
                     </a:stretch>
@@ -7843,6 +7783,7 @@
       </w:r>
       <w:r>
         <w:rPr>
+          <w:noProof/>
           <w:sz w:val="28"/>
           <w:szCs w:val="28"/>
         </w:rPr>
@@ -7862,7 +7803,7 @@
                     <pic:cNvPicPr/>
                   </pic:nvPicPr>
                   <pic:blipFill>
-                    <a:blip r:embed="rId17"/>
+                    <a:blip r:embed="rId19"/>
                     <a:stretch>
                       <a:fillRect/>
                     </a:stretch>
@@ -7904,6 +7845,2464 @@
     </w:p>
     <w:p>
       <w:pPr>
+        <w:ind w:left="720" w:hanging="720"/>
+        <w:rPr>
+          <w:sz w:val="28"/>
+          <w:szCs w:val="28"/>
+        </w:rPr>
+      </w:pPr>
+      <w:r>
+        <w:rPr>
+          <w:sz w:val="28"/>
+          <w:szCs w:val="28"/>
+        </w:rPr>
+        <w:lastRenderedPageBreak/>
+        <w:t>The first stage of simplification came with the function King_Maker.</w:t>
+      </w:r>
+    </w:p>
+    <w:p>
+      <w:pPr>
+        <w:ind w:left="720" w:hanging="720"/>
+        <w:rPr>
+          <w:sz w:val="28"/>
+          <w:szCs w:val="28"/>
+        </w:rPr>
+      </w:pPr>
+      <w:r>
+        <w:rPr>
+          <w:sz w:val="28"/>
+          <w:szCs w:val="28"/>
+        </w:rPr>
+        <w:t xml:space="preserve">This function takes the value of placeholder and changes it`s value if it is </w:t>
+      </w:r>
+    </w:p>
+    <w:p>
+      <w:pPr>
+        <w:ind w:left="720" w:hanging="720"/>
+        <w:rPr>
+          <w:sz w:val="28"/>
+          <w:szCs w:val="28"/>
+        </w:rPr>
+      </w:pPr>
+      <w:r>
+        <w:rPr>
+          <w:sz w:val="28"/>
+          <w:szCs w:val="28"/>
+        </w:rPr>
+        <w:t>one of the alternate names I.E. king is 13 and Jack is 11.</w:t>
+      </w:r>
+    </w:p>
+    <w:p>
+      <w:pPr>
+        <w:ind w:left="720" w:hanging="720"/>
+        <w:rPr>
+          <w:sz w:val="28"/>
+          <w:szCs w:val="28"/>
+        </w:rPr>
+      </w:pPr>
+      <w:r>
+        <w:rPr>
+          <w:sz w:val="28"/>
+          <w:szCs w:val="28"/>
+        </w:rPr>
+        <w:t xml:space="preserve">Having this as </w:t>
+      </w:r>
+      <w:r>
+        <w:rPr>
+          <w:sz w:val="28"/>
+          <w:szCs w:val="28"/>
+        </w:rPr>
+        <w:t>its</w:t>
+      </w:r>
+      <w:r>
+        <w:rPr>
+          <w:sz w:val="28"/>
+          <w:szCs w:val="28"/>
+        </w:rPr>
+        <w:t xml:space="preserve"> own function reduces redundancy and makes i</w:t>
+      </w:r>
+      <w:r>
+        <w:rPr>
+          <w:sz w:val="28"/>
+          <w:szCs w:val="28"/>
+        </w:rPr>
+        <w:t>t</w:t>
+      </w:r>
+    </w:p>
+    <w:p>
+      <w:pPr>
+        <w:ind w:left="720" w:hanging="720"/>
+        <w:rPr>
+          <w:sz w:val="28"/>
+          <w:szCs w:val="28"/>
+        </w:rPr>
+      </w:pPr>
+      <w:r>
+        <w:rPr>
+          <w:sz w:val="28"/>
+          <w:szCs w:val="28"/>
+        </w:rPr>
+        <w:t>M</w:t>
+      </w:r>
+      <w:r>
+        <w:rPr>
+          <w:sz w:val="28"/>
+          <w:szCs w:val="28"/>
+        </w:rPr>
+        <w:t>or</w:t>
+      </w:r>
+      <w:r>
+        <w:rPr>
+          <w:sz w:val="28"/>
+          <w:szCs w:val="28"/>
+        </w:rPr>
+        <w:t xml:space="preserve">e re-usable for later in the program, hence why placeholder is used and </w:t>
+      </w:r>
+    </w:p>
+    <w:p>
+      <w:pPr>
+        <w:ind w:left="720" w:hanging="720"/>
+        <w:rPr>
+          <w:sz w:val="28"/>
+          <w:szCs w:val="28"/>
+        </w:rPr>
+      </w:pPr>
+      <w:r>
+        <w:rPr>
+          <w:sz w:val="28"/>
+          <w:szCs w:val="28"/>
+        </w:rPr>
+        <w:t xml:space="preserve">not for example </w:t>
+      </w:r>
+      <w:proofErr w:type="spellStart"/>
+      <w:r>
+        <w:rPr>
+          <w:sz w:val="28"/>
+          <w:szCs w:val="28"/>
+        </w:rPr>
+        <w:t>Number_option</w:t>
+      </w:r>
+      <w:proofErr w:type="spellEnd"/>
+      <w:r>
+        <w:rPr>
+          <w:sz w:val="28"/>
+          <w:szCs w:val="28"/>
+        </w:rPr>
+        <w:t>.</w:t>
+      </w:r>
+    </w:p>
+    <w:p>
+      <w:pPr>
+        <w:ind w:left="720" w:hanging="720"/>
+        <w:rPr>
+          <w:sz w:val="28"/>
+          <w:szCs w:val="28"/>
+        </w:rPr>
+      </w:pPr>
+      <w:r>
+        <w:rPr>
+          <w:sz w:val="28"/>
+          <w:szCs w:val="28"/>
+        </w:rPr>
+        <w:drawing>
+          <wp:inline distT="0" distB="0" distL="0" distR="0" wp14:anchorId="718988B5" wp14:editId="15363529">
+            <wp:extent cx="5731510" cy="1518920"/>
+            <wp:effectExtent l="0" t="0" r="2540" b="5080"/>
+            <wp:docPr id="1757196859" name="Picture 1"/>
+            <wp:cNvGraphicFramePr>
+              <a:graphicFrameLocks xmlns:a="http://schemas.openxmlformats.org/drawingml/2006/main" noChangeAspect="1"/>
+            </wp:cNvGraphicFramePr>
+            <a:graphic xmlns:a="http://schemas.openxmlformats.org/drawingml/2006/main">
+              <a:graphicData uri="http://schemas.openxmlformats.org/drawingml/2006/picture">
+                <pic:pic xmlns:pic="http://schemas.openxmlformats.org/drawingml/2006/picture">
+                  <pic:nvPicPr>
+                    <pic:cNvPr id="1757196859" name=""/>
+                    <pic:cNvPicPr/>
+                  </pic:nvPicPr>
+                  <pic:blipFill>
+                    <a:blip r:embed="rId20"/>
+                    <a:stretch>
+                      <a:fillRect/>
+                    </a:stretch>
+                  </pic:blipFill>
+                  <pic:spPr>
+                    <a:xfrm>
+                      <a:off x="0" y="0"/>
+                      <a:ext cx="5731510" cy="1518920"/>
+                    </a:xfrm>
+                    <a:prstGeom prst="rect">
+                      <a:avLst/>
+                    </a:prstGeom>
+                  </pic:spPr>
+                </pic:pic>
+              </a:graphicData>
+            </a:graphic>
+          </wp:inline>
+        </w:drawing>
+      </w:r>
+    </w:p>
+    <w:p>
+      <w:pPr>
+        <w:rPr>
+          <w:sz w:val="28"/>
+          <w:szCs w:val="28"/>
+        </w:rPr>
+      </w:pPr>
+      <w:r>
+        <w:rPr>
+          <w:sz w:val="28"/>
+          <w:szCs w:val="28"/>
+        </w:rPr>
+        <w:t xml:space="preserve">Afterwards, the next step was choosing to generate all the necessary cards at the start of the program and storing them in a list, rather than having 7 variables and overwriting them. The first stage of that was getting the </w:t>
+      </w:r>
+      <w:r>
+        <w:rPr>
+          <w:sz w:val="28"/>
+          <w:szCs w:val="28"/>
+        </w:rPr>
+        <w:t>number</w:t>
+      </w:r>
+      <w:r>
+        <w:rPr>
+          <w:sz w:val="28"/>
+          <w:szCs w:val="28"/>
+        </w:rPr>
+        <w:t xml:space="preserve"> of computers immediately.</w:t>
+      </w:r>
+    </w:p>
+    <w:p>
+      <w:pPr>
+        <w:rPr>
+          <w:sz w:val="28"/>
+          <w:szCs w:val="28"/>
+        </w:rPr>
+      </w:pPr>
+      <w:r>
+        <w:rPr>
+          <w:sz w:val="28"/>
+          <w:szCs w:val="28"/>
+        </w:rPr>
+        <w:drawing>
+          <wp:inline distT="0" distB="0" distL="0" distR="0" wp14:anchorId="375E337B" wp14:editId="33E9B440">
+            <wp:extent cx="5105842" cy="723963"/>
+            <wp:effectExtent l="0" t="0" r="0" b="0"/>
+            <wp:docPr id="585282676" name="Picture 1"/>
+            <wp:cNvGraphicFramePr>
+              <a:graphicFrameLocks xmlns:a="http://schemas.openxmlformats.org/drawingml/2006/main" noChangeAspect="1"/>
+            </wp:cNvGraphicFramePr>
+            <a:graphic xmlns:a="http://schemas.openxmlformats.org/drawingml/2006/main">
+              <a:graphicData uri="http://schemas.openxmlformats.org/drawingml/2006/picture">
+                <pic:pic xmlns:pic="http://schemas.openxmlformats.org/drawingml/2006/picture">
+                  <pic:nvPicPr>
+                    <pic:cNvPr id="585282676" name=""/>
+                    <pic:cNvPicPr/>
+                  </pic:nvPicPr>
+                  <pic:blipFill>
+                    <a:blip r:embed="rId21"/>
+                    <a:stretch>
+                      <a:fillRect/>
+                    </a:stretch>
+                  </pic:blipFill>
+                  <pic:spPr>
+                    <a:xfrm>
+                      <a:off x="0" y="0"/>
+                      <a:ext cx="5105842" cy="723963"/>
+                    </a:xfrm>
+                    <a:prstGeom prst="rect">
+                      <a:avLst/>
+                    </a:prstGeom>
+                  </pic:spPr>
+                </pic:pic>
+              </a:graphicData>
+            </a:graphic>
+          </wp:inline>
+        </w:drawing>
+      </w:r>
+    </w:p>
+    <w:p>
+      <w:pPr>
+        <w:rPr>
+          <w:sz w:val="28"/>
+          <w:szCs w:val="28"/>
+        </w:rPr>
+      </w:pPr>
+      <w:r>
+        <w:rPr>
+          <w:sz w:val="28"/>
+          <w:szCs w:val="28"/>
+        </w:rPr>
+        <w:t xml:space="preserve">Then, the function </w:t>
+      </w:r>
+      <w:proofErr w:type="spellStart"/>
+      <w:r>
+        <w:rPr>
+          <w:sz w:val="28"/>
+          <w:szCs w:val="28"/>
+        </w:rPr>
+        <w:t>Cards_Test</w:t>
+      </w:r>
+      <w:proofErr w:type="spellEnd"/>
+      <w:r>
+        <w:rPr>
+          <w:sz w:val="28"/>
+          <w:szCs w:val="28"/>
+        </w:rPr>
+        <w:t xml:space="preserve"> runs recursively, generating 2 * the </w:t>
+      </w:r>
+      <w:proofErr w:type="gramStart"/>
+      <w:r>
+        <w:rPr>
+          <w:sz w:val="28"/>
+          <w:szCs w:val="28"/>
+        </w:rPr>
+        <w:t>amount</w:t>
+      </w:r>
+      <w:proofErr w:type="gramEnd"/>
+      <w:r>
+        <w:rPr>
+          <w:sz w:val="28"/>
+          <w:szCs w:val="28"/>
+        </w:rPr>
+        <w:t xml:space="preserve"> of computers, an extra 2 for the players and 5 for the universal cards</w:t>
+      </w:r>
+    </w:p>
+    <w:p>
+      <w:pPr>
+        <w:rPr>
+          <w:sz w:val="28"/>
+          <w:szCs w:val="28"/>
+        </w:rPr>
+      </w:pPr>
+      <w:r>
+        <w:rPr>
+          <w:sz w:val="28"/>
+          <w:szCs w:val="28"/>
+        </w:rPr>
+        <w:drawing>
+          <wp:inline distT="0" distB="0" distL="0" distR="0" wp14:anchorId="09E4AA4C" wp14:editId="2465EED1">
+            <wp:extent cx="3375953" cy="434378"/>
+            <wp:effectExtent l="0" t="0" r="0" b="3810"/>
+            <wp:docPr id="44335239" name="Picture 1"/>
+            <wp:cNvGraphicFramePr>
+              <a:graphicFrameLocks xmlns:a="http://schemas.openxmlformats.org/drawingml/2006/main" noChangeAspect="1"/>
+            </wp:cNvGraphicFramePr>
+            <a:graphic xmlns:a="http://schemas.openxmlformats.org/drawingml/2006/main">
+              <a:graphicData uri="http://schemas.openxmlformats.org/drawingml/2006/picture">
+                <pic:pic xmlns:pic="http://schemas.openxmlformats.org/drawingml/2006/picture">
+                  <pic:nvPicPr>
+                    <pic:cNvPr id="44335239" name=""/>
+                    <pic:cNvPicPr/>
+                  </pic:nvPicPr>
+                  <pic:blipFill>
+                    <a:blip r:embed="rId22"/>
+                    <a:stretch>
+                      <a:fillRect/>
+                    </a:stretch>
+                  </pic:blipFill>
+                  <pic:spPr>
+                    <a:xfrm>
+                      <a:off x="0" y="0"/>
+                      <a:ext cx="3375953" cy="434378"/>
+                    </a:xfrm>
+                    <a:prstGeom prst="rect">
+                      <a:avLst/>
+                    </a:prstGeom>
+                  </pic:spPr>
+                </pic:pic>
+              </a:graphicData>
+            </a:graphic>
+          </wp:inline>
+        </w:drawing>
+      </w:r>
+    </w:p>
+    <w:p>
+      <w:pPr>
+        <w:rPr>
+          <w:sz w:val="28"/>
+          <w:szCs w:val="28"/>
+        </w:rPr>
+      </w:pPr>
+      <w:proofErr w:type="spellStart"/>
+      <w:r>
+        <w:rPr>
+          <w:sz w:val="28"/>
+          <w:szCs w:val="28"/>
+        </w:rPr>
+        <w:t>Cards_Test</w:t>
+      </w:r>
+      <w:proofErr w:type="spellEnd"/>
+      <w:r>
+        <w:rPr>
+          <w:sz w:val="28"/>
+          <w:szCs w:val="28"/>
+        </w:rPr>
+        <w:t xml:space="preserve"> then runs the same process as the </w:t>
+      </w:r>
+      <w:proofErr w:type="spellStart"/>
+      <w:r>
+        <w:rPr>
+          <w:sz w:val="28"/>
+          <w:szCs w:val="28"/>
+        </w:rPr>
+        <w:t>inneficient</w:t>
+      </w:r>
+      <w:proofErr w:type="spellEnd"/>
+      <w:r>
+        <w:rPr>
+          <w:sz w:val="28"/>
+          <w:szCs w:val="28"/>
+        </w:rPr>
+        <w:t xml:space="preserve"> method, except now appending it`s values to lists instead of unique variables, making it much more </w:t>
+      </w:r>
+      <w:r>
+        <w:rPr>
+          <w:sz w:val="28"/>
+          <w:szCs w:val="28"/>
+        </w:rPr>
+        <w:t>efficient with recursion, and</w:t>
+      </w:r>
+      <w:r>
+        <w:rPr>
+          <w:sz w:val="28"/>
+          <w:szCs w:val="28"/>
+        </w:rPr>
+        <w:t xml:space="preserve"> easier to find values by indexing the list.</w:t>
+      </w:r>
+    </w:p>
+    <w:p>
+      <w:pPr>
+        <w:rPr>
+          <w:sz w:val="28"/>
+          <w:szCs w:val="28"/>
+        </w:rPr>
+      </w:pPr>
+      <w:r>
+        <w:rPr>
+          <w:sz w:val="28"/>
+          <w:szCs w:val="28"/>
+        </w:rPr>
+        <w:t xml:space="preserve">(The function is called </w:t>
+      </w:r>
+      <w:proofErr w:type="spellStart"/>
+      <w:r>
+        <w:rPr>
+          <w:sz w:val="28"/>
+          <w:szCs w:val="28"/>
+        </w:rPr>
+        <w:t>Cards_Test</w:t>
+      </w:r>
+      <w:proofErr w:type="spellEnd"/>
+      <w:r>
+        <w:rPr>
+          <w:sz w:val="28"/>
+          <w:szCs w:val="28"/>
+        </w:rPr>
+        <w:t xml:space="preserve"> as it was initially a function ran each time a card was made, to verify the card is unique. This </w:t>
+      </w:r>
+      <w:proofErr w:type="gramStart"/>
+      <w:r>
+        <w:rPr>
+          <w:sz w:val="28"/>
+          <w:szCs w:val="28"/>
+        </w:rPr>
+        <w:t>pretty quickly</w:t>
+      </w:r>
+      <w:proofErr w:type="gramEnd"/>
+      <w:r>
+        <w:rPr>
+          <w:sz w:val="28"/>
+          <w:szCs w:val="28"/>
+        </w:rPr>
+        <w:t xml:space="preserve"> came where the cards were generated)</w:t>
+      </w:r>
+    </w:p>
+    <w:p>
+      <w:pPr>
+        <w:rPr>
+          <w:sz w:val="28"/>
+          <w:szCs w:val="28"/>
+        </w:rPr>
+      </w:pPr>
+      <w:r>
+        <w:rPr>
+          <w:sz w:val="28"/>
+          <w:szCs w:val="28"/>
+        </w:rPr>
+        <w:lastRenderedPageBreak/>
+        <w:drawing>
+          <wp:inline distT="0" distB="0" distL="0" distR="0" wp14:anchorId="330A2D63" wp14:editId="21D6C995">
+            <wp:extent cx="5731510" cy="2163445"/>
+            <wp:effectExtent l="0" t="0" r="2540" b="8255"/>
+            <wp:docPr id="1182184793" name="Picture 1"/>
+            <wp:cNvGraphicFramePr>
+              <a:graphicFrameLocks xmlns:a="http://schemas.openxmlformats.org/drawingml/2006/main" noChangeAspect="1"/>
+            </wp:cNvGraphicFramePr>
+            <a:graphic xmlns:a="http://schemas.openxmlformats.org/drawingml/2006/main">
+              <a:graphicData uri="http://schemas.openxmlformats.org/drawingml/2006/picture">
+                <pic:pic xmlns:pic="http://schemas.openxmlformats.org/drawingml/2006/picture">
+                  <pic:nvPicPr>
+                    <pic:cNvPr id="1182184793" name=""/>
+                    <pic:cNvPicPr/>
+                  </pic:nvPicPr>
+                  <pic:blipFill>
+                    <a:blip r:embed="rId23"/>
+                    <a:stretch>
+                      <a:fillRect/>
+                    </a:stretch>
+                  </pic:blipFill>
+                  <pic:spPr>
+                    <a:xfrm>
+                      <a:off x="0" y="0"/>
+                      <a:ext cx="5731510" cy="2163445"/>
+                    </a:xfrm>
+                    <a:prstGeom prst="rect">
+                      <a:avLst/>
+                    </a:prstGeom>
+                  </pic:spPr>
+                </pic:pic>
+              </a:graphicData>
+            </a:graphic>
+          </wp:inline>
+        </w:drawing>
+      </w:r>
+    </w:p>
+    <w:p>
+      <w:pPr>
+        <w:rPr>
+          <w:sz w:val="28"/>
+          <w:szCs w:val="28"/>
+        </w:rPr>
+      </w:pPr>
+    </w:p>
+    <w:p>
+      <w:pPr>
+        <w:rPr>
+          <w:sz w:val="28"/>
+          <w:szCs w:val="28"/>
+        </w:rPr>
+      </w:pPr>
+      <w:r>
+        <w:rPr>
+          <w:sz w:val="28"/>
+          <w:szCs w:val="28"/>
+        </w:rPr>
+        <w:t xml:space="preserve">After Card generation, the next objective was to take the 7 cards each player would have access to at the end and give them a score if they were a hand in poker, following the same system as how poker hands are normally evaluated. This is easily the biggest function in the program as each hand type must be written, as well as the computer side of things that integrated itself into the function, and the higher complexity requiring more notes inside this function. Even at the end when the displayment was moved to </w:t>
+      </w:r>
+      <w:r>
+        <w:rPr>
+          <w:sz w:val="28"/>
+          <w:szCs w:val="28"/>
+        </w:rPr>
+        <w:t>another function, it is still well over 100 lines longer than the next biggest function.</w:t>
+      </w:r>
+    </w:p>
+    <w:p>
+      <w:pPr>
+        <w:rPr>
+          <w:sz w:val="28"/>
+          <w:szCs w:val="28"/>
+        </w:rPr>
+      </w:pPr>
+    </w:p>
+    <w:p>
+      <w:pPr>
+        <w:rPr>
+          <w:sz w:val="28"/>
+          <w:szCs w:val="28"/>
+        </w:rPr>
+      </w:pPr>
+      <w:r>
+        <w:rPr>
+          <w:sz w:val="28"/>
+          <w:szCs w:val="28"/>
+        </w:rPr>
+        <w:t>I first began by going hand by hand, assuming the player`s cards were the only group of cards that mattered. I made a list of all numbers and suits separately, as well as unsorted versions which was necessary for straight flushes.</w:t>
+      </w:r>
+    </w:p>
+    <w:p>
+      <w:pPr>
+        <w:rPr>
+          <w:sz w:val="28"/>
+          <w:szCs w:val="28"/>
+        </w:rPr>
+      </w:pPr>
+      <w:r>
+        <w:rPr>
+          <w:sz w:val="28"/>
+          <w:szCs w:val="28"/>
+        </w:rPr>
+        <w:drawing>
+          <wp:inline distT="0" distB="0" distL="0" distR="0" wp14:anchorId="21488067" wp14:editId="7613F71A">
+            <wp:extent cx="5731510" cy="880110"/>
+            <wp:effectExtent l="0" t="0" r="2540" b="0"/>
+            <wp:docPr id="66226200" name="Picture 1"/>
+            <wp:cNvGraphicFramePr>
+              <a:graphicFrameLocks xmlns:a="http://schemas.openxmlformats.org/drawingml/2006/main" noChangeAspect="1"/>
+            </wp:cNvGraphicFramePr>
+            <a:graphic xmlns:a="http://schemas.openxmlformats.org/drawingml/2006/main">
+              <a:graphicData uri="http://schemas.openxmlformats.org/drawingml/2006/picture">
+                <pic:pic xmlns:pic="http://schemas.openxmlformats.org/drawingml/2006/picture">
+                  <pic:nvPicPr>
+                    <pic:cNvPr id="66226200" name=""/>
+                    <pic:cNvPicPr/>
+                  </pic:nvPicPr>
+                  <pic:blipFill>
+                    <a:blip r:embed="rId24"/>
+                    <a:stretch>
+                      <a:fillRect/>
+                    </a:stretch>
+                  </pic:blipFill>
+                  <pic:spPr>
+                    <a:xfrm>
+                      <a:off x="0" y="0"/>
+                      <a:ext cx="5731510" cy="880110"/>
+                    </a:xfrm>
+                    <a:prstGeom prst="rect">
+                      <a:avLst/>
+                    </a:prstGeom>
+                  </pic:spPr>
+                </pic:pic>
+              </a:graphicData>
+            </a:graphic>
+          </wp:inline>
+        </w:drawing>
+      </w:r>
+    </w:p>
+    <w:p>
+      <w:pPr>
+        <w:rPr>
+          <w:sz w:val="28"/>
+          <w:szCs w:val="28"/>
+        </w:rPr>
+      </w:pPr>
+      <w:r>
+        <w:rPr>
+          <w:sz w:val="28"/>
+          <w:szCs w:val="28"/>
+        </w:rPr>
+        <w:t xml:space="preserve">The code would run each transaction every </w:t>
+      </w:r>
+      <w:proofErr w:type="gramStart"/>
+      <w:r>
+        <w:rPr>
+          <w:sz w:val="28"/>
+          <w:szCs w:val="28"/>
+        </w:rPr>
+        <w:t>loop, and</w:t>
+      </w:r>
+      <w:proofErr w:type="gramEnd"/>
+      <w:r>
+        <w:rPr>
+          <w:sz w:val="28"/>
+          <w:szCs w:val="28"/>
+        </w:rPr>
+        <w:t xml:space="preserve"> would update the score with a higher value if the condition was met, so if a player had both a pair and a 4 of kind, I could guarantee only the highest hand would be considered their hand.</w:t>
+      </w:r>
+    </w:p>
+    <w:p>
+      <w:pPr>
+        <w:rPr>
+          <w:sz w:val="28"/>
+          <w:szCs w:val="28"/>
+        </w:rPr>
+      </w:pPr>
+      <w:r>
+        <w:rPr>
+          <w:sz w:val="28"/>
+          <w:szCs w:val="28"/>
+        </w:rPr>
+        <w:t>The scores read as followed:</w:t>
+      </w:r>
+    </w:p>
+    <w:p>
+      <w:pPr>
+        <w:rPr>
+          <w:sz w:val="28"/>
+          <w:szCs w:val="28"/>
+        </w:rPr>
+      </w:pPr>
+      <w:r>
+        <w:rPr>
+          <w:sz w:val="28"/>
+          <w:szCs w:val="28"/>
+        </w:rPr>
+        <w:lastRenderedPageBreak/>
+        <w:t>High card - 0</w:t>
+      </w:r>
+    </w:p>
+    <w:p>
+      <w:pPr>
+        <w:rPr>
+          <w:sz w:val="28"/>
+          <w:szCs w:val="28"/>
+        </w:rPr>
+      </w:pPr>
+      <w:r>
+        <w:rPr>
+          <w:sz w:val="28"/>
+          <w:szCs w:val="28"/>
+        </w:rPr>
+        <w:t xml:space="preserve">Pair – 2 </w:t>
+      </w:r>
+    </w:p>
+    <w:p>
+      <w:pPr>
+        <w:rPr>
+          <w:sz w:val="28"/>
+          <w:szCs w:val="28"/>
+        </w:rPr>
+      </w:pPr>
+      <w:r>
+        <w:rPr>
+          <w:sz w:val="28"/>
+          <w:szCs w:val="28"/>
+        </w:rPr>
+        <w:t>Two pair – 3</w:t>
+      </w:r>
+    </w:p>
+    <w:p>
+      <w:pPr>
+        <w:rPr>
+          <w:sz w:val="28"/>
+          <w:szCs w:val="28"/>
+        </w:rPr>
+      </w:pPr>
+      <w:r>
+        <w:rPr>
+          <w:sz w:val="28"/>
+          <w:szCs w:val="28"/>
+        </w:rPr>
+        <w:t>Three of a kind – 4</w:t>
+      </w:r>
+    </w:p>
+    <w:p>
+      <w:pPr>
+        <w:rPr>
+          <w:sz w:val="28"/>
+          <w:szCs w:val="28"/>
+        </w:rPr>
+      </w:pPr>
+      <w:r>
+        <w:rPr>
+          <w:sz w:val="28"/>
+          <w:szCs w:val="28"/>
+        </w:rPr>
+        <w:t>Straight – 5</w:t>
+      </w:r>
+    </w:p>
+    <w:p>
+      <w:pPr>
+        <w:rPr>
+          <w:sz w:val="28"/>
+          <w:szCs w:val="28"/>
+        </w:rPr>
+      </w:pPr>
+      <w:r>
+        <w:rPr>
+          <w:sz w:val="28"/>
+          <w:szCs w:val="28"/>
+        </w:rPr>
+        <w:t>Flush – 6</w:t>
+      </w:r>
+    </w:p>
+    <w:p>
+      <w:pPr>
+        <w:rPr>
+          <w:sz w:val="28"/>
+          <w:szCs w:val="28"/>
+        </w:rPr>
+      </w:pPr>
+      <w:r>
+        <w:rPr>
+          <w:sz w:val="28"/>
+          <w:szCs w:val="28"/>
+        </w:rPr>
+        <w:t>Full house – 7</w:t>
+      </w:r>
+    </w:p>
+    <w:p>
+      <w:pPr>
+        <w:rPr>
+          <w:sz w:val="28"/>
+          <w:szCs w:val="28"/>
+        </w:rPr>
+      </w:pPr>
+      <w:r>
+        <w:rPr>
+          <w:sz w:val="28"/>
+          <w:szCs w:val="28"/>
+        </w:rPr>
+        <w:t>Four of a kind – 8</w:t>
+      </w:r>
+    </w:p>
+    <w:p>
+      <w:pPr>
+        <w:rPr>
+          <w:sz w:val="28"/>
+          <w:szCs w:val="28"/>
+        </w:rPr>
+      </w:pPr>
+      <w:r>
+        <w:rPr>
+          <w:sz w:val="28"/>
+          <w:szCs w:val="28"/>
+        </w:rPr>
+        <w:t>Straight flush – 9</w:t>
+      </w:r>
+    </w:p>
+    <w:p>
+      <w:pPr>
+        <w:rPr>
+          <w:sz w:val="28"/>
+          <w:szCs w:val="28"/>
+        </w:rPr>
+      </w:pPr>
+      <w:r>
+        <w:rPr>
+          <w:sz w:val="28"/>
+          <w:szCs w:val="28"/>
+        </w:rPr>
+        <w:t>Royal flush – 10</w:t>
+      </w:r>
+    </w:p>
+    <w:p>
+      <w:pPr>
+        <w:rPr>
+          <w:sz w:val="28"/>
+          <w:szCs w:val="28"/>
+        </w:rPr>
+      </w:pPr>
+    </w:p>
+    <w:p>
+      <w:pPr>
+        <w:rPr>
+          <w:sz w:val="28"/>
+          <w:szCs w:val="28"/>
+        </w:rPr>
+      </w:pPr>
+      <w:r>
+        <w:rPr>
+          <w:sz w:val="28"/>
+          <w:szCs w:val="28"/>
+        </w:rPr>
+        <w:t xml:space="preserve">For pairs, three of a kind and 4 of a kind, I went through the list of numbers, and check if the number ahead of them was the same. Since these numbers are ordered, if the number ahead of a number in the list was the same, </w:t>
+      </w:r>
+      <w:proofErr w:type="gramStart"/>
+      <w:r>
+        <w:rPr>
+          <w:sz w:val="28"/>
+          <w:szCs w:val="28"/>
+        </w:rPr>
+        <w:t>It</w:t>
+      </w:r>
+      <w:proofErr w:type="gramEnd"/>
+      <w:r>
+        <w:rPr>
+          <w:sz w:val="28"/>
+          <w:szCs w:val="28"/>
+        </w:rPr>
+        <w:t xml:space="preserve"> would mean there are 2 of that number in the list. This process is used for Pairs, 3OAK and 4OAK, with slightly different parameters and a different score</w:t>
+      </w:r>
+    </w:p>
+    <w:p>
+      <w:pPr>
+        <w:rPr>
+          <w:sz w:val="28"/>
+          <w:szCs w:val="28"/>
+        </w:rPr>
+      </w:pPr>
+      <w:r>
+        <w:rPr>
+          <w:sz w:val="28"/>
+          <w:szCs w:val="28"/>
+        </w:rPr>
+        <w:drawing>
+          <wp:inline distT="0" distB="0" distL="0" distR="0" wp14:anchorId="693F51EF" wp14:editId="3D3721B4">
+            <wp:extent cx="2842506" cy="571550"/>
+            <wp:effectExtent l="0" t="0" r="0" b="0"/>
+            <wp:docPr id="721448581" name="Picture 1"/>
+            <wp:cNvGraphicFramePr>
+              <a:graphicFrameLocks xmlns:a="http://schemas.openxmlformats.org/drawingml/2006/main" noChangeAspect="1"/>
+            </wp:cNvGraphicFramePr>
+            <a:graphic xmlns:a="http://schemas.openxmlformats.org/drawingml/2006/main">
+              <a:graphicData uri="http://schemas.openxmlformats.org/drawingml/2006/picture">
+                <pic:pic xmlns:pic="http://schemas.openxmlformats.org/drawingml/2006/picture">
+                  <pic:nvPicPr>
+                    <pic:cNvPr id="721448581" name=""/>
+                    <pic:cNvPicPr/>
+                  </pic:nvPicPr>
+                  <pic:blipFill>
+                    <a:blip r:embed="rId25"/>
+                    <a:stretch>
+                      <a:fillRect/>
+                    </a:stretch>
+                  </pic:blipFill>
+                  <pic:spPr>
+                    <a:xfrm>
+                      <a:off x="0" y="0"/>
+                      <a:ext cx="2842506" cy="571550"/>
+                    </a:xfrm>
+                    <a:prstGeom prst="rect">
+                      <a:avLst/>
+                    </a:prstGeom>
+                  </pic:spPr>
+                </pic:pic>
+              </a:graphicData>
+            </a:graphic>
+          </wp:inline>
+        </w:drawing>
+      </w:r>
+    </w:p>
+    <w:p>
+      <w:pPr>
+        <w:rPr>
+          <w:sz w:val="28"/>
+          <w:szCs w:val="28"/>
+        </w:rPr>
+      </w:pPr>
+      <w:r>
+        <w:rPr>
+          <w:sz w:val="28"/>
+          <w:szCs w:val="28"/>
+        </w:rPr>
+        <w:t>I then went straight to flushes, as they seemed easier to implement than two pair. For this transaction, I made a 5 long list, and checked if the start of the list was the same as the end of the list, as that would mean 5 values in a row would be the same suit, meaning there was a flush</w:t>
+      </w:r>
+    </w:p>
+    <w:p>
+      <w:pPr>
+        <w:rPr>
+          <w:sz w:val="28"/>
+          <w:szCs w:val="28"/>
+        </w:rPr>
+      </w:pPr>
+      <w:r>
+        <w:rPr>
+          <w:sz w:val="28"/>
+          <w:szCs w:val="28"/>
+        </w:rPr>
+        <w:drawing>
+          <wp:inline distT="0" distB="0" distL="0" distR="0" wp14:anchorId="53AF1933" wp14:editId="5B91F101">
+            <wp:extent cx="2346960" cy="1372750"/>
+            <wp:effectExtent l="0" t="0" r="0" b="0"/>
+            <wp:docPr id="692934695" name="Picture 1"/>
+            <wp:cNvGraphicFramePr>
+              <a:graphicFrameLocks xmlns:a="http://schemas.openxmlformats.org/drawingml/2006/main" noChangeAspect="1"/>
+            </wp:cNvGraphicFramePr>
+            <a:graphic xmlns:a="http://schemas.openxmlformats.org/drawingml/2006/main">
+              <a:graphicData uri="http://schemas.openxmlformats.org/drawingml/2006/picture">
+                <pic:pic xmlns:pic="http://schemas.openxmlformats.org/drawingml/2006/picture">
+                  <pic:nvPicPr>
+                    <pic:cNvPr id="692934695" name=""/>
+                    <pic:cNvPicPr/>
+                  </pic:nvPicPr>
+                  <pic:blipFill>
+                    <a:blip r:embed="rId26"/>
+                    <a:stretch>
+                      <a:fillRect/>
+                    </a:stretch>
+                  </pic:blipFill>
+                  <pic:spPr>
+                    <a:xfrm>
+                      <a:off x="0" y="0"/>
+                      <a:ext cx="2350654" cy="1374911"/>
+                    </a:xfrm>
+                    <a:prstGeom prst="rect">
+                      <a:avLst/>
+                    </a:prstGeom>
+                  </pic:spPr>
+                </pic:pic>
+              </a:graphicData>
+            </a:graphic>
+          </wp:inline>
+        </w:drawing>
+      </w:r>
+    </w:p>
+    <w:p>
+      <w:pPr>
+        <w:rPr>
+          <w:sz w:val="28"/>
+          <w:szCs w:val="28"/>
+        </w:rPr>
+      </w:pPr>
+      <w:r>
+        <w:rPr>
+          <w:sz w:val="28"/>
+          <w:szCs w:val="28"/>
+        </w:rPr>
+        <w:lastRenderedPageBreak/>
+        <w:t xml:space="preserve">Moving onto straights, I made a temporary list that had the duplicate numbers removed from it, as the duplicate numbers made evaluating a straight properly near impossible. In this temporary list I made it so an </w:t>
+      </w:r>
+      <w:proofErr w:type="gramStart"/>
+      <w:r>
+        <w:rPr>
+          <w:sz w:val="28"/>
+          <w:szCs w:val="28"/>
+        </w:rPr>
+        <w:t>ace acts</w:t>
+      </w:r>
+      <w:proofErr w:type="gramEnd"/>
+      <w:r>
+        <w:rPr>
+          <w:sz w:val="28"/>
+          <w:szCs w:val="28"/>
+        </w:rPr>
+        <w:t xml:space="preserve"> like both a 1 and a 14, being true how to how it functions in poker while stopping the illegal straight loops [12, 13, 1, 2 ,3] from being counted as straights. Then I check if the value of a value is 4 less than a value 4 ahead in the list, as without duplicates that means all those 5 numbers are consecutive, giving an accurate straight</w:t>
+      </w:r>
+    </w:p>
+    <w:p>
+      <w:pPr>
+        <w:rPr>
+          <w:sz w:val="28"/>
+          <w:szCs w:val="28"/>
+        </w:rPr>
+      </w:pPr>
+      <w:proofErr w:type="gramStart"/>
+      <w:r>
+        <w:rPr>
+          <w:sz w:val="28"/>
+          <w:szCs w:val="28"/>
+        </w:rPr>
+        <w:t>Also</w:t>
+      </w:r>
+      <w:proofErr w:type="gramEnd"/>
+      <w:r>
+        <w:rPr>
+          <w:sz w:val="28"/>
+          <w:szCs w:val="28"/>
+        </w:rPr>
+        <w:t xml:space="preserve"> Num is brought into this transaction because for some reason python just breaks with Temp_list[</w:t>
+      </w:r>
+      <w:proofErr w:type="spellStart"/>
+      <w:r>
+        <w:rPr>
+          <w:sz w:val="28"/>
+          <w:szCs w:val="28"/>
+        </w:rPr>
+        <w:t>i</w:t>
+      </w:r>
+      <w:proofErr w:type="spellEnd"/>
+      <w:r>
+        <w:rPr>
+          <w:sz w:val="28"/>
+          <w:szCs w:val="28"/>
+        </w:rPr>
+        <w:t>] + 4 = Temp_list[i+4</w:t>
+      </w:r>
+      <w:proofErr w:type="gramStart"/>
+      <w:r>
+        <w:rPr>
+          <w:sz w:val="28"/>
+          <w:szCs w:val="28"/>
+        </w:rPr>
+        <w:t>]</w:t>
+      </w:r>
+      <w:r>
+        <w:rPr>
+          <w:sz w:val="28"/>
+          <w:szCs w:val="28"/>
+        </w:rPr>
+        <w:t>, but</w:t>
+      </w:r>
+      <w:proofErr w:type="gramEnd"/>
+      <w:r>
+        <w:rPr>
+          <w:sz w:val="28"/>
+          <w:szCs w:val="28"/>
+        </w:rPr>
+        <w:t xml:space="preserve"> does work when Temp_list[</w:t>
+      </w:r>
+      <w:proofErr w:type="spellStart"/>
+      <w:r>
+        <w:rPr>
+          <w:sz w:val="28"/>
+          <w:szCs w:val="28"/>
+        </w:rPr>
+        <w:t>i</w:t>
+      </w:r>
+      <w:proofErr w:type="spellEnd"/>
+      <w:r>
+        <w:rPr>
+          <w:sz w:val="28"/>
+          <w:szCs w:val="28"/>
+        </w:rPr>
+        <w:t>] is it`s own variable.</w:t>
+      </w:r>
+    </w:p>
+    <w:p>
+      <w:pPr>
+        <w:rPr>
+          <w:sz w:val="28"/>
+          <w:szCs w:val="28"/>
+        </w:rPr>
+      </w:pPr>
+      <w:r>
+        <w:rPr>
+          <w:sz w:val="28"/>
+          <w:szCs w:val="28"/>
+        </w:rPr>
+        <w:drawing>
+          <wp:inline distT="0" distB="0" distL="0" distR="0" wp14:anchorId="2CF2202D" wp14:editId="5FC91DF6">
+            <wp:extent cx="3635055" cy="1722269"/>
+            <wp:effectExtent l="0" t="0" r="3810" b="0"/>
+            <wp:docPr id="1723555545" name="Picture 1"/>
+            <wp:cNvGraphicFramePr>
+              <a:graphicFrameLocks xmlns:a="http://schemas.openxmlformats.org/drawingml/2006/main" noChangeAspect="1"/>
+            </wp:cNvGraphicFramePr>
+            <a:graphic xmlns:a="http://schemas.openxmlformats.org/drawingml/2006/main">
+              <a:graphicData uri="http://schemas.openxmlformats.org/drawingml/2006/picture">
+                <pic:pic xmlns:pic="http://schemas.openxmlformats.org/drawingml/2006/picture">
+                  <pic:nvPicPr>
+                    <pic:cNvPr id="1723555545" name=""/>
+                    <pic:cNvPicPr/>
+                  </pic:nvPicPr>
+                  <pic:blipFill>
+                    <a:blip r:embed="rId27"/>
+                    <a:stretch>
+                      <a:fillRect/>
+                    </a:stretch>
+                  </pic:blipFill>
+                  <pic:spPr>
+                    <a:xfrm>
+                      <a:off x="0" y="0"/>
+                      <a:ext cx="3635055" cy="1722269"/>
+                    </a:xfrm>
+                    <a:prstGeom prst="rect">
+                      <a:avLst/>
+                    </a:prstGeom>
+                  </pic:spPr>
+                </pic:pic>
+              </a:graphicData>
+            </a:graphic>
+          </wp:inline>
+        </w:drawing>
+      </w:r>
+    </w:p>
+    <w:p>
+      <w:pPr>
+        <w:rPr>
+          <w:sz w:val="28"/>
+          <w:szCs w:val="28"/>
+        </w:rPr>
+      </w:pPr>
+    </w:p>
+    <w:p>
+      <w:pPr>
+        <w:rPr>
+          <w:sz w:val="28"/>
+          <w:szCs w:val="28"/>
+        </w:rPr>
+      </w:pPr>
+      <w:r>
+        <w:rPr>
+          <w:sz w:val="28"/>
+          <w:szCs w:val="28"/>
+        </w:rPr>
+        <w:t xml:space="preserve">Next, I altered the pair transaction to also include second pairs, creating 2 possibilities if there is a pair found. </w:t>
+      </w:r>
+    </w:p>
+    <w:p>
+      <w:pPr>
+        <w:rPr>
+          <w:sz w:val="28"/>
+          <w:szCs w:val="28"/>
+        </w:rPr>
+      </w:pPr>
+      <w:r>
+        <w:rPr>
+          <w:sz w:val="28"/>
+          <w:szCs w:val="28"/>
+        </w:rPr>
+        <w:t xml:space="preserve">1 – There hasn`t been another pair found yet – the transactions </w:t>
+      </w:r>
+      <w:proofErr w:type="gramStart"/>
+      <w:r>
+        <w:rPr>
+          <w:sz w:val="28"/>
+          <w:szCs w:val="28"/>
+        </w:rPr>
+        <w:t>runs</w:t>
+      </w:r>
+      <w:proofErr w:type="gramEnd"/>
+      <w:r>
+        <w:rPr>
+          <w:sz w:val="28"/>
+          <w:szCs w:val="28"/>
+        </w:rPr>
+        <w:t xml:space="preserve"> as it did before</w:t>
+      </w:r>
+    </w:p>
+    <w:p>
+      <w:pPr>
+        <w:rPr>
+          <w:sz w:val="28"/>
+          <w:szCs w:val="28"/>
+        </w:rPr>
+      </w:pPr>
+      <w:r>
+        <w:rPr>
+          <w:sz w:val="28"/>
+          <w:szCs w:val="28"/>
+        </w:rPr>
+        <w:t>2 – Another unique pair was found – The bigger pair becomes Pair_num and the smaller pair becomes Second_pair</w:t>
+      </w:r>
+    </w:p>
+    <w:p>
+      <w:pPr>
+        <w:rPr>
+          <w:sz w:val="28"/>
+          <w:szCs w:val="28"/>
+        </w:rPr>
+      </w:pPr>
+      <w:r>
+        <w:rPr>
+          <w:sz w:val="28"/>
+          <w:szCs w:val="28"/>
+        </w:rPr>
+        <w:t xml:space="preserve">The “Counter” variable helps identify if another pair is present, and </w:t>
+      </w:r>
+      <w:proofErr w:type="gramStart"/>
+      <w:r>
+        <w:rPr>
+          <w:sz w:val="28"/>
+          <w:szCs w:val="28"/>
+        </w:rPr>
+        <w:t>the !</w:t>
+      </w:r>
+      <w:proofErr w:type="gramEnd"/>
+      <w:r>
+        <w:rPr>
+          <w:sz w:val="28"/>
+          <w:szCs w:val="28"/>
+        </w:rPr>
+        <w:t xml:space="preserve">= Pair_num stops 3OAK from being </w:t>
+      </w:r>
+      <w:proofErr w:type="spellStart"/>
+      <w:r>
+        <w:rPr>
+          <w:sz w:val="28"/>
+          <w:szCs w:val="28"/>
+        </w:rPr>
+        <w:t>re evaluated</w:t>
+      </w:r>
+      <w:proofErr w:type="spellEnd"/>
+      <w:r>
+        <w:rPr>
+          <w:sz w:val="28"/>
+          <w:szCs w:val="28"/>
+        </w:rPr>
+        <w:t>.</w:t>
+      </w:r>
+    </w:p>
+    <w:p>
+      <w:pPr>
+        <w:rPr>
+          <w:sz w:val="28"/>
+          <w:szCs w:val="28"/>
+        </w:rPr>
+      </w:pPr>
+      <w:r>
+        <w:rPr>
+          <w:sz w:val="28"/>
+          <w:szCs w:val="28"/>
+        </w:rPr>
+        <w:lastRenderedPageBreak/>
+        <w:drawing>
+          <wp:inline distT="0" distB="0" distL="0" distR="0" wp14:anchorId="74975DA0" wp14:editId="66A61854">
+            <wp:extent cx="5097780" cy="1722040"/>
+            <wp:effectExtent l="0" t="0" r="7620" b="0"/>
+            <wp:docPr id="1558978641" name="Picture 1"/>
+            <wp:cNvGraphicFramePr>
+              <a:graphicFrameLocks xmlns:a="http://schemas.openxmlformats.org/drawingml/2006/main" noChangeAspect="1"/>
+            </wp:cNvGraphicFramePr>
+            <a:graphic xmlns:a="http://schemas.openxmlformats.org/drawingml/2006/main">
+              <a:graphicData uri="http://schemas.openxmlformats.org/drawingml/2006/picture">
+                <pic:pic xmlns:pic="http://schemas.openxmlformats.org/drawingml/2006/picture">
+                  <pic:nvPicPr>
+                    <pic:cNvPr id="1558978641" name=""/>
+                    <pic:cNvPicPr/>
+                  </pic:nvPicPr>
+                  <pic:blipFill>
+                    <a:blip r:embed="rId28"/>
+                    <a:stretch>
+                      <a:fillRect/>
+                    </a:stretch>
+                  </pic:blipFill>
+                  <pic:spPr>
+                    <a:xfrm>
+                      <a:off x="0" y="0"/>
+                      <a:ext cx="5109578" cy="1726025"/>
+                    </a:xfrm>
+                    <a:prstGeom prst="rect">
+                      <a:avLst/>
+                    </a:prstGeom>
+                  </pic:spPr>
+                </pic:pic>
+              </a:graphicData>
+            </a:graphic>
+          </wp:inline>
+        </w:drawing>
+      </w:r>
+    </w:p>
+    <w:p>
+      <w:pPr>
+        <w:rPr>
+          <w:sz w:val="28"/>
+          <w:szCs w:val="28"/>
+        </w:rPr>
+      </w:pPr>
+    </w:p>
+    <w:p>
+      <w:pPr>
+        <w:rPr>
+          <w:sz w:val="28"/>
+          <w:szCs w:val="28"/>
+        </w:rPr>
+      </w:pPr>
+      <w:r>
+        <w:rPr>
+          <w:sz w:val="28"/>
+          <w:szCs w:val="28"/>
+        </w:rPr>
+        <w:t>After, the hardest transaction of Full house was made, although the refinement took longer than for straight flush to be completed.</w:t>
+      </w:r>
+    </w:p>
+    <w:p>
+      <w:pPr>
+        <w:rPr>
+          <w:sz w:val="28"/>
+          <w:szCs w:val="28"/>
+        </w:rPr>
+      </w:pPr>
+      <w:r>
+        <w:rPr>
+          <w:sz w:val="28"/>
+          <w:szCs w:val="28"/>
+        </w:rPr>
+        <w:t xml:space="preserve">The hardest part is making sure it gets accurately counted while not impacting 3OAK or Two pair, but the final check was to ensure </w:t>
+      </w:r>
+      <w:proofErr w:type="spellStart"/>
+      <w:r>
+        <w:rPr>
+          <w:sz w:val="28"/>
+          <w:szCs w:val="28"/>
+        </w:rPr>
+        <w:t>Triple_num</w:t>
+      </w:r>
+      <w:proofErr w:type="spellEnd"/>
+      <w:r>
+        <w:rPr>
+          <w:sz w:val="28"/>
+          <w:szCs w:val="28"/>
+        </w:rPr>
+        <w:t xml:space="preserve"> and Second_pair were 2 distinct values that were both greater than 0, and there were also more than 1 pair found with counter, then it would properly evaluate a full house. Since the pair module must have also come before 3OAK, extra steps had to be put in place to ensure everything was accurate</w:t>
+      </w:r>
+    </w:p>
+    <w:p>
+      <w:pPr>
+        <w:rPr>
+          <w:sz w:val="28"/>
+          <w:szCs w:val="28"/>
+        </w:rPr>
+      </w:pPr>
+      <w:r>
+        <w:rPr>
+          <w:sz w:val="28"/>
+          <w:szCs w:val="28"/>
+        </w:rPr>
+        <w:drawing>
+          <wp:inline distT="0" distB="0" distL="0" distR="0" wp14:anchorId="773F34F9" wp14:editId="4EE03D33">
+            <wp:extent cx="3147333" cy="1242168"/>
+            <wp:effectExtent l="0" t="0" r="0" b="0"/>
+            <wp:docPr id="1085290754" name="Picture 1"/>
+            <wp:cNvGraphicFramePr>
+              <a:graphicFrameLocks xmlns:a="http://schemas.openxmlformats.org/drawingml/2006/main" noChangeAspect="1"/>
+            </wp:cNvGraphicFramePr>
+            <a:graphic xmlns:a="http://schemas.openxmlformats.org/drawingml/2006/main">
+              <a:graphicData uri="http://schemas.openxmlformats.org/drawingml/2006/picture">
+                <pic:pic xmlns:pic="http://schemas.openxmlformats.org/drawingml/2006/picture">
+                  <pic:nvPicPr>
+                    <pic:cNvPr id="1085290754" name=""/>
+                    <pic:cNvPicPr/>
+                  </pic:nvPicPr>
+                  <pic:blipFill>
+                    <a:blip r:embed="rId29"/>
+                    <a:stretch>
+                      <a:fillRect/>
+                    </a:stretch>
+                  </pic:blipFill>
+                  <pic:spPr>
+                    <a:xfrm>
+                      <a:off x="0" y="0"/>
+                      <a:ext cx="3147333" cy="1242168"/>
+                    </a:xfrm>
+                    <a:prstGeom prst="rect">
+                      <a:avLst/>
+                    </a:prstGeom>
+                  </pic:spPr>
+                </pic:pic>
+              </a:graphicData>
+            </a:graphic>
+          </wp:inline>
+        </w:drawing>
+      </w:r>
+    </w:p>
+    <w:p>
+      <w:pPr>
+        <w:rPr>
+          <w:sz w:val="28"/>
+          <w:szCs w:val="28"/>
+        </w:rPr>
+      </w:pPr>
+      <w:r>
+        <w:rPr>
+          <w:sz w:val="28"/>
+          <w:szCs w:val="28"/>
+        </w:rPr>
+        <w:drawing>
+          <wp:inline distT="0" distB="0" distL="0" distR="0" wp14:anchorId="4B8182CB" wp14:editId="42837F83">
+            <wp:extent cx="3368332" cy="1714649"/>
+            <wp:effectExtent l="0" t="0" r="3810" b="0"/>
+            <wp:docPr id="202220704" name="Picture 1"/>
+            <wp:cNvGraphicFramePr>
+              <a:graphicFrameLocks xmlns:a="http://schemas.openxmlformats.org/drawingml/2006/main" noChangeAspect="1"/>
+            </wp:cNvGraphicFramePr>
+            <a:graphic xmlns:a="http://schemas.openxmlformats.org/drawingml/2006/main">
+              <a:graphicData uri="http://schemas.openxmlformats.org/drawingml/2006/picture">
+                <pic:pic xmlns:pic="http://schemas.openxmlformats.org/drawingml/2006/picture">
+                  <pic:nvPicPr>
+                    <pic:cNvPr id="202220704" name=""/>
+                    <pic:cNvPicPr/>
+                  </pic:nvPicPr>
+                  <pic:blipFill>
+                    <a:blip r:embed="rId30"/>
+                    <a:stretch>
+                      <a:fillRect/>
+                    </a:stretch>
+                  </pic:blipFill>
+                  <pic:spPr>
+                    <a:xfrm>
+                      <a:off x="0" y="0"/>
+                      <a:ext cx="3368332" cy="1714649"/>
+                    </a:xfrm>
+                    <a:prstGeom prst="rect">
+                      <a:avLst/>
+                    </a:prstGeom>
+                  </pic:spPr>
+                </pic:pic>
+              </a:graphicData>
+            </a:graphic>
+          </wp:inline>
+        </w:drawing>
+      </w:r>
+    </w:p>
+    <w:p>
+      <w:pPr>
+        <w:rPr>
+          <w:sz w:val="28"/>
+          <w:szCs w:val="28"/>
+        </w:rPr>
+      </w:pPr>
+    </w:p>
+    <w:p>
+      <w:pPr>
+        <w:rPr>
+          <w:sz w:val="28"/>
+          <w:szCs w:val="28"/>
+        </w:rPr>
+      </w:pPr>
+    </w:p>
+    <w:p>
+      <w:pPr>
+        <w:rPr>
+          <w:sz w:val="28"/>
+          <w:szCs w:val="28"/>
+        </w:rPr>
+      </w:pPr>
+    </w:p>
+    <w:p>
+      <w:pPr>
+        <w:rPr>
+          <w:sz w:val="28"/>
+          <w:szCs w:val="28"/>
+        </w:rPr>
+      </w:pPr>
+      <w:r>
+        <w:rPr>
+          <w:sz w:val="28"/>
+          <w:szCs w:val="28"/>
+        </w:rPr>
+        <w:lastRenderedPageBreak/>
+        <w:t>Finally, Straight flushes were evaluated. I left them last because I had falsely assumed I would just need to check if both a straight and a flush had occurred, but with 7 cards it`s possible for there to be a straight and a flush, without having 5 consecutive cards of the same flush. Exceedingly rare, but arguably more common than a natural straight flush.</w:t>
+      </w:r>
+    </w:p>
+    <w:p>
+      <w:pPr>
+        <w:rPr>
+          <w:sz w:val="28"/>
+          <w:szCs w:val="28"/>
+        </w:rPr>
+      </w:pPr>
+    </w:p>
+    <w:p>
+      <w:pPr>
+        <w:rPr>
+          <w:sz w:val="28"/>
+          <w:szCs w:val="28"/>
+        </w:rPr>
+      </w:pPr>
+      <w:r>
+        <w:rPr>
+          <w:sz w:val="28"/>
+          <w:szCs w:val="28"/>
+        </w:rPr>
+        <w:t>The transaction beings by checking that there has been a straight and a flush, then adds the index of every number that is part of the flush, stored in blank</w:t>
+      </w:r>
+    </w:p>
+    <w:p>
+      <w:pPr>
+        <w:rPr>
+          <w:sz w:val="28"/>
+          <w:szCs w:val="28"/>
+        </w:rPr>
+      </w:pPr>
+      <w:r>
+        <w:rPr>
+          <w:sz w:val="28"/>
+          <w:szCs w:val="28"/>
+        </w:rPr>
+        <w:t>After, it adds the corresponding values to Temp_list, then removes duplicates. The result being that we are now searching for a straight inside only the numbers part of the flush</w:t>
+      </w:r>
+    </w:p>
+    <w:p>
+      <w:pPr>
+        <w:rPr>
+          <w:sz w:val="28"/>
+          <w:szCs w:val="28"/>
+        </w:rPr>
+      </w:pPr>
+      <w:proofErr w:type="gramStart"/>
+      <w:r>
+        <w:rPr>
+          <w:sz w:val="28"/>
+          <w:szCs w:val="28"/>
+        </w:rPr>
+        <w:t>Finally</w:t>
+      </w:r>
+      <w:proofErr w:type="gramEnd"/>
+      <w:r>
+        <w:rPr>
+          <w:sz w:val="28"/>
+          <w:szCs w:val="28"/>
+        </w:rPr>
+        <w:t xml:space="preserve"> it runs the same process as the straight on the new list of numbers, the only extra checking being if the straight flush contains an ace, king and queen, meaning it`s a royal flush, the best hand in poker.</w:t>
+      </w:r>
+    </w:p>
+    <w:p>
+      <w:pPr>
+        <w:rPr>
+          <w:sz w:val="28"/>
+          <w:szCs w:val="28"/>
+        </w:rPr>
+      </w:pPr>
+      <w:r>
+        <w:rPr>
+          <w:sz w:val="28"/>
+          <w:szCs w:val="28"/>
+        </w:rPr>
+        <w:drawing>
+          <wp:inline distT="0" distB="0" distL="0" distR="0" wp14:anchorId="33CD9987" wp14:editId="02F916C7">
+            <wp:extent cx="5731510" cy="3255645"/>
+            <wp:effectExtent l="0" t="0" r="2540" b="1905"/>
+            <wp:docPr id="572350942" name="Picture 1"/>
+            <wp:cNvGraphicFramePr>
+              <a:graphicFrameLocks xmlns:a="http://schemas.openxmlformats.org/drawingml/2006/main" noChangeAspect="1"/>
+            </wp:cNvGraphicFramePr>
+            <a:graphic xmlns:a="http://schemas.openxmlformats.org/drawingml/2006/main">
+              <a:graphicData uri="http://schemas.openxmlformats.org/drawingml/2006/picture">
+                <pic:pic xmlns:pic="http://schemas.openxmlformats.org/drawingml/2006/picture">
+                  <pic:nvPicPr>
+                    <pic:cNvPr id="572350942" name=""/>
+                    <pic:cNvPicPr/>
+                  </pic:nvPicPr>
+                  <pic:blipFill>
+                    <a:blip r:embed="rId31"/>
+                    <a:stretch>
+                      <a:fillRect/>
+                    </a:stretch>
+                  </pic:blipFill>
+                  <pic:spPr>
+                    <a:xfrm>
+                      <a:off x="0" y="0"/>
+                      <a:ext cx="5731510" cy="3255645"/>
+                    </a:xfrm>
+                    <a:prstGeom prst="rect">
+                      <a:avLst/>
+                    </a:prstGeom>
+                  </pic:spPr>
+                </pic:pic>
+              </a:graphicData>
+            </a:graphic>
+          </wp:inline>
+        </w:drawing>
+      </w:r>
+    </w:p>
+    <w:p>
+      <w:pPr>
+        <w:rPr>
+          <w:sz w:val="28"/>
+          <w:szCs w:val="28"/>
+        </w:rPr>
+      </w:pPr>
+    </w:p>
+    <w:p>
+      <w:pPr>
+        <w:rPr>
+          <w:sz w:val="28"/>
+          <w:szCs w:val="28"/>
+        </w:rPr>
+      </w:pPr>
+    </w:p>
+    <w:p>
+      <w:pPr>
+        <w:rPr>
+          <w:sz w:val="28"/>
+          <w:szCs w:val="28"/>
+        </w:rPr>
+      </w:pPr>
+    </w:p>
+    <w:p>
+      <w:pPr>
+        <w:rPr>
+          <w:sz w:val="28"/>
+          <w:szCs w:val="28"/>
+        </w:rPr>
+      </w:pPr>
+      <w:r>
+        <w:rPr>
+          <w:sz w:val="28"/>
+          <w:szCs w:val="28"/>
+        </w:rPr>
+        <w:lastRenderedPageBreak/>
+        <w:t>After each potential hand has been evaluated, the program printed the winner. The wording of the printing refined itself over time until eventually being remade with the Gui, but for most the codes life the printing segment looked like:</w:t>
+      </w:r>
+      <w:r>
+        <w:rPr>
+          <w:sz w:val="28"/>
+          <w:szCs w:val="28"/>
+        </w:rPr>
+        <w:t xml:space="preserve"> </w:t>
+      </w:r>
+    </w:p>
+    <w:p>
+      <w:pPr>
+        <w:rPr>
+          <w:sz w:val="28"/>
+          <w:szCs w:val="28"/>
+        </w:rPr>
+      </w:pPr>
+      <w:r>
+        <w:rPr>
+          <w:sz w:val="28"/>
+          <w:szCs w:val="28"/>
+        </w:rPr>
+        <w:drawing>
+          <wp:inline distT="0" distB="0" distL="0" distR="0" wp14:anchorId="3A493DCA" wp14:editId="26D44647">
+            <wp:extent cx="4823878" cy="3368332"/>
+            <wp:effectExtent l="0" t="0" r="0" b="3810"/>
+            <wp:docPr id="1533677446" name="Picture 1"/>
+            <wp:cNvGraphicFramePr>
+              <a:graphicFrameLocks xmlns:a="http://schemas.openxmlformats.org/drawingml/2006/main" noChangeAspect="1"/>
+            </wp:cNvGraphicFramePr>
+            <a:graphic xmlns:a="http://schemas.openxmlformats.org/drawingml/2006/main">
+              <a:graphicData uri="http://schemas.openxmlformats.org/drawingml/2006/picture">
+                <pic:pic xmlns:pic="http://schemas.openxmlformats.org/drawingml/2006/picture">
+                  <pic:nvPicPr>
+                    <pic:cNvPr id="1533677446" name=""/>
+                    <pic:cNvPicPr/>
+                  </pic:nvPicPr>
+                  <pic:blipFill>
+                    <a:blip r:embed="rId32"/>
+                    <a:stretch>
+                      <a:fillRect/>
+                    </a:stretch>
+                  </pic:blipFill>
+                  <pic:spPr>
+                    <a:xfrm>
+                      <a:off x="0" y="0"/>
+                      <a:ext cx="4823878" cy="3368332"/>
+                    </a:xfrm>
+                    <a:prstGeom prst="rect">
+                      <a:avLst/>
+                    </a:prstGeom>
+                  </pic:spPr>
+                </pic:pic>
+              </a:graphicData>
+            </a:graphic>
+          </wp:inline>
+        </w:drawing>
+      </w:r>
+    </w:p>
+    <w:p>
+      <w:pPr>
+        <w:rPr>
+          <w:sz w:val="28"/>
+          <w:szCs w:val="28"/>
+        </w:rPr>
+      </w:pPr>
+      <w:r>
+        <w:rPr>
+          <w:sz w:val="28"/>
+          <w:szCs w:val="28"/>
+        </w:rPr>
+        <w:t xml:space="preserve">The </w:t>
+      </w:r>
+      <w:proofErr w:type="spellStart"/>
+      <w:r>
+        <w:rPr>
+          <w:sz w:val="28"/>
+          <w:szCs w:val="28"/>
+        </w:rPr>
+        <w:t>sep</w:t>
+      </w:r>
+      <w:proofErr w:type="spellEnd"/>
+      <w:r>
+        <w:rPr>
+          <w:sz w:val="28"/>
+          <w:szCs w:val="28"/>
+        </w:rPr>
+        <w:t xml:space="preserve"> = “” was used to remove the space between the number and the s, as otherwise it looked horrible. </w:t>
+      </w:r>
+    </w:p>
+    <w:p>
+      <w:pPr>
+        <w:rPr>
+          <w:sz w:val="28"/>
+          <w:szCs w:val="28"/>
+        </w:rPr>
+      </w:pPr>
+    </w:p>
+    <w:p>
+      <w:pPr>
+        <w:rPr>
+          <w:sz w:val="28"/>
+          <w:szCs w:val="28"/>
+        </w:rPr>
+      </w:pPr>
+    </w:p>
+    <w:p>
+      <w:pPr>
+        <w:rPr>
+          <w:sz w:val="28"/>
+          <w:szCs w:val="28"/>
+        </w:rPr>
+      </w:pPr>
+    </w:p>
+    <w:p>
+      <w:pPr>
+        <w:rPr>
+          <w:sz w:val="28"/>
+          <w:szCs w:val="28"/>
+        </w:rPr>
+      </w:pPr>
+    </w:p>
+    <w:p>
+      <w:pPr>
+        <w:rPr>
+          <w:sz w:val="28"/>
+          <w:szCs w:val="28"/>
+        </w:rPr>
+      </w:pPr>
+    </w:p>
+    <w:p>
+      <w:pPr>
+        <w:rPr>
+          <w:sz w:val="28"/>
+          <w:szCs w:val="28"/>
+        </w:rPr>
+      </w:pPr>
+    </w:p>
+    <w:p>
+      <w:pPr>
+        <w:rPr>
+          <w:sz w:val="28"/>
+          <w:szCs w:val="28"/>
+        </w:rPr>
+      </w:pPr>
+    </w:p>
+    <w:p>
+      <w:pPr>
+        <w:rPr>
+          <w:sz w:val="28"/>
+          <w:szCs w:val="28"/>
+        </w:rPr>
+      </w:pPr>
+    </w:p>
+    <w:p>
+      <w:pPr>
+        <w:rPr>
+          <w:sz w:val="28"/>
+          <w:szCs w:val="28"/>
+        </w:rPr>
+      </w:pPr>
+    </w:p>
+    <w:p>
+      <w:pPr>
+        <w:rPr>
+          <w:sz w:val="28"/>
+          <w:szCs w:val="28"/>
+        </w:rPr>
+      </w:pPr>
+    </w:p>
+    <w:p>
+      <w:pPr>
+        <w:rPr>
+          <w:sz w:val="28"/>
+          <w:szCs w:val="28"/>
+        </w:rPr>
+      </w:pPr>
+      <w:r>
+        <w:rPr>
+          <w:sz w:val="28"/>
+          <w:szCs w:val="28"/>
+        </w:rPr>
+        <w:lastRenderedPageBreak/>
+        <w:t xml:space="preserve">With that milestone complete, the next process was to generate an indefinite amount of computer cards, then run the ranking system and determine which </w:t>
+      </w:r>
+      <w:r>
+        <w:rPr>
+          <w:sz w:val="28"/>
+          <w:szCs w:val="28"/>
+        </w:rPr>
+        <w:t xml:space="preserve">player </w:t>
+      </w:r>
+      <w:r>
+        <w:rPr>
+          <w:sz w:val="28"/>
+          <w:szCs w:val="28"/>
+        </w:rPr>
+        <w:t>had the best hand</w:t>
+      </w:r>
+      <w:r>
+        <w:rPr>
+          <w:sz w:val="28"/>
+          <w:szCs w:val="28"/>
+        </w:rPr>
+        <w:t>.</w:t>
+      </w:r>
+    </w:p>
+    <w:p>
+      <w:pPr>
+        <w:rPr>
+          <w:sz w:val="28"/>
+          <w:szCs w:val="28"/>
+        </w:rPr>
+      </w:pPr>
+      <w:r>
+        <w:rPr>
+          <w:sz w:val="28"/>
+          <w:szCs w:val="28"/>
+        </w:rPr>
+        <w:t>There are 3 things to consider when comparing a hand against another hand</w:t>
+      </w:r>
+    </w:p>
+    <w:p>
+      <w:pPr>
+        <w:rPr>
+          <w:sz w:val="28"/>
+          <w:szCs w:val="28"/>
+        </w:rPr>
+      </w:pPr>
+      <w:r>
+        <w:rPr>
+          <w:sz w:val="28"/>
+          <w:szCs w:val="28"/>
+        </w:rPr>
+        <w:t>Score – A straight beats a pair, this has been solved with the previous milestone</w:t>
+      </w:r>
+    </w:p>
+    <w:p>
+      <w:pPr>
+        <w:rPr>
+          <w:sz w:val="28"/>
+          <w:szCs w:val="28"/>
+        </w:rPr>
+      </w:pPr>
+      <w:r>
+        <w:rPr>
+          <w:sz w:val="28"/>
+          <w:szCs w:val="28"/>
+        </w:rPr>
+        <w:t>Mini rank – Saying a pair of 5`s wins against a pair of 3`s, or A 10 high straight is better than an 8 high straight</w:t>
+      </w:r>
+    </w:p>
+    <w:p>
+      <w:pPr>
+        <w:rPr>
+          <w:sz w:val="28"/>
+          <w:szCs w:val="28"/>
+        </w:rPr>
+      </w:pPr>
+      <w:r>
+        <w:rPr>
+          <w:sz w:val="28"/>
+          <w:szCs w:val="28"/>
+        </w:rPr>
+        <w:t xml:space="preserve">Kicker – Normal poker dictates that a player makes their best “5 card hand”, meaning that a pair would use the next 3 highest cards as a point of comparison. </w:t>
+      </w:r>
+      <w:proofErr w:type="gramStart"/>
+      <w:r>
+        <w:rPr>
+          <w:sz w:val="28"/>
+          <w:szCs w:val="28"/>
+        </w:rPr>
+        <w:t>So</w:t>
+      </w:r>
+      <w:proofErr w:type="gramEnd"/>
+      <w:r>
+        <w:rPr>
+          <w:sz w:val="28"/>
+          <w:szCs w:val="28"/>
+        </w:rPr>
+        <w:t xml:space="preserve"> if both players had a pair of 5`s, but player One has a 10,5 and 4 and player Two has a King, 3,2, Then player 2 would win as a king is stronger than a 10.</w:t>
+      </w:r>
+    </w:p>
+    <w:p>
+      <w:pPr>
+        <w:rPr>
+          <w:sz w:val="28"/>
+          <w:szCs w:val="28"/>
+        </w:rPr>
+      </w:pPr>
+    </w:p>
+    <w:p>
+      <w:pPr>
+        <w:rPr>
+          <w:sz w:val="28"/>
+          <w:szCs w:val="28"/>
+        </w:rPr>
+      </w:pPr>
+    </w:p>
+    <w:p>
+      <w:pPr>
+        <w:rPr>
+          <w:sz w:val="28"/>
+          <w:szCs w:val="28"/>
+        </w:rPr>
+      </w:pPr>
+      <w:r>
+        <w:rPr>
+          <w:sz w:val="28"/>
+          <w:szCs w:val="28"/>
+        </w:rPr>
+        <w:t>Mini rank was simpler, going back to each transaction and making the largest value the Mini rank. For Full houses and Two pair, A second Mini rank was needed.</w:t>
+      </w:r>
+    </w:p>
+    <w:p>
+      <w:pPr>
+        <w:rPr>
+          <w:sz w:val="28"/>
+          <w:szCs w:val="28"/>
+        </w:rPr>
+      </w:pPr>
+      <w:r>
+        <w:rPr>
+          <w:sz w:val="28"/>
+          <w:szCs w:val="28"/>
+        </w:rPr>
+        <w:t>For “number” high hands, Mini rank added the necessity to add an extra transaction, checking if the score was 0, then making the largest number the Mini rank</w:t>
+      </w:r>
+    </w:p>
+    <w:p>
+      <w:pPr>
+        <w:rPr>
+          <w:sz w:val="28"/>
+          <w:szCs w:val="28"/>
+        </w:rPr>
+      </w:pPr>
+      <w:r>
+        <w:rPr>
+          <w:sz w:val="28"/>
+          <w:szCs w:val="28"/>
+        </w:rPr>
+        <w:drawing>
+          <wp:inline distT="0" distB="0" distL="0" distR="0" wp14:anchorId="689A2847" wp14:editId="7D082B5A">
+            <wp:extent cx="2728196" cy="1234547"/>
+            <wp:effectExtent l="0" t="0" r="0" b="3810"/>
+            <wp:docPr id="739529396" name="Picture 1"/>
+            <wp:cNvGraphicFramePr>
+              <a:graphicFrameLocks xmlns:a="http://schemas.openxmlformats.org/drawingml/2006/main" noChangeAspect="1"/>
+            </wp:cNvGraphicFramePr>
+            <a:graphic xmlns:a="http://schemas.openxmlformats.org/drawingml/2006/main">
+              <a:graphicData uri="http://schemas.openxmlformats.org/drawingml/2006/picture">
+                <pic:pic xmlns:pic="http://schemas.openxmlformats.org/drawingml/2006/picture">
+                  <pic:nvPicPr>
+                    <pic:cNvPr id="739529396" name=""/>
+                    <pic:cNvPicPr/>
+                  </pic:nvPicPr>
+                  <pic:blipFill>
+                    <a:blip r:embed="rId33"/>
+                    <a:stretch>
+                      <a:fillRect/>
+                    </a:stretch>
+                  </pic:blipFill>
+                  <pic:spPr>
+                    <a:xfrm>
+                      <a:off x="0" y="0"/>
+                      <a:ext cx="2728196" cy="1234547"/>
+                    </a:xfrm>
+                    <a:prstGeom prst="rect">
+                      <a:avLst/>
+                    </a:prstGeom>
+                  </pic:spPr>
+                </pic:pic>
+              </a:graphicData>
+            </a:graphic>
+          </wp:inline>
+        </w:drawing>
+      </w:r>
+    </w:p>
+    <w:p>
+      <w:pPr>
+        <w:rPr>
+          <w:sz w:val="28"/>
+          <w:szCs w:val="28"/>
+        </w:rPr>
+      </w:pPr>
+    </w:p>
+    <w:p>
+      <w:pPr>
+        <w:rPr>
+          <w:sz w:val="28"/>
+          <w:szCs w:val="28"/>
+        </w:rPr>
+      </w:pPr>
+      <w:r>
+        <w:rPr>
+          <w:sz w:val="28"/>
+          <w:szCs w:val="28"/>
+        </w:rPr>
+        <w:lastRenderedPageBreak/>
+        <w:t>For kicker, a case-by-case basis was needed. For Straights, Flushes, Full houses and Straight flushes, a kicker is not needed as these hands already require 5 cards to form each hand.</w:t>
+      </w:r>
+    </w:p>
+    <w:p>
+      <w:pPr>
+        <w:rPr>
+          <w:sz w:val="28"/>
+          <w:szCs w:val="28"/>
+        </w:rPr>
+      </w:pPr>
+      <w:r>
+        <w:rPr>
+          <w:sz w:val="28"/>
+          <w:szCs w:val="28"/>
+        </w:rPr>
+        <w:t xml:space="preserve">For 4 of a kind and every hand weaker than a straight, </w:t>
+      </w:r>
+      <w:r>
+        <w:rPr>
+          <w:sz w:val="28"/>
+          <w:szCs w:val="28"/>
+        </w:rPr>
+        <w:t>A kicker is determined. This happens by reversing the order of Num_list, then finding the largest value that isn`t a part of a pair or 3OAK, and setting that number as the Kicker</w:t>
+      </w:r>
+    </w:p>
+    <w:p>
+      <w:pPr>
+        <w:rPr>
+          <w:sz w:val="28"/>
+          <w:szCs w:val="28"/>
+        </w:rPr>
+      </w:pPr>
+      <w:r>
+        <w:rPr>
+          <w:sz w:val="28"/>
+          <w:szCs w:val="28"/>
+        </w:rPr>
+        <w:t xml:space="preserve">For Pairs and 3OAK the process is </w:t>
+      </w:r>
+      <w:proofErr w:type="gramStart"/>
+      <w:r>
+        <w:rPr>
+          <w:sz w:val="28"/>
+          <w:szCs w:val="28"/>
+        </w:rPr>
+        <w:t>repeated again</w:t>
+      </w:r>
+      <w:proofErr w:type="gramEnd"/>
+      <w:r>
+        <w:rPr>
+          <w:sz w:val="28"/>
+          <w:szCs w:val="28"/>
+        </w:rPr>
+        <w:t xml:space="preserve"> except setting that value as Kicker2, then repeated for Pairs and being Appended to Kicker3.</w:t>
+      </w:r>
+    </w:p>
+    <w:p>
+      <w:pPr>
+        <w:rPr>
+          <w:sz w:val="28"/>
+          <w:szCs w:val="28"/>
+        </w:rPr>
+      </w:pPr>
+      <w:r>
+        <w:rPr>
+          <w:sz w:val="28"/>
+          <w:szCs w:val="28"/>
+        </w:rPr>
+        <w:drawing>
+          <wp:inline distT="0" distB="0" distL="0" distR="0" wp14:anchorId="0402849B" wp14:editId="7CD33E31">
+            <wp:extent cx="5731510" cy="3151505"/>
+            <wp:effectExtent l="0" t="0" r="2540" b="0"/>
+            <wp:docPr id="715964239" name="Picture 1"/>
+            <wp:cNvGraphicFramePr>
+              <a:graphicFrameLocks xmlns:a="http://schemas.openxmlformats.org/drawingml/2006/main" noChangeAspect="1"/>
+            </wp:cNvGraphicFramePr>
+            <a:graphic xmlns:a="http://schemas.openxmlformats.org/drawingml/2006/main">
+              <a:graphicData uri="http://schemas.openxmlformats.org/drawingml/2006/picture">
+                <pic:pic xmlns:pic="http://schemas.openxmlformats.org/drawingml/2006/picture">
+                  <pic:nvPicPr>
+                    <pic:cNvPr id="715964239" name=""/>
+                    <pic:cNvPicPr/>
+                  </pic:nvPicPr>
+                  <pic:blipFill>
+                    <a:blip r:embed="rId34"/>
+                    <a:stretch>
+                      <a:fillRect/>
+                    </a:stretch>
+                  </pic:blipFill>
+                  <pic:spPr>
+                    <a:xfrm>
+                      <a:off x="0" y="0"/>
+                      <a:ext cx="5731510" cy="3151505"/>
+                    </a:xfrm>
+                    <a:prstGeom prst="rect">
+                      <a:avLst/>
+                    </a:prstGeom>
+                  </pic:spPr>
+                </pic:pic>
+              </a:graphicData>
+            </a:graphic>
+          </wp:inline>
+        </w:drawing>
+      </w:r>
+    </w:p>
+    <w:p>
+      <w:pPr>
+        <w:rPr>
+          <w:sz w:val="28"/>
+          <w:szCs w:val="28"/>
+        </w:rPr>
+      </w:pPr>
+      <w:r>
+        <w:rPr>
+          <w:sz w:val="28"/>
+          <w:szCs w:val="28"/>
+        </w:rPr>
+        <w:t xml:space="preserve">For specifically high card, for efficiencies sake all kickers are determined next to </w:t>
+      </w:r>
+      <w:proofErr w:type="spellStart"/>
+      <w:r>
+        <w:rPr>
+          <w:sz w:val="28"/>
+          <w:szCs w:val="28"/>
+        </w:rPr>
+        <w:t>Minirank</w:t>
+      </w:r>
+      <w:proofErr w:type="spellEnd"/>
+      <w:r>
+        <w:rPr>
+          <w:sz w:val="28"/>
+          <w:szCs w:val="28"/>
+        </w:rPr>
+        <w:t>, as there are no pairs to dodge when evaluating the kickers, and that we need a Kicker4 just for high card.</w:t>
+      </w:r>
+      <w:r>
+        <w:rPr>
+          <w:sz w:val="28"/>
+          <w:szCs w:val="28"/>
+        </w:rPr>
+        <w:t xml:space="preserve"> </w:t>
+      </w:r>
+      <w:r>
+        <w:rPr>
+          <w:sz w:val="28"/>
+          <w:szCs w:val="28"/>
+        </w:rPr>
+        <w:drawing>
+          <wp:inline distT="0" distB="0" distL="0" distR="0" wp14:anchorId="2FE6310F" wp14:editId="2CF4DBE0">
+            <wp:extent cx="2644423" cy="2217420"/>
+            <wp:effectExtent l="0" t="0" r="3810" b="0"/>
+            <wp:docPr id="577861967" name="Picture 1"/>
+            <wp:cNvGraphicFramePr>
+              <a:graphicFrameLocks xmlns:a="http://schemas.openxmlformats.org/drawingml/2006/main" noChangeAspect="1"/>
+            </wp:cNvGraphicFramePr>
+            <a:graphic xmlns:a="http://schemas.openxmlformats.org/drawingml/2006/main">
+              <a:graphicData uri="http://schemas.openxmlformats.org/drawingml/2006/picture">
+                <pic:pic xmlns:pic="http://schemas.openxmlformats.org/drawingml/2006/picture">
+                  <pic:nvPicPr>
+                    <pic:cNvPr id="577861967" name=""/>
+                    <pic:cNvPicPr/>
+                  </pic:nvPicPr>
+                  <pic:blipFill>
+                    <a:blip r:embed="rId35"/>
+                    <a:stretch>
+                      <a:fillRect/>
+                    </a:stretch>
+                  </pic:blipFill>
+                  <pic:spPr>
+                    <a:xfrm>
+                      <a:off x="0" y="0"/>
+                      <a:ext cx="2645708" cy="2218498"/>
+                    </a:xfrm>
+                    <a:prstGeom prst="rect">
+                      <a:avLst/>
+                    </a:prstGeom>
+                  </pic:spPr>
+                </pic:pic>
+              </a:graphicData>
+            </a:graphic>
+          </wp:inline>
+        </w:drawing>
+      </w:r>
+    </w:p>
+    <w:p>
+      <w:pPr>
+        <w:rPr>
+          <w:sz w:val="28"/>
+          <w:szCs w:val="28"/>
+        </w:rPr>
+      </w:pPr>
+      <w:r>
+        <w:rPr>
+          <w:sz w:val="28"/>
+          <w:szCs w:val="28"/>
+        </w:rPr>
+        <w:lastRenderedPageBreak/>
+        <w:t xml:space="preserve">An updated version of printing happened around this time, using the printer variables to </w:t>
+      </w:r>
+      <w:r>
+        <w:rPr>
+          <w:sz w:val="28"/>
+          <w:szCs w:val="28"/>
+        </w:rPr>
+        <w:t xml:space="preserve">convert each number into </w:t>
+      </w:r>
+      <w:proofErr w:type="spellStart"/>
+      <w:r>
+        <w:rPr>
+          <w:sz w:val="28"/>
+          <w:szCs w:val="28"/>
+        </w:rPr>
+        <w:t>it`s</w:t>
+      </w:r>
+      <w:proofErr w:type="spellEnd"/>
+      <w:r>
+        <w:rPr>
+          <w:sz w:val="28"/>
+          <w:szCs w:val="28"/>
+        </w:rPr>
+        <w:t xml:space="preserve"> poker equivalent. Placeholder and </w:t>
+      </w:r>
+      <w:proofErr w:type="spellStart"/>
+      <w:proofErr w:type="gramStart"/>
+      <w:r>
+        <w:rPr>
+          <w:sz w:val="28"/>
+          <w:szCs w:val="28"/>
+        </w:rPr>
+        <w:t>Second</w:t>
+      </w:r>
+      <w:proofErr w:type="gramEnd"/>
+      <w:r>
+        <w:rPr>
+          <w:sz w:val="28"/>
+          <w:szCs w:val="28"/>
+        </w:rPr>
+        <w:t>_placeholder</w:t>
+      </w:r>
+      <w:proofErr w:type="spellEnd"/>
+      <w:r>
+        <w:rPr>
+          <w:sz w:val="28"/>
+          <w:szCs w:val="28"/>
+        </w:rPr>
+        <w:t xml:space="preserve"> </w:t>
+      </w:r>
+      <w:proofErr w:type="gramStart"/>
+      <w:r>
+        <w:rPr>
+          <w:sz w:val="28"/>
+          <w:szCs w:val="28"/>
+        </w:rPr>
+        <w:t>are</w:t>
+      </w:r>
+      <w:proofErr w:type="gramEnd"/>
+      <w:r>
+        <w:rPr>
+          <w:sz w:val="28"/>
+          <w:szCs w:val="28"/>
+        </w:rPr>
+        <w:t xml:space="preserve"> determined at each transaction, but are usually just the </w:t>
+      </w:r>
+      <w:proofErr w:type="spellStart"/>
+      <w:r>
+        <w:rPr>
+          <w:sz w:val="28"/>
+          <w:szCs w:val="28"/>
+        </w:rPr>
+        <w:t>minirank</w:t>
+      </w:r>
+      <w:proofErr w:type="spellEnd"/>
+      <w:r>
+        <w:rPr>
+          <w:sz w:val="28"/>
+          <w:szCs w:val="28"/>
+        </w:rPr>
+        <w:drawing>
+          <wp:inline distT="0" distB="0" distL="0" distR="0" wp14:anchorId="6A9DC678" wp14:editId="60C34D39">
+            <wp:extent cx="5731510" cy="4915535"/>
+            <wp:effectExtent l="0" t="0" r="2540" b="0"/>
+            <wp:docPr id="794655880" name="Picture 1"/>
+            <wp:cNvGraphicFramePr>
+              <a:graphicFrameLocks xmlns:a="http://schemas.openxmlformats.org/drawingml/2006/main" noChangeAspect="1"/>
+            </wp:cNvGraphicFramePr>
+            <a:graphic xmlns:a="http://schemas.openxmlformats.org/drawingml/2006/main">
+              <a:graphicData uri="http://schemas.openxmlformats.org/drawingml/2006/picture">
+                <pic:pic xmlns:pic="http://schemas.openxmlformats.org/drawingml/2006/picture">
+                  <pic:nvPicPr>
+                    <pic:cNvPr id="794655880" name=""/>
+                    <pic:cNvPicPr/>
+                  </pic:nvPicPr>
+                  <pic:blipFill>
+                    <a:blip r:embed="rId36"/>
+                    <a:stretch>
+                      <a:fillRect/>
+                    </a:stretch>
+                  </pic:blipFill>
+                  <pic:spPr>
+                    <a:xfrm>
+                      <a:off x="0" y="0"/>
+                      <a:ext cx="5731510" cy="4915535"/>
+                    </a:xfrm>
+                    <a:prstGeom prst="rect">
+                      <a:avLst/>
+                    </a:prstGeom>
+                  </pic:spPr>
+                </pic:pic>
+              </a:graphicData>
+            </a:graphic>
+          </wp:inline>
+        </w:drawing>
+      </w:r>
+    </w:p>
+    <w:p>
+      <w:pPr>
+        <w:rPr>
+          <w:sz w:val="28"/>
+          <w:szCs w:val="28"/>
+        </w:rPr>
+      </w:pPr>
+      <w:proofErr w:type="gramStart"/>
+      <w:r>
+        <w:rPr>
+          <w:sz w:val="28"/>
+          <w:szCs w:val="28"/>
+        </w:rPr>
+        <w:t>Finally</w:t>
+      </w:r>
+      <w:proofErr w:type="gramEnd"/>
+      <w:r>
+        <w:rPr>
+          <w:sz w:val="28"/>
+          <w:szCs w:val="28"/>
+        </w:rPr>
+        <w:t xml:space="preserve"> a winner needs to be determined with these values, done by storing the values of Score, the Mini ranks and the kickers in Record Values, then comparing each new Score/</w:t>
+      </w:r>
+      <w:proofErr w:type="spellStart"/>
+      <w:r>
+        <w:rPr>
+          <w:sz w:val="28"/>
+          <w:szCs w:val="28"/>
+        </w:rPr>
+        <w:t>Minirank</w:t>
+      </w:r>
+      <w:proofErr w:type="spellEnd"/>
+      <w:r>
+        <w:rPr>
+          <w:sz w:val="28"/>
+          <w:szCs w:val="28"/>
+        </w:rPr>
+        <w:t>/Kicker with their record equivalent, updating the record Values only if the new hand is better than the original.</w:t>
+      </w:r>
+    </w:p>
+    <w:p>
+      <w:pPr>
+        <w:rPr>
+          <w:sz w:val="28"/>
+          <w:szCs w:val="28"/>
+        </w:rPr>
+      </w:pPr>
+      <w:r>
+        <w:rPr>
+          <w:sz w:val="28"/>
+          <w:szCs w:val="28"/>
+        </w:rPr>
+        <w:t>If each variable is the same as it`s record variant, then it is determined to be a tie, currently only stored a yes or no variable.</w:t>
+      </w:r>
+    </w:p>
+    <w:p>
+      <w:pPr>
+        <w:rPr>
+          <w:sz w:val="28"/>
+          <w:szCs w:val="28"/>
+        </w:rPr>
+      </w:pPr>
+      <w:r>
+        <w:rPr>
+          <w:sz w:val="28"/>
+          <w:szCs w:val="28"/>
+        </w:rPr>
+        <w:lastRenderedPageBreak/>
+        <w:drawing>
+          <wp:inline distT="0" distB="0" distL="0" distR="0" wp14:anchorId="55C75DCA" wp14:editId="5C65E36D">
+            <wp:extent cx="2720576" cy="1905165"/>
+            <wp:effectExtent l="0" t="0" r="3810" b="0"/>
+            <wp:docPr id="1300340454" name="Picture 1"/>
+            <wp:cNvGraphicFramePr>
+              <a:graphicFrameLocks xmlns:a="http://schemas.openxmlformats.org/drawingml/2006/main" noChangeAspect="1"/>
+            </wp:cNvGraphicFramePr>
+            <a:graphic xmlns:a="http://schemas.openxmlformats.org/drawingml/2006/main">
+              <a:graphicData uri="http://schemas.openxmlformats.org/drawingml/2006/picture">
+                <pic:pic xmlns:pic="http://schemas.openxmlformats.org/drawingml/2006/picture">
+                  <pic:nvPicPr>
+                    <pic:cNvPr id="1300340454" name=""/>
+                    <pic:cNvPicPr/>
+                  </pic:nvPicPr>
+                  <pic:blipFill>
+                    <a:blip r:embed="rId37"/>
+                    <a:stretch>
+                      <a:fillRect/>
+                    </a:stretch>
+                  </pic:blipFill>
+                  <pic:spPr>
+                    <a:xfrm>
+                      <a:off x="0" y="0"/>
+                      <a:ext cx="2720576" cy="1905165"/>
+                    </a:xfrm>
+                    <a:prstGeom prst="rect">
+                      <a:avLst/>
+                    </a:prstGeom>
+                  </pic:spPr>
+                </pic:pic>
+              </a:graphicData>
+            </a:graphic>
+          </wp:inline>
+        </w:drawing>
+      </w:r>
+    </w:p>
+    <w:p>
+      <w:pPr>
         <w:rPr>
           <w:sz w:val="28"/>
           <w:szCs w:val="28"/>
@@ -7918,6 +10317,56 @@
     </w:sectPr>
   </w:body>
 </w:document>
+</file>
+
+<file path=word/endnotes.xml><?xml version="1.0" encoding="utf-8"?>
+<w:endnotes xmlns:wpc="http://schemas.microsoft.com/office/word/2010/wordprocessingCanvas" xmlns:cx="http://schemas.microsoft.com/office/drawing/2014/chartex" xmlns:cx1="http://schemas.microsoft.com/office/drawing/2015/9/8/chartex" xmlns:cx2="http://schemas.microsoft.com/office/drawing/2015/10/21/chartex" xmlns:cx3="http://schemas.microsoft.com/office/drawing/2016/5/9/chartex" xmlns:cx4="http://schemas.microsoft.com/office/drawing/2016/5/10/chartex" xmlns:cx5="http://schemas.microsoft.com/office/drawing/2016/5/11/chartex" xmlns:cx6="http://schemas.microsoft.com/office/drawing/2016/5/12/chartex" xmlns:cx7="http://schemas.microsoft.com/office/drawing/2016/5/13/chartex" xmlns:cx8="http://schemas.microsoft.com/office/drawing/2016/5/14/chartex" xmlns:mc="http://schemas.openxmlformats.org/markup-compatibility/2006" xmlns:aink="http://schemas.microsoft.com/office/drawing/2016/ink" xmlns:am3d="http://schemas.microsoft.com/office/drawing/2017/model3d" xmlns:o="urn:schemas-microsoft-com:office:office" xmlns:oel="http://schemas.microsoft.com/office/2019/extlst" xmlns:r="http://schemas.openxmlformats.org/officeDocument/2006/relationships" xmlns:m="http://schemas.openxmlformats.org/officeDocument/2006/math" xmlns:v="urn:schemas-microsoft-com:vml" xmlns:wp14="http://schemas.microsoft.com/office/word/2010/wordprocessingDrawing" xmlns:wp="http://schemas.openxmlformats.org/drawingml/2006/wordprocessingDrawing" xmlns:w10="urn:schemas-microsoft-com:office:word" xmlns:w="http://schemas.openxmlformats.org/wordprocessingml/2006/main" xmlns:w14="http://schemas.microsoft.com/office/word/2010/wordml" xmlns:w15="http://schemas.microsoft.com/office/word/2012/wordml" xmlns:w16cex="http://schemas.microsoft.com/office/word/2018/wordml/cex" xmlns:w16cid="http://schemas.microsoft.com/office/word/2016/wordml/cid" xmlns:w16="http://schemas.microsoft.com/office/word/2018/wordml" xmlns:w16du="http://schemas.microsoft.com/office/word/2023/wordml/word16du" xmlns:w16sdtdh="http://schemas.microsoft.com/office/word/2020/wordml/sdtdatahash" xmlns:w16sdtfl="http://schemas.microsoft.com/office/word/2024/wordml/sdtformatlock" xmlns:w16se="http://schemas.microsoft.com/office/word/2015/wordml/symex" xmlns:wpg="http://schemas.microsoft.com/office/word/2010/wordprocessingGroup" xmlns:wpi="http://schemas.microsoft.com/office/word/2010/wordprocessingInk" xmlns:wne="http://schemas.microsoft.com/office/word/2006/wordml" xmlns:wps="http://schemas.microsoft.com/office/word/2010/wordprocessingShape" mc:Ignorable="w14 w15 w16se w16cid w16 w16cex w16sdtdh w16sdtfl w16du wp14">
+  <w:endnote w:type="separator" w:id="-1">
+    <w:p>
+      <w:pPr>
+        <w:spacing w:after="0" w:line="240" w:lineRule="auto"/>
+      </w:pPr>
+      <w:r>
+        <w:separator/>
+      </w:r>
+    </w:p>
+  </w:endnote>
+  <w:endnote w:type="continuationSeparator" w:id="0">
+    <w:p>
+      <w:pPr>
+        <w:spacing w:after="0" w:line="240" w:lineRule="auto"/>
+      </w:pPr>
+      <w:r>
+        <w:continuationSeparator/>
+      </w:r>
+    </w:p>
+  </w:endnote>
+</w:endnotes>
+</file>
+
+<file path=word/footnotes.xml><?xml version="1.0" encoding="utf-8"?>
+<w:footnotes xmlns:wpc="http://schemas.microsoft.com/office/word/2010/wordprocessingCanvas" xmlns:cx="http://schemas.microsoft.com/office/drawing/2014/chartex" xmlns:cx1="http://schemas.microsoft.com/office/drawing/2015/9/8/chartex" xmlns:cx2="http://schemas.microsoft.com/office/drawing/2015/10/21/chartex" xmlns:cx3="http://schemas.microsoft.com/office/drawing/2016/5/9/chartex" xmlns:cx4="http://schemas.microsoft.com/office/drawing/2016/5/10/chartex" xmlns:cx5="http://schemas.microsoft.com/office/drawing/2016/5/11/chartex" xmlns:cx6="http://schemas.microsoft.com/office/drawing/2016/5/12/chartex" xmlns:cx7="http://schemas.microsoft.com/office/drawing/2016/5/13/chartex" xmlns:cx8="http://schemas.microsoft.com/office/drawing/2016/5/14/chartex" xmlns:mc="http://schemas.openxmlformats.org/markup-compatibility/2006" xmlns:aink="http://schemas.microsoft.com/office/drawing/2016/ink" xmlns:am3d="http://schemas.microsoft.com/office/drawing/2017/model3d" xmlns:o="urn:schemas-microsoft-com:office:office" xmlns:oel="http://schemas.microsoft.com/office/2019/extlst" xmlns:r="http://schemas.openxmlformats.org/officeDocument/2006/relationships" xmlns:m="http://schemas.openxmlformats.org/officeDocument/2006/math" xmlns:v="urn:schemas-microsoft-com:vml" xmlns:wp14="http://schemas.microsoft.com/office/word/2010/wordprocessingDrawing" xmlns:wp="http://schemas.openxmlformats.org/drawingml/2006/wordprocessingDrawing" xmlns:w10="urn:schemas-microsoft-com:office:word" xmlns:w="http://schemas.openxmlformats.org/wordprocessingml/2006/main" xmlns:w14="http://schemas.microsoft.com/office/word/2010/wordml" xmlns:w15="http://schemas.microsoft.com/office/word/2012/wordml" xmlns:w16cex="http://schemas.microsoft.com/office/word/2018/wordml/cex" xmlns:w16cid="http://schemas.microsoft.com/office/word/2016/wordml/cid" xmlns:w16="http://schemas.microsoft.com/office/word/2018/wordml" xmlns:w16du="http://schemas.microsoft.com/office/word/2023/wordml/word16du" xmlns:w16sdtdh="http://schemas.microsoft.com/office/word/2020/wordml/sdtdatahash" xmlns:w16sdtfl="http://schemas.microsoft.com/office/word/2024/wordml/sdtformatlock" xmlns:w16se="http://schemas.microsoft.com/office/word/2015/wordml/symex" xmlns:wpg="http://schemas.microsoft.com/office/word/2010/wordprocessingGroup" xmlns:wpi="http://schemas.microsoft.com/office/word/2010/wordprocessingInk" xmlns:wne="http://schemas.microsoft.com/office/word/2006/wordml" xmlns:wps="http://schemas.microsoft.com/office/word/2010/wordprocessingShape" mc:Ignorable="w14 w15 w16se w16cid w16 w16cex w16sdtdh w16sdtfl w16du wp14">
+  <w:footnote w:type="separator" w:id="-1">
+    <w:p>
+      <w:pPr>
+        <w:spacing w:after="0" w:line="240" w:lineRule="auto"/>
+      </w:pPr>
+      <w:r>
+        <w:separator/>
+      </w:r>
+    </w:p>
+  </w:footnote>
+  <w:footnote w:type="continuationSeparator" w:id="0">
+    <w:p>
+      <w:pPr>
+        <w:spacing w:after="0" w:line="240" w:lineRule="auto"/>
+      </w:pPr>
+      <w:r>
+        <w:continuationSeparator/>
+      </w:r>
+    </w:p>
+  </w:footnote>
+</w:footnotes>
 </file>
 
 <file path=word/numbering.xml><?xml version="1.0" encoding="utf-8"?>
@@ -9064,6 +11513,50 @@
       <w:rFonts w:ascii="Times New Roman" w:hAnsi="Times New Roman" w:cs="Times New Roman"/>
     </w:rPr>
   </w:style>
+  <w:style w:type="paragraph" w:styleId="Header">
+    <w:name w:val="header"/>
+    <w:basedOn w:val="Normal"/>
+    <w:link w:val="HeaderChar"/>
+    <w:uiPriority w:val="99"/>
+    <w:unhideWhenUsed/>
+    <w:rsid w:val="007973AB"/>
+    <w:pPr>
+      <w:tabs>
+        <w:tab w:val="center" w:pos="4513"/>
+        <w:tab w:val="right" w:pos="9026"/>
+      </w:tabs>
+      <w:spacing w:after="0" w:line="240" w:lineRule="auto"/>
+    </w:pPr>
+  </w:style>
+  <w:style w:type="character" w:customStyle="1" w:styleId="HeaderChar">
+    <w:name w:val="Header Char"/>
+    <w:basedOn w:val="DefaultParagraphFont"/>
+    <w:link w:val="Header"/>
+    <w:uiPriority w:val="99"/>
+    <w:rsid w:val="007973AB"/>
+  </w:style>
+  <w:style w:type="paragraph" w:styleId="Footer">
+    <w:name w:val="footer"/>
+    <w:basedOn w:val="Normal"/>
+    <w:link w:val="FooterChar"/>
+    <w:uiPriority w:val="99"/>
+    <w:unhideWhenUsed/>
+    <w:rsid w:val="007973AB"/>
+    <w:pPr>
+      <w:tabs>
+        <w:tab w:val="center" w:pos="4513"/>
+        <w:tab w:val="right" w:pos="9026"/>
+      </w:tabs>
+      <w:spacing w:after="0" w:line="240" w:lineRule="auto"/>
+    </w:pPr>
+  </w:style>
+  <w:style w:type="character" w:customStyle="1" w:styleId="FooterChar">
+    <w:name w:val="Footer Char"/>
+    <w:basedOn w:val="DefaultParagraphFont"/>
+    <w:link w:val="Footer"/>
+    <w:uiPriority w:val="99"/>
+    <w:rsid w:val="007973AB"/>
+  </w:style>
 </w:styles>
 </file>
 

--- a/Coursework/Course work write up 1.docx
+++ b/Coursework/Course work write up 1.docx
@@ -1639,10 +1639,6 @@
       </w:r>
       <w:bookmarkEnd w:id="0"/>
     </w:p>
-    <w:p/>
-    <w:p/>
-    <w:p/>
-    <w:p/>
     <w:p>
       <w:pPr>
         <w:pStyle w:val="Heading3"/>
@@ -1751,6 +1747,7 @@
     <w:p/>
     <w:p/>
     <w:p/>
+    <w:p/>
     <w:p>
       <w:pPr>
         <w:pStyle w:val="Heading2"/>
@@ -1771,6 +1768,7 @@
           <w:szCs w:val="36"/>
           <w:u w:val="single"/>
         </w:rPr>
+        <w:lastRenderedPageBreak/>
         <w:t>How the program can be solved using computational thinking</w:t>
       </w:r>
       <w:bookmarkEnd w:id="3"/>
@@ -1940,6 +1938,11 @@
       </w:r>
     </w:p>
     <w:p/>
+    <w:p>
+      <w:pPr>
+        <w:pStyle w:val="ListParagraph"/>
+      </w:pPr>
+    </w:p>
     <w:p>
       <w:pPr>
         <w:pStyle w:val="ListParagraph"/>
@@ -2170,15 +2173,7 @@
     </w:p>
     <w:p>
       <w:r>
-        <w:t xml:space="preserve">Then when the function is called again, this time with 2 different pocket cards, it determines which 2 players have a stronger </w:t>
-      </w:r>
-      <w:proofErr w:type="gramStart"/>
-      <w:r>
-        <w:t>hand, and</w:t>
-      </w:r>
-      <w:proofErr w:type="gramEnd"/>
-      <w:r>
-        <w:t xml:space="preserve"> stores the better set as the current winner and the record hand. This continues for all players.</w:t>
+        <w:t>Then when the function is called again, this time with 2 different pocket cards, it determines which 2 players have a stronger hand, and stores the better set as the current winner and the record hand. This continues for all players.</w:t>
       </w:r>
     </w:p>
     <w:p>
@@ -2217,15 +2212,7 @@
       <w:proofErr w:type="spellEnd"/>
       <w:proofErr w:type="gramEnd"/>
       <w:r>
-        <w:t xml:space="preserve"> hand at each stage of the game and decide if their hand is worth keeping. This will be done by scoring there hand even when all 7 cards aren’t displayed, considering what they already have and what sets they could gain. There will also be aspects of </w:t>
-      </w:r>
-      <w:proofErr w:type="spellStart"/>
-      <w:r>
-        <w:t>rng</w:t>
-      </w:r>
-      <w:proofErr w:type="spellEnd"/>
-      <w:r>
-        <w:t xml:space="preserve"> to whether the computer will keep or fold their hand, as well as allow them to bluff even if they have a bad hand.</w:t>
+        <w:t xml:space="preserve"> hand at each stage of the game and decide if their hand is worth keeping. This will be done by scoring there hand even when all 7 cards aren’t displayed, considering what they already have and what sets they could gain. There will also be aspects of rng to whether the computer will keep or fold their hand, as well as allow them to bluff even if they have a bad hand.</w:t>
       </w:r>
     </w:p>
     <w:p/>
@@ -2525,223 +2512,223 @@
       </w:r>
     </w:p>
     <w:p/>
-    <w:p>
-      <w:pPr>
-        <w:pStyle w:val="Heading3"/>
-        <w:rPr>
-          <w:sz w:val="32"/>
-          <w:szCs w:val="32"/>
-          <w:u w:val="single"/>
-        </w:rPr>
-      </w:pPr>
-      <w:bookmarkStart w:id="12" w:name="_Toc209079859"/>
-      <w:r>
-        <w:rPr>
-          <w:sz w:val="32"/>
-          <w:szCs w:val="32"/>
-          <w:u w:val="single"/>
-        </w:rPr>
-        <w:t>Interview script</w:t>
-      </w:r>
-      <w:bookmarkEnd w:id="12"/>
-    </w:p>
-    <w:p>
-      <w:pPr>
-        <w:rPr>
-          <w:u w:val="single"/>
-        </w:rPr>
-      </w:pPr>
-      <w:r>
-        <w:rPr>
-          <w:u w:val="single"/>
-        </w:rPr>
-        <w:t>What makes poker good</w:t>
-      </w:r>
-    </w:p>
-    <w:p>
-      <w:r>
-        <w:t>-What introduced you into poker</w:t>
-      </w:r>
-      <w:r>
-        <w:t>?</w:t>
-      </w:r>
-    </w:p>
-    <w:p>
-      <w:r>
-        <w:t>Seeing Poker matches played online</w:t>
-      </w:r>
-    </w:p>
-    <w:p>
-      <w:r>
-        <w:t>-Why do you think it’s so popular</w:t>
-      </w:r>
-      <w:r>
-        <w:t>?</w:t>
-      </w:r>
-    </w:p>
-    <w:p>
-      <w:r>
-        <w:t>How easy it is to understand yet so difficult to master, as well as the potential to win money</w:t>
-      </w:r>
-    </w:p>
-    <w:p>
-      <w:r>
-        <w:t>-What’s your personal favourite aspect</w:t>
-      </w:r>
-      <w:r>
-        <w:t>?</w:t>
-      </w:r>
-    </w:p>
-    <w:p>
-      <w:r>
-        <w:lastRenderedPageBreak/>
-        <w:t>The feeling when you outplay someone by bluffing, especially when winning a large amount of chips</w:t>
-      </w:r>
-    </w:p>
-    <w:p/>
-    <w:p>
-      <w:pPr>
-        <w:rPr>
-          <w:u w:val="single"/>
-        </w:rPr>
-      </w:pPr>
-      <w:r>
-        <w:rPr>
-          <w:u w:val="single"/>
-        </w:rPr>
-        <w:t>What visuals should the game use</w:t>
-      </w:r>
-    </w:p>
-    <w:p>
-      <w:r>
-        <w:t xml:space="preserve">- What do visuals on </w:t>
-      </w:r>
-      <w:r>
-        <w:t>other poker games</w:t>
-      </w:r>
-      <w:r>
-        <w:t xml:space="preserve"> add to the experience</w:t>
-      </w:r>
-      <w:r>
-        <w:t>?</w:t>
-      </w:r>
-    </w:p>
-    <w:p>
-      <w:r>
-        <w:t xml:space="preserve">In </w:t>
-      </w:r>
-      <w:proofErr w:type="spellStart"/>
-      <w:r>
-        <w:t>Balatro</w:t>
-      </w:r>
-      <w:proofErr w:type="spellEnd"/>
-      <w:r>
-        <w:t>, it helps the indie</w:t>
-      </w:r>
-      <w:r>
-        <w:t xml:space="preserve"> and relaxed feel of the game. In PokerStars, it makes the user feel they are playing the exact game of poker as if they were sitting around a table</w:t>
-      </w:r>
-    </w:p>
-    <w:p>
-      <w:r>
-        <w:t>-Should a recreation of poker try to be as lifelike as possible, or aim to embrace that it’s on a device</w:t>
-      </w:r>
-      <w:r>
-        <w:t>?</w:t>
-      </w:r>
-    </w:p>
-    <w:p>
-      <w:r>
-        <w:t xml:space="preserve">Since this isn’t trying to put a spin on the game like </w:t>
-      </w:r>
-      <w:proofErr w:type="spellStart"/>
-      <w:r>
-        <w:t>Balatro</w:t>
-      </w:r>
-      <w:proofErr w:type="spellEnd"/>
-      <w:r>
-        <w:t>, it may be good to stick with realistic visuals. However, a different art style would help give the game distinction</w:t>
-      </w:r>
-    </w:p>
-    <w:p/>
-    <w:p>
-      <w:pPr>
-        <w:rPr>
-          <w:u w:val="single"/>
-        </w:rPr>
-      </w:pPr>
-      <w:r>
-        <w:rPr>
-          <w:u w:val="single"/>
-        </w:rPr>
-        <w:t>How important is multiplayer</w:t>
-      </w:r>
-    </w:p>
-    <w:p>
-      <w:r>
-        <w:t>-</w:t>
-      </w:r>
-      <w:r>
-        <w:t>What would local multiplayer add to the experience</w:t>
-      </w:r>
-      <w:r>
-        <w:t>?</w:t>
-      </w:r>
-    </w:p>
-    <w:p>
-      <w:r>
-        <w:t>Allows friends to play with each other without physical cards and without gambling</w:t>
-      </w:r>
-    </w:p>
-    <w:p>
-      <w:r>
-        <w:t xml:space="preserve"> -What would online multiplayer add to the experience</w:t>
-      </w:r>
-      <w:r>
-        <w:t>?</w:t>
-      </w:r>
-    </w:p>
-    <w:p>
-      <w:r>
-        <w:t xml:space="preserve"> </w:t>
-      </w:r>
-      <w:r>
-        <w:t>Online multiplayer w</w:t>
-      </w:r>
-      <w:r>
-        <w:t xml:space="preserve">ould allow users to play against other thinking humans </w:t>
-      </w:r>
-      <w:proofErr w:type="gramStart"/>
-      <w:r>
-        <w:t>easily,</w:t>
-      </w:r>
-      <w:proofErr w:type="gramEnd"/>
-      <w:r>
-        <w:t xml:space="preserve"> </w:t>
-      </w:r>
-      <w:r>
-        <w:t>however, it would be much more difficult to difficult and maintain</w:t>
-      </w:r>
-    </w:p>
-    <w:p>
-      <w:r>
-        <w:t>-</w:t>
-      </w:r>
-      <w:r>
-        <w:t>How important is it that the game be able to be played offline with bots</w:t>
-      </w:r>
-    </w:p>
-    <w:p>
-      <w:r>
-        <w:t>It allows players to get a feel for the game before heading online, and serves as a good way to practice even when internet isn’t available</w:t>
-      </w:r>
-    </w:p>
     <w:p/>
     <w:p/>
     <w:p/>
     <w:p/>
     <w:p/>
     <w:p/>
+    <w:p>
+      <w:pPr>
+        <w:pStyle w:val="Heading3"/>
+        <w:rPr>
+          <w:sz w:val="32"/>
+          <w:szCs w:val="32"/>
+          <w:u w:val="single"/>
+        </w:rPr>
+      </w:pPr>
+      <w:bookmarkStart w:id="12" w:name="_Toc209079859"/>
+      <w:r>
+        <w:rPr>
+          <w:sz w:val="32"/>
+          <w:szCs w:val="32"/>
+          <w:u w:val="single"/>
+        </w:rPr>
+        <w:lastRenderedPageBreak/>
+        <w:t>Interview script</w:t>
+      </w:r>
+      <w:bookmarkEnd w:id="12"/>
+    </w:p>
+    <w:p>
+      <w:pPr>
+        <w:rPr>
+          <w:u w:val="single"/>
+        </w:rPr>
+      </w:pPr>
+      <w:r>
+        <w:rPr>
+          <w:u w:val="single"/>
+        </w:rPr>
+        <w:t>What makes poker good</w:t>
+      </w:r>
+    </w:p>
+    <w:p>
+      <w:r>
+        <w:t>-What introduced you into poker</w:t>
+      </w:r>
+      <w:r>
+        <w:t>?</w:t>
+      </w:r>
+    </w:p>
+    <w:p>
+      <w:r>
+        <w:t>Seeing Poker matches played online</w:t>
+      </w:r>
+    </w:p>
+    <w:p>
+      <w:r>
+        <w:t>-Why do you think it’s so popular</w:t>
+      </w:r>
+      <w:r>
+        <w:t>?</w:t>
+      </w:r>
+    </w:p>
+    <w:p>
+      <w:r>
+        <w:t>How easy it is to understand yet so difficult to master, as well as the potential to win money</w:t>
+      </w:r>
+    </w:p>
+    <w:p>
+      <w:r>
+        <w:t>-What’s your personal favourite aspect</w:t>
+      </w:r>
+      <w:r>
+        <w:t>?</w:t>
+      </w:r>
+    </w:p>
+    <w:p>
+      <w:r>
+        <w:t>The feeling when you outplay someone by bluffing, especially when winning a large amount of chips</w:t>
+      </w:r>
+    </w:p>
+    <w:p/>
+    <w:p>
+      <w:pPr>
+        <w:rPr>
+          <w:u w:val="single"/>
+        </w:rPr>
+      </w:pPr>
+      <w:r>
+        <w:rPr>
+          <w:u w:val="single"/>
+        </w:rPr>
+        <w:t>What visuals should the game use</w:t>
+      </w:r>
+    </w:p>
+    <w:p>
+      <w:r>
+        <w:t xml:space="preserve">- What do visuals on </w:t>
+      </w:r>
+      <w:r>
+        <w:t>other poker games</w:t>
+      </w:r>
+      <w:r>
+        <w:t xml:space="preserve"> add to the experience</w:t>
+      </w:r>
+      <w:r>
+        <w:t>?</w:t>
+      </w:r>
+    </w:p>
+    <w:p>
+      <w:r>
+        <w:t xml:space="preserve">In </w:t>
+      </w:r>
+      <w:proofErr w:type="spellStart"/>
+      <w:r>
+        <w:t>Balatro</w:t>
+      </w:r>
+      <w:proofErr w:type="spellEnd"/>
+      <w:r>
+        <w:t>, it helps the indie</w:t>
+      </w:r>
+      <w:r>
+        <w:t xml:space="preserve"> and relaxed feel of the game. In PokerStars, it makes the user feel they are playing the exact game of poker as if they were sitting around a table</w:t>
+      </w:r>
+    </w:p>
+    <w:p>
+      <w:r>
+        <w:t>-Should a recreation of poker try to be as lifelike as possible, or aim to embrace that it’s on a device</w:t>
+      </w:r>
+      <w:r>
+        <w:t>?</w:t>
+      </w:r>
+    </w:p>
+    <w:p>
+      <w:r>
+        <w:t xml:space="preserve">Since this isn’t trying to put a spin on the game like </w:t>
+      </w:r>
+      <w:proofErr w:type="spellStart"/>
+      <w:r>
+        <w:t>Balatro</w:t>
+      </w:r>
+      <w:proofErr w:type="spellEnd"/>
+      <w:r>
+        <w:t>, it may be good to stick with realistic visuals. However, a different art style would help give the game distinction</w:t>
+      </w:r>
+    </w:p>
+    <w:p/>
+    <w:p>
+      <w:pPr>
+        <w:rPr>
+          <w:u w:val="single"/>
+        </w:rPr>
+      </w:pPr>
+      <w:r>
+        <w:rPr>
+          <w:u w:val="single"/>
+        </w:rPr>
+        <w:t>How important is multiplayer</w:t>
+      </w:r>
+    </w:p>
+    <w:p>
+      <w:r>
+        <w:t>-</w:t>
+      </w:r>
+      <w:r>
+        <w:t>What would local multiplayer add to the experience</w:t>
+      </w:r>
+      <w:r>
+        <w:t>?</w:t>
+      </w:r>
+    </w:p>
+    <w:p>
+      <w:r>
+        <w:t>Allows friends to play with each other without physical cards and without gambling</w:t>
+      </w:r>
+    </w:p>
+    <w:p>
+      <w:r>
+        <w:t xml:space="preserve"> -What would online multiplayer add to the experience</w:t>
+      </w:r>
+      <w:r>
+        <w:t>?</w:t>
+      </w:r>
+    </w:p>
+    <w:p>
+      <w:r>
+        <w:t xml:space="preserve"> </w:t>
+      </w:r>
+      <w:r>
+        <w:t>Online multiplayer w</w:t>
+      </w:r>
+      <w:r>
+        <w:t xml:space="preserve">ould allow users to play against other thinking humans </w:t>
+      </w:r>
+      <w:proofErr w:type="gramStart"/>
+      <w:r>
+        <w:t>easily,</w:t>
+      </w:r>
+      <w:proofErr w:type="gramEnd"/>
+      <w:r>
+        <w:t xml:space="preserve"> </w:t>
+      </w:r>
+      <w:r>
+        <w:t>however, it would be much more difficult to difficult and maintain</w:t>
+      </w:r>
+    </w:p>
+    <w:p>
+      <w:r>
+        <w:t>-</w:t>
+      </w:r>
+      <w:r>
+        <w:t>How important is it that the game be able to be played offline with bots</w:t>
+      </w:r>
+    </w:p>
+    <w:p>
+      <w:r>
+        <w:t>It allows players to get a feel for the game before heading online, and serves as a good way to practice even when internet isn’t available</w:t>
+      </w:r>
+    </w:p>
     <w:p/>
     <w:p>
       <w:pPr>
@@ -3873,15 +3860,7 @@
     </w:p>
     <w:p>
       <w:r>
-        <w:t xml:space="preserve">If any player raises, then the cycle will repeat back until the player before that who made the bet, therefore every player will have to put the same amount of chips </w:t>
-      </w:r>
-      <w:proofErr w:type="gramStart"/>
-      <w:r>
-        <w:t>in, or</w:t>
-      </w:r>
-      <w:proofErr w:type="gramEnd"/>
-      <w:r>
-        <w:t xml:space="preserve"> folded before that.</w:t>
+        <w:t>If any player raises, then the cycle will repeat back until the player before that who made the bet, therefore every player will have to put the same amount of chips in, or folded before that.</w:t>
       </w:r>
     </w:p>
     <w:p>
@@ -4042,7 +4021,15 @@
       </w:r>
       <w:proofErr w:type="spellEnd"/>
       <w:r>
-        <w:t xml:space="preserve"> and Num_list to pull from. Finally, both lists are sorted alphabetically/numerically.</w:t>
+        <w:t xml:space="preserve"> and </w:t>
+      </w:r>
+      <w:proofErr w:type="spellStart"/>
+      <w:r>
+        <w:t>Num_list</w:t>
+      </w:r>
+      <w:proofErr w:type="spellEnd"/>
+      <w:r>
+        <w:t xml:space="preserve"> to pull from. Finally, both lists are sorted alphabetically/numerically.</w:t>
       </w:r>
     </w:p>
     <w:p>
@@ -4369,15 +4356,31 @@
     </w:p>
     <w:p>
       <w:r>
-        <w:t>If Num_list[</w:t>
+        <w:t xml:space="preserve">If </w:t>
       </w:r>
       <w:proofErr w:type="spellStart"/>
       <w:r>
+        <w:t>Num_list</w:t>
+      </w:r>
+      <w:proofErr w:type="spellEnd"/>
+      <w:r>
+        <w:t>[</w:t>
+      </w:r>
+      <w:proofErr w:type="spellStart"/>
+      <w:r>
         <w:t>i</w:t>
       </w:r>
       <w:proofErr w:type="spellEnd"/>
       <w:r>
-        <w:t xml:space="preserve">] + 4 = Num_list[i+4], then check if </w:t>
+        <w:t xml:space="preserve">] + 4 = </w:t>
+      </w:r>
+      <w:proofErr w:type="spellStart"/>
+      <w:r>
+        <w:t>Num_list</w:t>
+      </w:r>
+      <w:proofErr w:type="spellEnd"/>
+      <w:r>
+        <w:t xml:space="preserve">[i+4], then check if </w:t>
       </w:r>
       <w:proofErr w:type="spellStart"/>
       <w:r>
@@ -5971,15 +5974,7 @@
           </w:tcPr>
           <w:p>
             <w:r>
-              <w:t xml:space="preserve">Converts the value of Rating into a </w:t>
-            </w:r>
-            <w:proofErr w:type="gramStart"/>
-            <w:r>
-              <w:t>string, and</w:t>
-            </w:r>
-            <w:proofErr w:type="gramEnd"/>
-            <w:r>
-              <w:t xml:space="preserve"> makes it easier to divide into segments the strength of the computers hand</w:t>
+              <w:t>Converts the value of Rating into a string, and makes it easier to divide into segments the strength of the computers hand</w:t>
             </w:r>
             <w:r>
               <w:t>.</w:t>
@@ -6544,6 +6539,7 @@
                 <w:szCs w:val="28"/>
               </w:rPr>
             </w:pPr>
+            <w:proofErr w:type="spellStart"/>
             <w:r>
               <w:rPr>
                 <w:sz w:val="28"/>
@@ -6551,6 +6547,7 @@
               </w:rPr>
               <w:t>Pair_num</w:t>
             </w:r>
+            <w:proofErr w:type="spellEnd"/>
           </w:p>
         </w:tc>
         <w:tc>
@@ -6599,6 +6596,7 @@
                 <w:szCs w:val="28"/>
               </w:rPr>
             </w:pPr>
+            <w:proofErr w:type="spellStart"/>
             <w:r>
               <w:rPr>
                 <w:sz w:val="28"/>
@@ -6606,6 +6604,7 @@
               </w:rPr>
               <w:t>Second_pair</w:t>
             </w:r>
+            <w:proofErr w:type="spellEnd"/>
           </w:p>
         </w:tc>
         <w:tc>
@@ -6634,8 +6633,21 @@
           </w:tcPr>
           <w:p>
             <w:r>
-              <w:t>Checks that this value is not Pair_num, and is lower than Pair_num</w:t>
-            </w:r>
+              <w:t xml:space="preserve">Checks that this value is not </w:t>
+            </w:r>
+            <w:proofErr w:type="spellStart"/>
+            <w:r>
+              <w:t>Pair_num</w:t>
+            </w:r>
+            <w:proofErr w:type="spellEnd"/>
+            <w:r>
+              <w:t xml:space="preserve">, and is lower than </w:t>
+            </w:r>
+            <w:proofErr w:type="spellStart"/>
+            <w:r>
+              <w:t>Pair_num</w:t>
+            </w:r>
+            <w:proofErr w:type="spellEnd"/>
             <w:r>
               <w:t>.</w:t>
             </w:r>
@@ -6695,7 +6707,15 @@
           </w:tcPr>
           <w:p>
             <w:r>
-              <w:t>Same as Pair_num but with Triples. Having the rank as a variable helps with displaying info to the players</w:t>
+              <w:t xml:space="preserve">Same as </w:t>
+            </w:r>
+            <w:proofErr w:type="spellStart"/>
+            <w:r>
+              <w:t>Pair_num</w:t>
+            </w:r>
+            <w:proofErr w:type="spellEnd"/>
+            <w:r>
+              <w:t xml:space="preserve"> but with Triples. Having the rank as a variable helps with displaying info to the players</w:t>
             </w:r>
             <w:r>
               <w:t>.</w:t>
@@ -6854,6 +6874,7 @@
                 <w:szCs w:val="28"/>
               </w:rPr>
             </w:pPr>
+            <w:proofErr w:type="spellStart"/>
             <w:r>
               <w:rPr>
                 <w:sz w:val="28"/>
@@ -6861,6 +6882,7 @@
               </w:rPr>
               <w:t>Num_list</w:t>
             </w:r>
+            <w:proofErr w:type="spellEnd"/>
           </w:p>
         </w:tc>
         <w:tc>
@@ -7086,6 +7108,7 @@
                 <w:szCs w:val="28"/>
               </w:rPr>
             </w:pPr>
+            <w:proofErr w:type="spellStart"/>
             <w:r>
               <w:rPr>
                 <w:sz w:val="28"/>
@@ -7094,6 +7117,7 @@
               <w:lastRenderedPageBreak/>
               <w:t>Temp_list</w:t>
             </w:r>
+            <w:proofErr w:type="spellEnd"/>
           </w:p>
         </w:tc>
         <w:tc>
@@ -7122,11 +7146,21 @@
           </w:tcPr>
           <w:p>
             <w:r>
-              <w:t>An edited version of Num_list</w:t>
-            </w:r>
-            <w:r>
-              <w:t>, used for deleting duplicates while not affecting Num_list</w:t>
-            </w:r>
+              <w:t xml:space="preserve">An edited version of </w:t>
+            </w:r>
+            <w:proofErr w:type="spellStart"/>
+            <w:r>
+              <w:t>Num_list</w:t>
+            </w:r>
+            <w:proofErr w:type="spellEnd"/>
+            <w:r>
+              <w:t xml:space="preserve">, used for deleting duplicates while not affecting </w:t>
+            </w:r>
+            <w:proofErr w:type="spellStart"/>
+            <w:r>
+              <w:t>Num_list</w:t>
+            </w:r>
+            <w:proofErr w:type="spellEnd"/>
             <w:r>
               <w:t>.</w:t>
             </w:r>
@@ -7759,15 +7793,13 @@
         <w:lastRenderedPageBreak/>
         <w:t xml:space="preserve">The first solution to that was to create a new, equally </w:t>
       </w:r>
-      <w:proofErr w:type="spellStart"/>
-      <w:r>
-        <w:rPr>
-          <w:sz w:val="28"/>
-          <w:szCs w:val="28"/>
-        </w:rPr>
-        <w:t>inneficient</w:t>
-      </w:r>
-      <w:proofErr w:type="spellEnd"/>
+      <w:r>
+        <w:rPr>
+          <w:sz w:val="28"/>
+          <w:szCs w:val="28"/>
+        </w:rPr>
+        <w:t>inefficient</w:t>
+      </w:r>
       <w:r>
         <w:rPr>
           <w:sz w:val="28"/>
@@ -7857,7 +7889,23 @@
           <w:szCs w:val="28"/>
         </w:rPr>
         <w:lastRenderedPageBreak/>
-        <w:t>The first stage of simplification came with the function King_Maker.</w:t>
+        <w:t xml:space="preserve">The first stage of simplification came with the function </w:t>
+      </w:r>
+      <w:proofErr w:type="spellStart"/>
+      <w:r>
+        <w:rPr>
+          <w:sz w:val="28"/>
+          <w:szCs w:val="28"/>
+        </w:rPr>
+        <w:t>King_Maker</w:t>
+      </w:r>
+      <w:proofErr w:type="spellEnd"/>
+      <w:r>
+        <w:rPr>
+          <w:sz w:val="28"/>
+          <w:szCs w:val="28"/>
+        </w:rPr>
+        <w:t>.</w:t>
       </w:r>
     </w:p>
     <w:p>
@@ -7873,7 +7921,23 @@
           <w:sz w:val="28"/>
           <w:szCs w:val="28"/>
         </w:rPr>
-        <w:t xml:space="preserve">This function takes the value of placeholder and changes it`s value if it is </w:t>
+        <w:t xml:space="preserve">This function takes the value of placeholder and changes </w:t>
+      </w:r>
+      <w:proofErr w:type="spellStart"/>
+      <w:r>
+        <w:rPr>
+          <w:sz w:val="28"/>
+          <w:szCs w:val="28"/>
+        </w:rPr>
+        <w:t>it`s</w:t>
+      </w:r>
+      <w:proofErr w:type="spellEnd"/>
+      <w:r>
+        <w:rPr>
+          <w:sz w:val="28"/>
+          <w:szCs w:val="28"/>
+        </w:rPr>
+        <w:t xml:space="preserve"> value if it is </w:t>
       </w:r>
     </w:p>
     <w:p>
@@ -8001,6 +8065,7 @@
       </w:pPr>
       <w:r>
         <w:rPr>
+          <w:noProof/>
           <w:sz w:val="28"/>
           <w:szCs w:val="28"/>
         </w:rPr>
@@ -8079,6 +8144,7 @@
       </w:pPr>
       <w:r>
         <w:rPr>
+          <w:noProof/>
           <w:sz w:val="28"/>
           <w:szCs w:val="28"/>
         </w:rPr>
@@ -8175,6 +8241,7 @@
       </w:pPr>
       <w:r>
         <w:rPr>
+          <w:noProof/>
           <w:sz w:val="28"/>
           <w:szCs w:val="28"/>
         </w:rPr>
@@ -8325,6 +8392,7 @@
       </w:pPr>
       <w:r>
         <w:rPr>
+          <w:noProof/>
           <w:sz w:val="28"/>
           <w:szCs w:val="28"/>
         </w:rPr>
@@ -8386,7 +8454,23 @@
           <w:sz w:val="28"/>
           <w:szCs w:val="28"/>
         </w:rPr>
-        <w:t xml:space="preserve">After Card generation, the next objective was to take the 7 cards each player would have access to at the end and give them a score if they were a hand in poker, following the same system as how poker hands are normally evaluated. This is easily the biggest function in the program as each hand type must be written, as well as the computer side of things that integrated itself into the function, and the higher complexity requiring more notes inside this function. Even at the end when the displayment was moved to </w:t>
+        <w:t xml:space="preserve">After Card generation, the next objective was to take the 7 cards each player would have access to at the end and give them a score if they were a hand in poker, following the same system as how poker hands are normally evaluated. This is easily the biggest function in the program as each hand type must be written, as well as the computer side of things that integrated itself into the function, and the higher complexity requiring more notes inside this function. Even at the end when the </w:t>
+      </w:r>
+      <w:proofErr w:type="spellStart"/>
+      <w:r>
+        <w:rPr>
+          <w:sz w:val="28"/>
+          <w:szCs w:val="28"/>
+        </w:rPr>
+        <w:t>displayment</w:t>
+      </w:r>
+      <w:proofErr w:type="spellEnd"/>
+      <w:r>
+        <w:rPr>
+          <w:sz w:val="28"/>
+          <w:szCs w:val="28"/>
+        </w:rPr>
+        <w:t xml:space="preserve"> was moved to </w:t>
       </w:r>
       <w:r>
         <w:rPr>
@@ -8428,6 +8512,7 @@
       </w:pPr>
       <w:r>
         <w:rPr>
+          <w:noProof/>
           <w:sz w:val="28"/>
           <w:szCs w:val="28"/>
         </w:rPr>
@@ -8480,23 +8565,7 @@
           <w:sz w:val="28"/>
           <w:szCs w:val="28"/>
         </w:rPr>
-        <w:t xml:space="preserve">The code would run each transaction every </w:t>
-      </w:r>
-      <w:proofErr w:type="gramStart"/>
-      <w:r>
-        <w:rPr>
-          <w:sz w:val="28"/>
-          <w:szCs w:val="28"/>
-        </w:rPr>
-        <w:t>loop, and</w:t>
-      </w:r>
-      <w:proofErr w:type="gramEnd"/>
-      <w:r>
-        <w:rPr>
-          <w:sz w:val="28"/>
-          <w:szCs w:val="28"/>
-        </w:rPr>
-        <w:t xml:space="preserve"> would update the score with a higher value if the condition was met, so if a player had both a pair and a 4 of kind, I could guarantee only the highest hand would be considered their hand.</w:t>
+        <w:t>The code would run each transaction every loop, and would update the score with a higher value if the condition was met, so if a player had both a pair and a 4 of kind, I could guarantee only the highest hand would be considered their hand.</w:t>
       </w:r>
     </w:p>
     <w:p>
@@ -8713,6 +8782,7 @@
       </w:pPr>
       <w:r>
         <w:rPr>
+          <w:noProof/>
           <w:sz w:val="28"/>
           <w:szCs w:val="28"/>
         </w:rPr>
@@ -8777,6 +8847,7 @@
       </w:pPr>
       <w:r>
         <w:rPr>
+          <w:noProof/>
           <w:sz w:val="28"/>
           <w:szCs w:val="28"/>
         </w:rPr>
@@ -8870,7 +8941,7 @@
           <w:sz w:val="28"/>
           <w:szCs w:val="28"/>
         </w:rPr>
-        <w:t xml:space="preserve"> Num is brought into this transaction because for some reason python just breaks with Temp_list[</w:t>
+        <w:t xml:space="preserve"> Num is brought into this transaction because for some reason python just breaks with </w:t>
       </w:r>
       <w:proofErr w:type="spellStart"/>
       <w:r>
@@ -8878,6 +8949,22 @@
           <w:sz w:val="28"/>
           <w:szCs w:val="28"/>
         </w:rPr>
+        <w:t>Temp_list</w:t>
+      </w:r>
+      <w:proofErr w:type="spellEnd"/>
+      <w:r>
+        <w:rPr>
+          <w:sz w:val="28"/>
+          <w:szCs w:val="28"/>
+        </w:rPr>
+        <w:t>[</w:t>
+      </w:r>
+      <w:proofErr w:type="spellStart"/>
+      <w:r>
+        <w:rPr>
+          <w:sz w:val="28"/>
+          <w:szCs w:val="28"/>
+        </w:rPr>
         <w:t>i</w:t>
       </w:r>
       <w:proofErr w:type="spellEnd"/>
@@ -8886,30 +8973,7 @@
           <w:sz w:val="28"/>
           <w:szCs w:val="28"/>
         </w:rPr>
-        <w:t>] + 4 = Temp_list[i+4</w:t>
-      </w:r>
-      <w:proofErr w:type="gramStart"/>
-      <w:r>
-        <w:rPr>
-          <w:sz w:val="28"/>
-          <w:szCs w:val="28"/>
-        </w:rPr>
-        <w:t>]</w:t>
-      </w:r>
-      <w:r>
-        <w:rPr>
-          <w:sz w:val="28"/>
-          <w:szCs w:val="28"/>
-        </w:rPr>
-        <w:t>, but</w:t>
-      </w:r>
-      <w:proofErr w:type="gramEnd"/>
-      <w:r>
-        <w:rPr>
-          <w:sz w:val="28"/>
-          <w:szCs w:val="28"/>
-        </w:rPr>
-        <w:t xml:space="preserve"> does work when Temp_list[</w:t>
+        <w:t xml:space="preserve">] + 4 = </w:t>
       </w:r>
       <w:proofErr w:type="spellStart"/>
       <w:r>
@@ -8917,6 +8981,45 @@
           <w:sz w:val="28"/>
           <w:szCs w:val="28"/>
         </w:rPr>
+        <w:t>Temp_list</w:t>
+      </w:r>
+      <w:proofErr w:type="spellEnd"/>
+      <w:r>
+        <w:rPr>
+          <w:sz w:val="28"/>
+          <w:szCs w:val="28"/>
+        </w:rPr>
+        <w:t>[i+4]</w:t>
+      </w:r>
+      <w:r>
+        <w:rPr>
+          <w:sz w:val="28"/>
+          <w:szCs w:val="28"/>
+        </w:rPr>
+        <w:t xml:space="preserve">, but does work when </w:t>
+      </w:r>
+      <w:proofErr w:type="spellStart"/>
+      <w:r>
+        <w:rPr>
+          <w:sz w:val="28"/>
+          <w:szCs w:val="28"/>
+        </w:rPr>
+        <w:t>Temp_list</w:t>
+      </w:r>
+      <w:proofErr w:type="spellEnd"/>
+      <w:r>
+        <w:rPr>
+          <w:sz w:val="28"/>
+          <w:szCs w:val="28"/>
+        </w:rPr>
+        <w:t>[</w:t>
+      </w:r>
+      <w:proofErr w:type="spellStart"/>
+      <w:r>
+        <w:rPr>
+          <w:sz w:val="28"/>
+          <w:szCs w:val="28"/>
+        </w:rPr>
         <w:t>i</w:t>
       </w:r>
       <w:proofErr w:type="spellEnd"/>
@@ -8925,18 +9028,35 @@
           <w:sz w:val="28"/>
           <w:szCs w:val="28"/>
         </w:rPr>
-        <w:t>] is it`s own variable.</w:t>
-      </w:r>
-    </w:p>
-    <w:p>
-      <w:pPr>
-        <w:rPr>
-          <w:sz w:val="28"/>
-          <w:szCs w:val="28"/>
-        </w:rPr>
-      </w:pPr>
-      <w:r>
-        <w:rPr>
+        <w:t xml:space="preserve">] is </w:t>
+      </w:r>
+      <w:proofErr w:type="spellStart"/>
+      <w:r>
+        <w:rPr>
+          <w:sz w:val="28"/>
+          <w:szCs w:val="28"/>
+        </w:rPr>
+        <w:t>it`s</w:t>
+      </w:r>
+      <w:proofErr w:type="spellEnd"/>
+      <w:r>
+        <w:rPr>
+          <w:sz w:val="28"/>
+          <w:szCs w:val="28"/>
+        </w:rPr>
+        <w:t xml:space="preserve"> own variable.</w:t>
+      </w:r>
+    </w:p>
+    <w:p>
+      <w:pPr>
+        <w:rPr>
+          <w:sz w:val="28"/>
+          <w:szCs w:val="28"/>
+        </w:rPr>
+      </w:pPr>
+      <w:r>
+        <w:rPr>
+          <w:noProof/>
           <w:sz w:val="28"/>
           <w:szCs w:val="28"/>
         </w:rPr>
@@ -8984,14 +9104,6 @@
           <w:szCs w:val="28"/>
         </w:rPr>
       </w:pPr>
-    </w:p>
-    <w:p>
-      <w:pPr>
-        <w:rPr>
-          <w:sz w:val="28"/>
-          <w:szCs w:val="28"/>
-        </w:rPr>
-      </w:pPr>
       <w:r>
         <w:rPr>
           <w:sz w:val="28"/>
@@ -9043,8 +9155,33 @@
           <w:sz w:val="28"/>
           <w:szCs w:val="28"/>
         </w:rPr>
-        <w:t>2 – Another unique pair was found – The bigger pair becomes Pair_num and the smaller pair becomes Second_pair</w:t>
-      </w:r>
+        <w:t xml:space="preserve">2 – Another unique pair was found – The bigger pair becomes </w:t>
+      </w:r>
+      <w:proofErr w:type="spellStart"/>
+      <w:r>
+        <w:rPr>
+          <w:sz w:val="28"/>
+          <w:szCs w:val="28"/>
+        </w:rPr>
+        <w:t>Pair_num</w:t>
+      </w:r>
+      <w:proofErr w:type="spellEnd"/>
+      <w:r>
+        <w:rPr>
+          <w:sz w:val="28"/>
+          <w:szCs w:val="28"/>
+        </w:rPr>
+        <w:t xml:space="preserve"> and the smaller pair becomes </w:t>
+      </w:r>
+      <w:proofErr w:type="spellStart"/>
+      <w:r>
+        <w:rPr>
+          <w:sz w:val="28"/>
+          <w:szCs w:val="28"/>
+        </w:rPr>
+        <w:t>Second_pair</w:t>
+      </w:r>
+      <w:proofErr w:type="spellEnd"/>
     </w:p>
     <w:p>
       <w:pPr>
@@ -9074,7 +9211,7 @@
           <w:sz w:val="28"/>
           <w:szCs w:val="28"/>
         </w:rPr>
-        <w:t xml:space="preserve">= Pair_num stops 3OAK from being </w:t>
+        <w:t xml:space="preserve">= </w:t>
       </w:r>
       <w:proofErr w:type="spellStart"/>
       <w:r>
@@ -9082,6 +9219,22 @@
           <w:sz w:val="28"/>
           <w:szCs w:val="28"/>
         </w:rPr>
+        <w:t>Pair_num</w:t>
+      </w:r>
+      <w:proofErr w:type="spellEnd"/>
+      <w:r>
+        <w:rPr>
+          <w:sz w:val="28"/>
+          <w:szCs w:val="28"/>
+        </w:rPr>
+        <w:t xml:space="preserve"> stops 3OAK from being </w:t>
+      </w:r>
+      <w:proofErr w:type="spellStart"/>
+      <w:r>
+        <w:rPr>
+          <w:sz w:val="28"/>
+          <w:szCs w:val="28"/>
+        </w:rPr>
         <w:t>re evaluated</w:t>
       </w:r>
       <w:proofErr w:type="spellEnd"/>
@@ -9102,14 +9255,14 @@
       </w:pPr>
       <w:r>
         <w:rPr>
-          <w:sz w:val="28"/>
-          <w:szCs w:val="28"/>
-        </w:rPr>
-        <w:lastRenderedPageBreak/>
+          <w:noProof/>
+          <w:sz w:val="28"/>
+          <w:szCs w:val="28"/>
+        </w:rPr>
         <w:drawing>
-          <wp:inline distT="0" distB="0" distL="0" distR="0" wp14:anchorId="74975DA0" wp14:editId="66A61854">
-            <wp:extent cx="5097780" cy="1722040"/>
-            <wp:effectExtent l="0" t="0" r="7620" b="0"/>
+          <wp:inline distT="0" distB="0" distL="0" distR="0" wp14:anchorId="74975DA0" wp14:editId="3832D9F4">
+            <wp:extent cx="4534081" cy="1531620"/>
+            <wp:effectExtent l="0" t="0" r="0" b="0"/>
             <wp:docPr id="1558978641" name="Picture 1"/>
             <wp:cNvGraphicFramePr>
               <a:graphicFrameLocks xmlns:a="http://schemas.openxmlformats.org/drawingml/2006/main" noChangeAspect="1"/>
@@ -9130,7 +9283,7 @@
                   <pic:spPr>
                     <a:xfrm>
                       <a:off x="0" y="0"/>
-                      <a:ext cx="5109578" cy="1726025"/>
+                      <a:ext cx="4534081" cy="1531620"/>
                     </a:xfrm>
                     <a:prstGeom prst="rect">
                       <a:avLst/>
@@ -9194,18 +9347,35 @@
           <w:sz w:val="28"/>
           <w:szCs w:val="28"/>
         </w:rPr>
-        <w:t xml:space="preserve"> and Second_pair were 2 distinct values that were both greater than 0, and there were also more than 1 pair found with counter, then it would properly evaluate a full house. Since the pair module must have also come before 3OAK, extra steps had to be put in place to ensure everything was accurate</w:t>
-      </w:r>
-    </w:p>
-    <w:p>
-      <w:pPr>
-        <w:rPr>
-          <w:sz w:val="28"/>
-          <w:szCs w:val="28"/>
-        </w:rPr>
-      </w:pPr>
-      <w:r>
-        <w:rPr>
+        <w:t xml:space="preserve"> and </w:t>
+      </w:r>
+      <w:proofErr w:type="spellStart"/>
+      <w:r>
+        <w:rPr>
+          <w:sz w:val="28"/>
+          <w:szCs w:val="28"/>
+        </w:rPr>
+        <w:t>Second_pair</w:t>
+      </w:r>
+      <w:proofErr w:type="spellEnd"/>
+      <w:r>
+        <w:rPr>
+          <w:sz w:val="28"/>
+          <w:szCs w:val="28"/>
+        </w:rPr>
+        <w:t xml:space="preserve"> were 2 distinct values that were both greater than 0, and there were also more than 1 pair found with counter, then it would properly evaluate a full house. Since the pair module must have also come before 3OAK, extra steps had to be put in place to ensure everything was accurate</w:t>
+      </w:r>
+    </w:p>
+    <w:p>
+      <w:pPr>
+        <w:rPr>
+          <w:sz w:val="28"/>
+          <w:szCs w:val="28"/>
+        </w:rPr>
+      </w:pPr>
+      <w:r>
+        <w:rPr>
+          <w:noProof/>
           <w:sz w:val="28"/>
           <w:szCs w:val="28"/>
         </w:rPr>
@@ -9255,6 +9425,7 @@
       </w:pPr>
       <w:r>
         <w:rPr>
+          <w:noProof/>
           <w:sz w:val="28"/>
           <w:szCs w:val="28"/>
         </w:rPr>
@@ -9326,6 +9497,46 @@
           <w:szCs w:val="28"/>
         </w:rPr>
       </w:pPr>
+    </w:p>
+    <w:p>
+      <w:pPr>
+        <w:rPr>
+          <w:sz w:val="28"/>
+          <w:szCs w:val="28"/>
+        </w:rPr>
+      </w:pPr>
+    </w:p>
+    <w:p>
+      <w:pPr>
+        <w:rPr>
+          <w:sz w:val="28"/>
+          <w:szCs w:val="28"/>
+        </w:rPr>
+      </w:pPr>
+    </w:p>
+    <w:p>
+      <w:pPr>
+        <w:rPr>
+          <w:sz w:val="28"/>
+          <w:szCs w:val="28"/>
+        </w:rPr>
+      </w:pPr>
+    </w:p>
+    <w:p>
+      <w:pPr>
+        <w:rPr>
+          <w:sz w:val="28"/>
+          <w:szCs w:val="28"/>
+        </w:rPr>
+      </w:pPr>
+    </w:p>
+    <w:p>
+      <w:pPr>
+        <w:rPr>
+          <w:sz w:val="28"/>
+          <w:szCs w:val="28"/>
+        </w:rPr>
+      </w:pPr>
       <w:r>
         <w:rPr>
           <w:sz w:val="28"/>
@@ -9370,7 +9581,23 @@
           <w:sz w:val="28"/>
           <w:szCs w:val="28"/>
         </w:rPr>
-        <w:t>After, it adds the corresponding values to Temp_list, then removes duplicates. The result being that we are now searching for a straight inside only the numbers part of the flush</w:t>
+        <w:t xml:space="preserve">After, it adds the corresponding values to </w:t>
+      </w:r>
+      <w:proofErr w:type="spellStart"/>
+      <w:r>
+        <w:rPr>
+          <w:sz w:val="28"/>
+          <w:szCs w:val="28"/>
+        </w:rPr>
+        <w:t>Temp_list</w:t>
+      </w:r>
+      <w:proofErr w:type="spellEnd"/>
+      <w:r>
+        <w:rPr>
+          <w:sz w:val="28"/>
+          <w:szCs w:val="28"/>
+        </w:rPr>
+        <w:t>, then removes duplicates. The result being that we are now searching for a straight inside only the numbers part of the flush</w:t>
       </w:r>
     </w:p>
     <w:p>
@@ -9406,6 +9633,7 @@
       </w:pPr>
       <w:r>
         <w:rPr>
+          <w:noProof/>
           <w:sz w:val="28"/>
           <w:szCs w:val="28"/>
         </w:rPr>
@@ -9502,6 +9730,7 @@
       </w:pPr>
       <w:r>
         <w:rPr>
+          <w:noProof/>
           <w:sz w:val="28"/>
           <w:szCs w:val="28"/>
         </w:rPr>
@@ -9821,6 +10050,7 @@
       </w:pPr>
       <w:r>
         <w:rPr>
+          <w:noProof/>
           <w:sz w:val="28"/>
           <w:szCs w:val="28"/>
         </w:rPr>
@@ -9904,7 +10134,23 @@
           <w:sz w:val="28"/>
           <w:szCs w:val="28"/>
         </w:rPr>
-        <w:t>A kicker is determined. This happens by reversing the order of Num_list, then finding the largest value that isn`t a part of a pair or 3OAK, and setting that number as the Kicker</w:t>
+        <w:t xml:space="preserve">A kicker is determined. This happens by reversing the order of </w:t>
+      </w:r>
+      <w:proofErr w:type="spellStart"/>
+      <w:r>
+        <w:rPr>
+          <w:sz w:val="28"/>
+          <w:szCs w:val="28"/>
+        </w:rPr>
+        <w:t>Num_list</w:t>
+      </w:r>
+      <w:proofErr w:type="spellEnd"/>
+      <w:r>
+        <w:rPr>
+          <w:sz w:val="28"/>
+          <w:szCs w:val="28"/>
+        </w:rPr>
+        <w:t>, then finding the largest value that isn`t a part of a pair or 3OAK, and setting that number as the Kicker</w:t>
       </w:r>
     </w:p>
     <w:p>
@@ -9947,6 +10193,7 @@
       </w:pPr>
       <w:r>
         <w:rPr>
+          <w:noProof/>
           <w:sz w:val="28"/>
           <w:szCs w:val="28"/>
         </w:rPr>
@@ -10026,6 +10273,7 @@
       </w:r>
       <w:r>
         <w:rPr>
+          <w:noProof/>
           <w:sz w:val="28"/>
           <w:szCs w:val="28"/>
         </w:rPr>
@@ -10088,15 +10336,13 @@
         </w:rPr>
         <w:t xml:space="preserve">convert each number into </w:t>
       </w:r>
-      <w:proofErr w:type="spellStart"/>
-      <w:r>
-        <w:rPr>
-          <w:sz w:val="28"/>
-          <w:szCs w:val="28"/>
-        </w:rPr>
-        <w:t>it`s</w:t>
-      </w:r>
-      <w:proofErr w:type="spellEnd"/>
+      <w:r>
+        <w:rPr>
+          <w:sz w:val="28"/>
+          <w:szCs w:val="28"/>
+        </w:rPr>
+        <w:t>its</w:t>
+      </w:r>
       <w:r>
         <w:rPr>
           <w:sz w:val="28"/>
@@ -10145,17 +10391,44 @@
         </w:rPr>
         <w:t xml:space="preserve"> determined at each transaction, but are usually just the </w:t>
       </w:r>
-      <w:proofErr w:type="spellStart"/>
-      <w:r>
-        <w:rPr>
-          <w:sz w:val="28"/>
-          <w:szCs w:val="28"/>
-        </w:rPr>
-        <w:t>minirank</w:t>
-      </w:r>
-      <w:proofErr w:type="spellEnd"/>
-      <w:r>
-        <w:rPr>
+      <w:r>
+        <w:rPr>
+          <w:sz w:val="28"/>
+          <w:szCs w:val="28"/>
+        </w:rPr>
+        <w:t>M</w:t>
+      </w:r>
+      <w:r>
+        <w:rPr>
+          <w:sz w:val="28"/>
+          <w:szCs w:val="28"/>
+        </w:rPr>
+        <w:t>ini</w:t>
+      </w:r>
+      <w:r>
+        <w:rPr>
+          <w:sz w:val="28"/>
+          <w:szCs w:val="28"/>
+        </w:rPr>
+        <w:t xml:space="preserve"> </w:t>
+      </w:r>
+      <w:r>
+        <w:rPr>
+          <w:sz w:val="28"/>
+          <w:szCs w:val="28"/>
+        </w:rPr>
+        <w:t>rank</w:t>
+      </w:r>
+      <w:r>
+        <w:rPr>
+          <w:sz w:val="28"/>
+          <w:szCs w:val="28"/>
+        </w:rPr>
+        <w:t xml:space="preserve"> </w:t>
+      </w:r>
+      <w:r>
+        <w:rPr>
+          <w:noProof/>
           <w:sz w:val="28"/>
           <w:szCs w:val="28"/>
         </w:rPr>
@@ -10219,13 +10492,42 @@
         </w:rPr>
         <w:t xml:space="preserve"> a winner needs to be determined with these values, done by storing the values of Score, the Mini ranks and the kickers in Record Values, then comparing each new Score/</w:t>
       </w:r>
+      <w:r>
+        <w:rPr>
+          <w:sz w:val="28"/>
+          <w:szCs w:val="28"/>
+        </w:rPr>
+        <w:t>Mini rank</w:t>
+      </w:r>
+      <w:r>
+        <w:rPr>
+          <w:sz w:val="28"/>
+          <w:szCs w:val="28"/>
+        </w:rPr>
+        <w:t>/Kicker with their record equivalent, updating the record Values only if the new hand is better than the original.</w:t>
+      </w:r>
+    </w:p>
+    <w:p>
+      <w:pPr>
+        <w:rPr>
+          <w:sz w:val="28"/>
+          <w:szCs w:val="28"/>
+        </w:rPr>
+      </w:pPr>
+      <w:r>
+        <w:rPr>
+          <w:sz w:val="28"/>
+          <w:szCs w:val="28"/>
+        </w:rPr>
+        <w:t xml:space="preserve">If each variable is the same as </w:t>
+      </w:r>
       <w:proofErr w:type="spellStart"/>
       <w:r>
         <w:rPr>
           <w:sz w:val="28"/>
           <w:szCs w:val="28"/>
         </w:rPr>
-        <w:t>Minirank</w:t>
+        <w:t>it`s</w:t>
       </w:r>
       <w:proofErr w:type="spellEnd"/>
       <w:r>
@@ -10233,41 +10535,26 @@
           <w:sz w:val="28"/>
           <w:szCs w:val="28"/>
         </w:rPr>
-        <w:t>/Kicker with their record equivalent, updating the record Values only if the new hand is better than the original.</w:t>
-      </w:r>
-    </w:p>
-    <w:p>
-      <w:pPr>
-        <w:rPr>
-          <w:sz w:val="28"/>
-          <w:szCs w:val="28"/>
-        </w:rPr>
-      </w:pPr>
-      <w:r>
-        <w:rPr>
-          <w:sz w:val="28"/>
-          <w:szCs w:val="28"/>
-        </w:rPr>
-        <w:t>If each variable is the same as it`s record variant, then it is determined to be a tie, currently only stored a yes or no variable.</w:t>
-      </w:r>
-    </w:p>
-    <w:p>
-      <w:pPr>
-        <w:rPr>
-          <w:sz w:val="28"/>
-          <w:szCs w:val="28"/>
-        </w:rPr>
-      </w:pPr>
-      <w:r>
-        <w:rPr>
-          <w:sz w:val="28"/>
-          <w:szCs w:val="28"/>
-        </w:rPr>
-        <w:lastRenderedPageBreak/>
+        <w:t xml:space="preserve"> record variant, then it is determined to be a tie, currently only stored a yes or no variable.</w:t>
+      </w:r>
+    </w:p>
+    <w:p>
+      <w:pPr>
+        <w:rPr>
+          <w:sz w:val="28"/>
+          <w:szCs w:val="28"/>
+        </w:rPr>
+      </w:pPr>
+      <w:r>
+        <w:rPr>
+          <w:noProof/>
+          <w:sz w:val="28"/>
+          <w:szCs w:val="28"/>
+        </w:rPr>
         <w:drawing>
-          <wp:inline distT="0" distB="0" distL="0" distR="0" wp14:anchorId="55C75DCA" wp14:editId="5C65E36D">
-            <wp:extent cx="2720576" cy="1905165"/>
-            <wp:effectExtent l="0" t="0" r="3810" b="0"/>
+          <wp:inline distT="0" distB="0" distL="0" distR="0" wp14:anchorId="55C75DCA" wp14:editId="54A25BFF">
+            <wp:extent cx="1545153" cy="1082040"/>
+            <wp:effectExtent l="0" t="0" r="0" b="3810"/>
             <wp:docPr id="1300340454" name="Picture 1"/>
             <wp:cNvGraphicFramePr>
               <a:graphicFrameLocks xmlns:a="http://schemas.openxmlformats.org/drawingml/2006/main" noChangeAspect="1"/>
@@ -10288,7 +10575,4922 @@
                   <pic:spPr>
                     <a:xfrm>
                       <a:off x="0" y="0"/>
-                      <a:ext cx="2720576" cy="1905165"/>
+                      <a:ext cx="1551812" cy="1086703"/>
+                    </a:xfrm>
+                    <a:prstGeom prst="rect">
+                      <a:avLst/>
+                    </a:prstGeom>
+                  </pic:spPr>
+                </pic:pic>
+              </a:graphicData>
+            </a:graphic>
+          </wp:inline>
+        </w:drawing>
+      </w:r>
+    </w:p>
+    <w:p>
+      <w:pPr>
+        <w:rPr>
+          <w:sz w:val="28"/>
+          <w:szCs w:val="28"/>
+        </w:rPr>
+      </w:pPr>
+      <w:r>
+        <w:rPr>
+          <w:sz w:val="28"/>
+          <w:szCs w:val="28"/>
+        </w:rPr>
+        <w:lastRenderedPageBreak/>
+        <w:t>After that milestone was completed, the next stage was to form a proper betting system, but before that</w:t>
+      </w:r>
+      <w:r>
+        <w:rPr>
+          <w:sz w:val="28"/>
+          <w:szCs w:val="28"/>
+        </w:rPr>
+        <w:t xml:space="preserve"> the players Balance needed to be established, the amount of chips the player has.</w:t>
+      </w:r>
+    </w:p>
+    <w:p>
+      <w:pPr>
+        <w:rPr>
+          <w:sz w:val="28"/>
+          <w:szCs w:val="28"/>
+        </w:rPr>
+      </w:pPr>
+      <w:r>
+        <w:rPr>
+          <w:sz w:val="28"/>
+          <w:szCs w:val="28"/>
+        </w:rPr>
+        <w:t xml:space="preserve">Balance started out as </w:t>
+      </w:r>
+      <w:proofErr w:type="spellStart"/>
+      <w:r>
+        <w:rPr>
+          <w:sz w:val="28"/>
+          <w:szCs w:val="28"/>
+        </w:rPr>
+        <w:t>it`s</w:t>
+      </w:r>
+      <w:proofErr w:type="spellEnd"/>
+      <w:r>
+        <w:rPr>
+          <w:sz w:val="28"/>
+          <w:szCs w:val="28"/>
+        </w:rPr>
+        <w:t xml:space="preserve"> own text file, done so the amount of chips could be transferred between each round. At the start of the program, the value in the text file was added to the variable Balance, then at the end the new value of Balance was added to the text file. For conveniences sake, extra chips were added if the player had 0 chips, making testing with going all in much easier</w:t>
+      </w:r>
+    </w:p>
+    <w:p>
+      <w:pPr>
+        <w:rPr>
+          <w:sz w:val="28"/>
+          <w:szCs w:val="28"/>
+        </w:rPr>
+      </w:pPr>
+      <w:r>
+        <w:rPr>
+          <w:noProof/>
+          <w:sz w:val="28"/>
+          <w:szCs w:val="28"/>
+        </w:rPr>
+        <w:drawing>
+          <wp:inline distT="0" distB="0" distL="0" distR="0" wp14:anchorId="2461DF1D" wp14:editId="59B92D81">
+            <wp:extent cx="4366638" cy="1005927"/>
+            <wp:effectExtent l="0" t="0" r="0" b="3810"/>
+            <wp:docPr id="1676759219" name="Picture 1"/>
+            <wp:cNvGraphicFramePr>
+              <a:graphicFrameLocks xmlns:a="http://schemas.openxmlformats.org/drawingml/2006/main" noChangeAspect="1"/>
+            </wp:cNvGraphicFramePr>
+            <a:graphic xmlns:a="http://schemas.openxmlformats.org/drawingml/2006/main">
+              <a:graphicData uri="http://schemas.openxmlformats.org/drawingml/2006/picture">
+                <pic:pic xmlns:pic="http://schemas.openxmlformats.org/drawingml/2006/picture">
+                  <pic:nvPicPr>
+                    <pic:cNvPr id="1676759219" name=""/>
+                    <pic:cNvPicPr/>
+                  </pic:nvPicPr>
+                  <pic:blipFill>
+                    <a:blip r:embed="rId38"/>
+                    <a:stretch>
+                      <a:fillRect/>
+                    </a:stretch>
+                  </pic:blipFill>
+                  <pic:spPr>
+                    <a:xfrm>
+                      <a:off x="0" y="0"/>
+                      <a:ext cx="4366638" cy="1005927"/>
+                    </a:xfrm>
+                    <a:prstGeom prst="rect">
+                      <a:avLst/>
+                    </a:prstGeom>
+                  </pic:spPr>
+                </pic:pic>
+              </a:graphicData>
+            </a:graphic>
+          </wp:inline>
+        </w:drawing>
+      </w:r>
+    </w:p>
+    <w:p>
+      <w:pPr>
+        <w:rPr>
+          <w:sz w:val="28"/>
+          <w:szCs w:val="28"/>
+        </w:rPr>
+      </w:pPr>
+      <w:r>
+        <w:rPr>
+          <w:sz w:val="28"/>
+          <w:szCs w:val="28"/>
+        </w:rPr>
+        <w:t>Eventually, much later than it should have been to be honest, Balance was changed to a list that store</w:t>
+      </w:r>
+      <w:r>
+        <w:rPr>
+          <w:sz w:val="28"/>
+          <w:szCs w:val="28"/>
+        </w:rPr>
+        <w:t>s</w:t>
+      </w:r>
+      <w:r>
+        <w:rPr>
+          <w:sz w:val="28"/>
+          <w:szCs w:val="28"/>
+        </w:rPr>
+        <w:t xml:space="preserve"> the Balance of both the player and all the computers</w:t>
+      </w:r>
+    </w:p>
+    <w:p>
+      <w:pPr>
+        <w:rPr>
+          <w:sz w:val="28"/>
+          <w:szCs w:val="28"/>
+        </w:rPr>
+      </w:pPr>
+      <w:r>
+        <w:rPr>
+          <w:noProof/>
+          <w:sz w:val="28"/>
+          <w:szCs w:val="28"/>
+        </w:rPr>
+        <w:drawing>
+          <wp:inline distT="0" distB="0" distL="0" distR="0" wp14:anchorId="52A7A10A" wp14:editId="03D9E982">
+            <wp:extent cx="3490262" cy="1234547"/>
+            <wp:effectExtent l="0" t="0" r="0" b="3810"/>
+            <wp:docPr id="418098890" name="Picture 1"/>
+            <wp:cNvGraphicFramePr>
+              <a:graphicFrameLocks xmlns:a="http://schemas.openxmlformats.org/drawingml/2006/main" noChangeAspect="1"/>
+            </wp:cNvGraphicFramePr>
+            <a:graphic xmlns:a="http://schemas.openxmlformats.org/drawingml/2006/main">
+              <a:graphicData uri="http://schemas.openxmlformats.org/drawingml/2006/picture">
+                <pic:pic xmlns:pic="http://schemas.openxmlformats.org/drawingml/2006/picture">
+                  <pic:nvPicPr>
+                    <pic:cNvPr id="418098890" name=""/>
+                    <pic:cNvPicPr/>
+                  </pic:nvPicPr>
+                  <pic:blipFill>
+                    <a:blip r:embed="rId39"/>
+                    <a:stretch>
+                      <a:fillRect/>
+                    </a:stretch>
+                  </pic:blipFill>
+                  <pic:spPr>
+                    <a:xfrm>
+                      <a:off x="0" y="0"/>
+                      <a:ext cx="3490262" cy="1234547"/>
+                    </a:xfrm>
+                    <a:prstGeom prst="rect">
+                      <a:avLst/>
+                    </a:prstGeom>
+                  </pic:spPr>
+                </pic:pic>
+              </a:graphicData>
+            </a:graphic>
+          </wp:inline>
+        </w:drawing>
+      </w:r>
+    </w:p>
+    <w:p>
+      <w:pPr>
+        <w:rPr>
+          <w:sz w:val="28"/>
+          <w:szCs w:val="28"/>
+        </w:rPr>
+      </w:pPr>
+      <w:r>
+        <w:rPr>
+          <w:sz w:val="28"/>
+          <w:szCs w:val="28"/>
+        </w:rPr>
+        <w:t>Eventually, at the very end of the programs development, after getting a clear vision on how the program would loop, I realized there was no need to keep balance as a text document, as I wanted the balance to be the same between each loop of the program, but reset when brought back to main menu. Therefore, Balance was initialized like a normal list</w:t>
+      </w:r>
+    </w:p>
+    <w:p>
+      <w:pPr>
+        <w:rPr>
+          <w:sz w:val="28"/>
+          <w:szCs w:val="28"/>
+        </w:rPr>
+      </w:pPr>
+      <w:r>
+        <w:rPr>
+          <w:noProof/>
+          <w:sz w:val="28"/>
+          <w:szCs w:val="28"/>
+        </w:rPr>
+        <w:drawing>
+          <wp:inline distT="0" distB="0" distL="0" distR="0" wp14:anchorId="30361203" wp14:editId="255DC360">
+            <wp:extent cx="2301439" cy="594412"/>
+            <wp:effectExtent l="0" t="0" r="3810" b="0"/>
+            <wp:docPr id="2067901202" name="Picture 1"/>
+            <wp:cNvGraphicFramePr>
+              <a:graphicFrameLocks xmlns:a="http://schemas.openxmlformats.org/drawingml/2006/main" noChangeAspect="1"/>
+            </wp:cNvGraphicFramePr>
+            <a:graphic xmlns:a="http://schemas.openxmlformats.org/drawingml/2006/main">
+              <a:graphicData uri="http://schemas.openxmlformats.org/drawingml/2006/picture">
+                <pic:pic xmlns:pic="http://schemas.openxmlformats.org/drawingml/2006/picture">
+                  <pic:nvPicPr>
+                    <pic:cNvPr id="2067901202" name=""/>
+                    <pic:cNvPicPr/>
+                  </pic:nvPicPr>
+                  <pic:blipFill>
+                    <a:blip r:embed="rId40"/>
+                    <a:stretch>
+                      <a:fillRect/>
+                    </a:stretch>
+                  </pic:blipFill>
+                  <pic:spPr>
+                    <a:xfrm>
+                      <a:off x="0" y="0"/>
+                      <a:ext cx="2301439" cy="594412"/>
+                    </a:xfrm>
+                    <a:prstGeom prst="rect">
+                      <a:avLst/>
+                    </a:prstGeom>
+                  </pic:spPr>
+                </pic:pic>
+              </a:graphicData>
+            </a:graphic>
+          </wp:inline>
+        </w:drawing>
+      </w:r>
+    </w:p>
+    <w:p>
+      <w:pPr>
+        <w:rPr>
+          <w:sz w:val="28"/>
+          <w:szCs w:val="28"/>
+        </w:rPr>
+      </w:pPr>
+    </w:p>
+    <w:p>
+      <w:pPr>
+        <w:rPr>
+          <w:sz w:val="28"/>
+          <w:szCs w:val="28"/>
+        </w:rPr>
+      </w:pPr>
+    </w:p>
+    <w:p>
+      <w:pPr>
+        <w:rPr>
+          <w:sz w:val="28"/>
+          <w:szCs w:val="28"/>
+        </w:rPr>
+      </w:pPr>
+    </w:p>
+    <w:p>
+      <w:pPr>
+        <w:rPr>
+          <w:sz w:val="28"/>
+          <w:szCs w:val="28"/>
+        </w:rPr>
+      </w:pPr>
+      <w:r>
+        <w:rPr>
+          <w:sz w:val="28"/>
+          <w:szCs w:val="28"/>
+        </w:rPr>
+        <w:lastRenderedPageBreak/>
+        <w:t xml:space="preserve">After </w:t>
+      </w:r>
+      <w:r>
+        <w:rPr>
+          <w:sz w:val="28"/>
+          <w:szCs w:val="28"/>
+        </w:rPr>
+        <w:t>balance was established, the Betting system could now be worked on</w:t>
+      </w:r>
+      <w:r>
+        <w:rPr>
+          <w:sz w:val="28"/>
+          <w:szCs w:val="28"/>
+        </w:rPr>
+        <w:t xml:space="preserve">. </w:t>
+      </w:r>
+      <w:r>
+        <w:rPr>
+          <w:sz w:val="28"/>
+          <w:szCs w:val="28"/>
+        </w:rPr>
+        <w:t>It</w:t>
+      </w:r>
+      <w:r>
+        <w:rPr>
+          <w:sz w:val="28"/>
+          <w:szCs w:val="28"/>
+        </w:rPr>
+        <w:t xml:space="preserve"> started out very bare and incomplete as I waited until this skeleton was put into place to move on to letting computers make their own bets. For most the programs life, the bet function only asked </w:t>
+      </w:r>
+      <w:r>
+        <w:rPr>
+          <w:sz w:val="28"/>
+          <w:szCs w:val="28"/>
+        </w:rPr>
+        <w:t>the player “Check, Raise, or Fold”</w:t>
+      </w:r>
+    </w:p>
+    <w:p>
+      <w:pPr>
+        <w:rPr>
+          <w:sz w:val="28"/>
+          <w:szCs w:val="28"/>
+        </w:rPr>
+      </w:pPr>
+      <w:r>
+        <w:rPr>
+          <w:sz w:val="28"/>
+          <w:szCs w:val="28"/>
+        </w:rPr>
+        <w:t>If the player checked, it would display that every computer had checked, then skip to the next betting phase</w:t>
+      </w:r>
+    </w:p>
+    <w:p>
+      <w:pPr>
+        <w:rPr>
+          <w:sz w:val="28"/>
+          <w:szCs w:val="28"/>
+        </w:rPr>
+      </w:pPr>
+      <w:r>
+        <w:rPr>
+          <w:sz w:val="28"/>
+          <w:szCs w:val="28"/>
+        </w:rPr>
+        <w:t xml:space="preserve">If the player raised, </w:t>
+      </w:r>
+      <w:proofErr w:type="gramStart"/>
+      <w:r>
+        <w:rPr>
+          <w:sz w:val="28"/>
+          <w:szCs w:val="28"/>
+        </w:rPr>
+        <w:t>It</w:t>
+      </w:r>
+      <w:proofErr w:type="gramEnd"/>
+      <w:r>
+        <w:rPr>
+          <w:sz w:val="28"/>
+          <w:szCs w:val="28"/>
+        </w:rPr>
+        <w:t xml:space="preserve"> would use a while loop to ask for an amount of chips, and for now would assume every player called</w:t>
+      </w:r>
+    </w:p>
+    <w:p>
+      <w:pPr>
+        <w:rPr>
+          <w:sz w:val="28"/>
+          <w:szCs w:val="28"/>
+        </w:rPr>
+      </w:pPr>
+      <w:r>
+        <w:rPr>
+          <w:sz w:val="28"/>
+          <w:szCs w:val="28"/>
+        </w:rPr>
+        <w:t>If the player folded, the program would just end.</w:t>
+      </w:r>
+    </w:p>
+    <w:p>
+      <w:pPr>
+        <w:rPr>
+          <w:sz w:val="28"/>
+          <w:szCs w:val="28"/>
+        </w:rPr>
+      </w:pPr>
+      <w:r>
+        <w:rPr>
+          <w:sz w:val="28"/>
+          <w:szCs w:val="28"/>
+        </w:rPr>
+        <w:t>If the player inputted All in, then the program would skip straight to the end of the program, giving a shortcut to the ranking system, making testing that area much faster.</w:t>
+      </w:r>
+    </w:p>
+    <w:p>
+      <w:pPr>
+        <w:rPr>
+          <w:sz w:val="28"/>
+          <w:szCs w:val="28"/>
+        </w:rPr>
+      </w:pPr>
+    </w:p>
+    <w:p>
+      <w:pPr>
+        <w:rPr>
+          <w:sz w:val="28"/>
+          <w:szCs w:val="28"/>
+        </w:rPr>
+      </w:pPr>
+      <w:r>
+        <w:rPr>
+          <w:sz w:val="28"/>
+          <w:szCs w:val="28"/>
+        </w:rPr>
+        <w:t>There are many levels of abstraction happening here</w:t>
+      </w:r>
+    </w:p>
+    <w:p>
+      <w:pPr>
+        <w:rPr>
+          <w:sz w:val="28"/>
+          <w:szCs w:val="28"/>
+        </w:rPr>
+      </w:pPr>
+      <w:r>
+        <w:rPr>
+          <w:sz w:val="28"/>
+          <w:szCs w:val="28"/>
+        </w:rPr>
+        <w:t xml:space="preserve">Check – The program is assuming that the player always moves first, which given how blinds work, is honestly quite rare. </w:t>
+      </w:r>
+      <w:proofErr w:type="gramStart"/>
+      <w:r>
+        <w:rPr>
+          <w:sz w:val="28"/>
+          <w:szCs w:val="28"/>
+        </w:rPr>
+        <w:t>However</w:t>
+      </w:r>
+      <w:proofErr w:type="gramEnd"/>
+      <w:r>
+        <w:rPr>
+          <w:sz w:val="28"/>
+          <w:szCs w:val="28"/>
+        </w:rPr>
+        <w:t xml:space="preserve"> for a function that`s only made to make the computer thought process to be easier to set up, Blinds and order can be abstracted for now and a while</w:t>
+      </w:r>
+    </w:p>
+    <w:p>
+      <w:pPr>
+        <w:rPr>
+          <w:sz w:val="28"/>
+          <w:szCs w:val="28"/>
+        </w:rPr>
+      </w:pPr>
+      <w:r>
+        <w:rPr>
+          <w:sz w:val="28"/>
+          <w:szCs w:val="28"/>
+        </w:rPr>
+        <w:t xml:space="preserve">Raise – In proper poker terminology this isn`t a raise, this is a bet. A raise is when another player bets and you bet higher than them, which isn`t possible here when the computers aren`t betting. As well as this, there is an assumption for both Checking and Raising happening where the </w:t>
+      </w:r>
+      <w:proofErr w:type="gramStart"/>
+      <w:r>
+        <w:rPr>
+          <w:sz w:val="28"/>
+          <w:szCs w:val="28"/>
+        </w:rPr>
+        <w:t>Computers</w:t>
+      </w:r>
+      <w:proofErr w:type="gramEnd"/>
+      <w:r>
+        <w:rPr>
+          <w:sz w:val="28"/>
+          <w:szCs w:val="28"/>
+        </w:rPr>
+        <w:t xml:space="preserve"> all Check/Call respectively</w:t>
+      </w:r>
+    </w:p>
+    <w:p>
+      <w:pPr>
+        <w:rPr>
+          <w:sz w:val="28"/>
+          <w:szCs w:val="28"/>
+        </w:rPr>
+      </w:pPr>
+      <w:r>
+        <w:rPr>
+          <w:sz w:val="28"/>
+          <w:szCs w:val="28"/>
+        </w:rPr>
+        <w:t xml:space="preserve">Folds – When a player folds, the game should continue for every other player, only properly ending when all but one player has folded. </w:t>
+      </w:r>
+      <w:proofErr w:type="gramStart"/>
+      <w:r>
+        <w:rPr>
+          <w:sz w:val="28"/>
+          <w:szCs w:val="28"/>
+        </w:rPr>
+        <w:t>However</w:t>
+      </w:r>
+      <w:proofErr w:type="gramEnd"/>
+      <w:r>
+        <w:rPr>
+          <w:sz w:val="28"/>
+          <w:szCs w:val="28"/>
+        </w:rPr>
+        <w:t xml:space="preserve"> while only the player can fold, it wasn`t that important to ensure folding was as true to life as possible as it`s its own procedure that can be ignored. More importantly, you can`t </w:t>
+      </w:r>
+      <w:proofErr w:type="gramStart"/>
+      <w:r>
+        <w:rPr>
+          <w:sz w:val="28"/>
+          <w:szCs w:val="28"/>
+        </w:rPr>
+        <w:t>actually fold</w:t>
+      </w:r>
+      <w:proofErr w:type="gramEnd"/>
+      <w:r>
+        <w:rPr>
+          <w:sz w:val="28"/>
+          <w:szCs w:val="28"/>
+        </w:rPr>
+        <w:t xml:space="preserve"> while you have the option to check, normal poker rules don`t allow it</w:t>
+      </w:r>
+      <w:r>
+        <w:rPr>
+          <w:sz w:val="28"/>
+          <w:szCs w:val="28"/>
+        </w:rPr>
+        <w:t>, so for now it was a simple way of ending the program.</w:t>
+      </w:r>
+    </w:p>
+    <w:p>
+      <w:pPr>
+        <w:rPr>
+          <w:sz w:val="28"/>
+          <w:szCs w:val="28"/>
+        </w:rPr>
+      </w:pPr>
+      <w:r>
+        <w:rPr>
+          <w:noProof/>
+          <w:sz w:val="28"/>
+          <w:szCs w:val="28"/>
+        </w:rPr>
+        <w:lastRenderedPageBreak/>
+        <w:drawing>
+          <wp:inline distT="0" distB="0" distL="0" distR="0" wp14:anchorId="40EF9F17" wp14:editId="2803DD3E">
+            <wp:extent cx="5731510" cy="4168140"/>
+            <wp:effectExtent l="0" t="0" r="2540" b="3810"/>
+            <wp:docPr id="703463112" name="Picture 1"/>
+            <wp:cNvGraphicFramePr>
+              <a:graphicFrameLocks xmlns:a="http://schemas.openxmlformats.org/drawingml/2006/main" noChangeAspect="1"/>
+            </wp:cNvGraphicFramePr>
+            <a:graphic xmlns:a="http://schemas.openxmlformats.org/drawingml/2006/main">
+              <a:graphicData uri="http://schemas.openxmlformats.org/drawingml/2006/picture">
+                <pic:pic xmlns:pic="http://schemas.openxmlformats.org/drawingml/2006/picture">
+                  <pic:nvPicPr>
+                    <pic:cNvPr id="703463112" name=""/>
+                    <pic:cNvPicPr/>
+                  </pic:nvPicPr>
+                  <pic:blipFill>
+                    <a:blip r:embed="rId41"/>
+                    <a:stretch>
+                      <a:fillRect/>
+                    </a:stretch>
+                  </pic:blipFill>
+                  <pic:spPr>
+                    <a:xfrm>
+                      <a:off x="0" y="0"/>
+                      <a:ext cx="5731510" cy="4168140"/>
+                    </a:xfrm>
+                    <a:prstGeom prst="rect">
+                      <a:avLst/>
+                    </a:prstGeom>
+                  </pic:spPr>
+                </pic:pic>
+              </a:graphicData>
+            </a:graphic>
+          </wp:inline>
+        </w:drawing>
+      </w:r>
+    </w:p>
+    <w:p>
+      <w:pPr>
+        <w:rPr>
+          <w:sz w:val="28"/>
+          <w:szCs w:val="28"/>
+        </w:rPr>
+      </w:pPr>
+    </w:p>
+    <w:p>
+      <w:pPr>
+        <w:rPr>
+          <w:sz w:val="28"/>
+          <w:szCs w:val="28"/>
+        </w:rPr>
+      </w:pPr>
+    </w:p>
+    <w:p>
+      <w:pPr>
+        <w:rPr>
+          <w:sz w:val="28"/>
+          <w:szCs w:val="28"/>
+        </w:rPr>
+      </w:pPr>
+    </w:p>
+    <w:p>
+      <w:pPr>
+        <w:rPr>
+          <w:sz w:val="28"/>
+          <w:szCs w:val="28"/>
+        </w:rPr>
+      </w:pPr>
+    </w:p>
+    <w:p>
+      <w:pPr>
+        <w:rPr>
+          <w:sz w:val="28"/>
+          <w:szCs w:val="28"/>
+        </w:rPr>
+      </w:pPr>
+    </w:p>
+    <w:p>
+      <w:pPr>
+        <w:rPr>
+          <w:sz w:val="28"/>
+          <w:szCs w:val="28"/>
+        </w:rPr>
+      </w:pPr>
+    </w:p>
+    <w:p>
+      <w:pPr>
+        <w:rPr>
+          <w:sz w:val="28"/>
+          <w:szCs w:val="28"/>
+        </w:rPr>
+      </w:pPr>
+    </w:p>
+    <w:p>
+      <w:pPr>
+        <w:rPr>
+          <w:sz w:val="28"/>
+          <w:szCs w:val="28"/>
+        </w:rPr>
+      </w:pPr>
+    </w:p>
+    <w:p>
+      <w:pPr>
+        <w:rPr>
+          <w:sz w:val="28"/>
+          <w:szCs w:val="28"/>
+        </w:rPr>
+      </w:pPr>
+    </w:p>
+    <w:p>
+      <w:pPr>
+        <w:rPr>
+          <w:sz w:val="28"/>
+          <w:szCs w:val="28"/>
+        </w:rPr>
+      </w:pPr>
+    </w:p>
+    <w:p>
+      <w:pPr>
+        <w:rPr>
+          <w:sz w:val="28"/>
+          <w:szCs w:val="28"/>
+        </w:rPr>
+      </w:pPr>
+    </w:p>
+    <w:p>
+      <w:pPr>
+        <w:rPr>
+          <w:sz w:val="28"/>
+          <w:szCs w:val="28"/>
+        </w:rPr>
+      </w:pPr>
+      <w:r>
+        <w:rPr>
+          <w:sz w:val="28"/>
+          <w:szCs w:val="28"/>
+        </w:rPr>
+        <w:lastRenderedPageBreak/>
+        <w:t>After the simple betting stage came the much larger task of having the computers determine how good a hand they think they can make with the cards they can see in each betting phase.</w:t>
+      </w:r>
+    </w:p>
+    <w:p>
+      <w:pPr>
+        <w:rPr>
+          <w:sz w:val="28"/>
+          <w:szCs w:val="28"/>
+        </w:rPr>
+      </w:pPr>
+      <w:r>
+        <w:rPr>
+          <w:noProof/>
+          <w:sz w:val="28"/>
+          <w:szCs w:val="28"/>
+        </w:rPr>
+        <w:drawing>
+          <wp:inline distT="0" distB="0" distL="0" distR="0" wp14:anchorId="291F41F3" wp14:editId="79A6F518">
+            <wp:extent cx="5731510" cy="568325"/>
+            <wp:effectExtent l="0" t="0" r="2540" b="3175"/>
+            <wp:docPr id="843914636" name="Picture 1"/>
+            <wp:cNvGraphicFramePr>
+              <a:graphicFrameLocks xmlns:a="http://schemas.openxmlformats.org/drawingml/2006/main" noChangeAspect="1"/>
+            </wp:cNvGraphicFramePr>
+            <a:graphic xmlns:a="http://schemas.openxmlformats.org/drawingml/2006/main">
+              <a:graphicData uri="http://schemas.openxmlformats.org/drawingml/2006/picture">
+                <pic:pic xmlns:pic="http://schemas.openxmlformats.org/drawingml/2006/picture">
+                  <pic:nvPicPr>
+                    <pic:cNvPr id="843914636" name=""/>
+                    <pic:cNvPicPr/>
+                  </pic:nvPicPr>
+                  <pic:blipFill>
+                    <a:blip r:embed="rId42"/>
+                    <a:stretch>
+                      <a:fillRect/>
+                    </a:stretch>
+                  </pic:blipFill>
+                  <pic:spPr>
+                    <a:xfrm>
+                      <a:off x="0" y="0"/>
+                      <a:ext cx="5731510" cy="568325"/>
+                    </a:xfrm>
+                    <a:prstGeom prst="rect">
+                      <a:avLst/>
+                    </a:prstGeom>
+                  </pic:spPr>
+                </pic:pic>
+              </a:graphicData>
+            </a:graphic>
+          </wp:inline>
+        </w:drawing>
+      </w:r>
+    </w:p>
+    <w:p>
+      <w:pPr>
+        <w:rPr>
+          <w:sz w:val="28"/>
+          <w:szCs w:val="28"/>
+        </w:rPr>
+      </w:pPr>
+      <w:proofErr w:type="gramStart"/>
+      <w:r>
+        <w:rPr>
+          <w:sz w:val="28"/>
+          <w:szCs w:val="28"/>
+        </w:rPr>
+        <w:t>So</w:t>
+      </w:r>
+      <w:proofErr w:type="gramEnd"/>
+      <w:r>
+        <w:rPr>
+          <w:sz w:val="28"/>
+          <w:szCs w:val="28"/>
+        </w:rPr>
+        <w:t xml:space="preserve"> for example, at the start of the game the computers should only be able to see their two pocket cards, and will need to determine approximately how good those cards are</w:t>
+      </w:r>
+      <w:r>
+        <w:rPr>
+          <w:sz w:val="28"/>
+          <w:szCs w:val="28"/>
+        </w:rPr>
+        <w:t>. The program checks if there is a pair, then if the 2 cards are close to each other, then if they are of the same suit, then if the 2 numbers have a high value, and finally give a rating based on all these factors, the ranking of each card being heavily weighted.</w:t>
+      </w:r>
+    </w:p>
+    <w:p>
+      <w:pPr>
+        <w:rPr>
+          <w:sz w:val="28"/>
+          <w:szCs w:val="28"/>
+        </w:rPr>
+      </w:pPr>
+      <w:r>
+        <w:rPr>
+          <w:noProof/>
+          <w:sz w:val="28"/>
+          <w:szCs w:val="28"/>
+        </w:rPr>
+        <w:drawing>
+          <wp:inline distT="0" distB="0" distL="0" distR="0" wp14:anchorId="7208A589" wp14:editId="15B43008">
+            <wp:extent cx="5731510" cy="4873625"/>
+            <wp:effectExtent l="0" t="0" r="2540" b="3175"/>
+            <wp:docPr id="2011564242" name="Picture 1"/>
+            <wp:cNvGraphicFramePr>
+              <a:graphicFrameLocks xmlns:a="http://schemas.openxmlformats.org/drawingml/2006/main" noChangeAspect="1"/>
+            </wp:cNvGraphicFramePr>
+            <a:graphic xmlns:a="http://schemas.openxmlformats.org/drawingml/2006/main">
+              <a:graphicData uri="http://schemas.openxmlformats.org/drawingml/2006/picture">
+                <pic:pic xmlns:pic="http://schemas.openxmlformats.org/drawingml/2006/picture">
+                  <pic:nvPicPr>
+                    <pic:cNvPr id="2011564242" name=""/>
+                    <pic:cNvPicPr/>
+                  </pic:nvPicPr>
+                  <pic:blipFill>
+                    <a:blip r:embed="rId43"/>
+                    <a:stretch>
+                      <a:fillRect/>
+                    </a:stretch>
+                  </pic:blipFill>
+                  <pic:spPr>
+                    <a:xfrm>
+                      <a:off x="0" y="0"/>
+                      <a:ext cx="5731510" cy="4873625"/>
+                    </a:xfrm>
+                    <a:prstGeom prst="rect">
+                      <a:avLst/>
+                    </a:prstGeom>
+                  </pic:spPr>
+                </pic:pic>
+              </a:graphicData>
+            </a:graphic>
+          </wp:inline>
+        </w:drawing>
+      </w:r>
+    </w:p>
+    <w:p>
+      <w:pPr>
+        <w:rPr>
+          <w:sz w:val="28"/>
+          <w:szCs w:val="28"/>
+        </w:rPr>
+      </w:pPr>
+      <w:r>
+        <w:rPr>
+          <w:sz w:val="28"/>
+          <w:szCs w:val="28"/>
+        </w:rPr>
+        <w:lastRenderedPageBreak/>
+        <w:t>F</w:t>
+      </w:r>
+      <w:r>
+        <w:rPr>
+          <w:sz w:val="28"/>
+          <w:szCs w:val="28"/>
+        </w:rPr>
+        <w:t>or 5 cards</w:t>
+      </w:r>
+      <w:r>
+        <w:rPr>
+          <w:sz w:val="28"/>
+          <w:szCs w:val="28"/>
+        </w:rPr>
+        <w:t xml:space="preserve">, </w:t>
+      </w:r>
+      <w:r>
+        <w:rPr>
+          <w:sz w:val="28"/>
+          <w:szCs w:val="28"/>
+        </w:rPr>
+        <w:t>the computer could look at if they have a pair/3Oak/Any other hand, how close they might be to a straight or how close they are to a flush, each scenario being given a unique rating</w:t>
+      </w:r>
+      <w:r>
+        <w:rPr>
+          <w:sz w:val="28"/>
+          <w:szCs w:val="28"/>
+        </w:rPr>
+        <w:t>.</w:t>
+      </w:r>
+    </w:p>
+    <w:p>
+      <w:pPr>
+        <w:rPr>
+          <w:sz w:val="28"/>
+          <w:szCs w:val="28"/>
+        </w:rPr>
+      </w:pPr>
+      <w:r>
+        <w:rPr>
+          <w:noProof/>
+          <w:sz w:val="28"/>
+          <w:szCs w:val="28"/>
+        </w:rPr>
+        <w:drawing>
+          <wp:inline distT="0" distB="0" distL="0" distR="0" wp14:anchorId="172EBDE4" wp14:editId="1293AAEF">
+            <wp:extent cx="5731510" cy="3868420"/>
+            <wp:effectExtent l="0" t="0" r="2540" b="0"/>
+            <wp:docPr id="1285932952" name="Picture 1"/>
+            <wp:cNvGraphicFramePr>
+              <a:graphicFrameLocks xmlns:a="http://schemas.openxmlformats.org/drawingml/2006/main" noChangeAspect="1"/>
+            </wp:cNvGraphicFramePr>
+            <a:graphic xmlns:a="http://schemas.openxmlformats.org/drawingml/2006/main">
+              <a:graphicData uri="http://schemas.openxmlformats.org/drawingml/2006/picture">
+                <pic:pic xmlns:pic="http://schemas.openxmlformats.org/drawingml/2006/picture">
+                  <pic:nvPicPr>
+                    <pic:cNvPr id="1285932952" name=""/>
+                    <pic:cNvPicPr/>
+                  </pic:nvPicPr>
+                  <pic:blipFill>
+                    <a:blip r:embed="rId44"/>
+                    <a:stretch>
+                      <a:fillRect/>
+                    </a:stretch>
+                  </pic:blipFill>
+                  <pic:spPr>
+                    <a:xfrm>
+                      <a:off x="0" y="0"/>
+                      <a:ext cx="5731510" cy="3868420"/>
+                    </a:xfrm>
+                    <a:prstGeom prst="rect">
+                      <a:avLst/>
+                    </a:prstGeom>
+                  </pic:spPr>
+                </pic:pic>
+              </a:graphicData>
+            </a:graphic>
+          </wp:inline>
+        </w:drawing>
+      </w:r>
+    </w:p>
+    <w:p>
+      <w:pPr>
+        <w:rPr>
+          <w:sz w:val="28"/>
+          <w:szCs w:val="28"/>
+        </w:rPr>
+      </w:pPr>
+      <w:r>
+        <w:rPr>
+          <w:noProof/>
+          <w:sz w:val="28"/>
+          <w:szCs w:val="28"/>
+        </w:rPr>
+        <w:drawing>
+          <wp:inline distT="0" distB="0" distL="0" distR="0" wp14:anchorId="59AA45A6" wp14:editId="49909B4D">
+            <wp:extent cx="4775741" cy="3909060"/>
+            <wp:effectExtent l="0" t="0" r="6350" b="0"/>
+            <wp:docPr id="279801551" name="Picture 1"/>
+            <wp:cNvGraphicFramePr>
+              <a:graphicFrameLocks xmlns:a="http://schemas.openxmlformats.org/drawingml/2006/main" noChangeAspect="1"/>
+            </wp:cNvGraphicFramePr>
+            <a:graphic xmlns:a="http://schemas.openxmlformats.org/drawingml/2006/main">
+              <a:graphicData uri="http://schemas.openxmlformats.org/drawingml/2006/picture">
+                <pic:pic xmlns:pic="http://schemas.openxmlformats.org/drawingml/2006/picture">
+                  <pic:nvPicPr>
+                    <pic:cNvPr id="279801551" name=""/>
+                    <pic:cNvPicPr/>
+                  </pic:nvPicPr>
+                  <pic:blipFill>
+                    <a:blip r:embed="rId45"/>
+                    <a:stretch>
+                      <a:fillRect/>
+                    </a:stretch>
+                  </pic:blipFill>
+                  <pic:spPr>
+                    <a:xfrm>
+                      <a:off x="0" y="0"/>
+                      <a:ext cx="4779296" cy="3911970"/>
+                    </a:xfrm>
+                    <a:prstGeom prst="rect">
+                      <a:avLst/>
+                    </a:prstGeom>
+                  </pic:spPr>
+                </pic:pic>
+              </a:graphicData>
+            </a:graphic>
+          </wp:inline>
+        </w:drawing>
+      </w:r>
+    </w:p>
+    <w:p>
+      <w:pPr>
+        <w:rPr>
+          <w:sz w:val="28"/>
+          <w:szCs w:val="28"/>
+        </w:rPr>
+      </w:pPr>
+      <w:r>
+        <w:rPr>
+          <w:sz w:val="28"/>
+          <w:szCs w:val="28"/>
+        </w:rPr>
+        <w:lastRenderedPageBreak/>
+        <w:t xml:space="preserve">For 6 cards, while at </w:t>
+      </w:r>
+      <w:proofErr w:type="gramStart"/>
+      <w:r>
+        <w:rPr>
+          <w:sz w:val="28"/>
+          <w:szCs w:val="28"/>
+        </w:rPr>
+        <w:t>first</w:t>
+      </w:r>
+      <w:proofErr w:type="gramEnd"/>
+      <w:r>
+        <w:rPr>
+          <w:sz w:val="28"/>
+          <w:szCs w:val="28"/>
+        </w:rPr>
+        <w:t xml:space="preserve"> I started going through each scenario one by one, I realized eventually that every scenario was basically the same as for 5 cards. Initially I thought the rating needed to be adjusted, as having 4 cards of the same suit is much more valuable with 2 cards left to be revealed rather than 1</w:t>
+      </w:r>
+    </w:p>
+    <w:p>
+      <w:pPr>
+        <w:rPr>
+          <w:sz w:val="28"/>
+          <w:szCs w:val="28"/>
+        </w:rPr>
+      </w:pPr>
+    </w:p>
+    <w:p>
+      <w:pPr>
+        <w:rPr>
+          <w:sz w:val="28"/>
+          <w:szCs w:val="28"/>
+        </w:rPr>
+      </w:pPr>
+      <w:r>
+        <w:rPr>
+          <w:sz w:val="28"/>
+          <w:szCs w:val="28"/>
+        </w:rPr>
+        <w:t>For evaluating the value of all 7 cards, I manipulated Ranking system to allow this new function Computer Decision to run through all of it, then find a rating based on the score, saving a lot of time by re using the function</w:t>
+      </w:r>
+      <w:r>
+        <w:rPr>
+          <w:sz w:val="28"/>
+          <w:szCs w:val="28"/>
+        </w:rPr>
+        <w:t>.</w:t>
+      </w:r>
+    </w:p>
+    <w:p>
+      <w:pPr>
+        <w:rPr>
+          <w:sz w:val="28"/>
+          <w:szCs w:val="28"/>
+        </w:rPr>
+      </w:pPr>
+      <w:r>
+        <w:rPr>
+          <w:noProof/>
+          <w:sz w:val="28"/>
+          <w:szCs w:val="28"/>
+        </w:rPr>
+        <w:drawing>
+          <wp:inline distT="0" distB="0" distL="0" distR="0" wp14:anchorId="1D98D2A1" wp14:editId="0AD5296E">
+            <wp:extent cx="2286198" cy="990686"/>
+            <wp:effectExtent l="0" t="0" r="0" b="0"/>
+            <wp:docPr id="1828952255" name="Picture 1"/>
+            <wp:cNvGraphicFramePr>
+              <a:graphicFrameLocks xmlns:a="http://schemas.openxmlformats.org/drawingml/2006/main" noChangeAspect="1"/>
+            </wp:cNvGraphicFramePr>
+            <a:graphic xmlns:a="http://schemas.openxmlformats.org/drawingml/2006/main">
+              <a:graphicData uri="http://schemas.openxmlformats.org/drawingml/2006/picture">
+                <pic:pic xmlns:pic="http://schemas.openxmlformats.org/drawingml/2006/picture">
+                  <pic:nvPicPr>
+                    <pic:cNvPr id="1828952255" name=""/>
+                    <pic:cNvPicPr/>
+                  </pic:nvPicPr>
+                  <pic:blipFill>
+                    <a:blip r:embed="rId46"/>
+                    <a:stretch>
+                      <a:fillRect/>
+                    </a:stretch>
+                  </pic:blipFill>
+                  <pic:spPr>
+                    <a:xfrm>
+                      <a:off x="0" y="0"/>
+                      <a:ext cx="2286198" cy="990686"/>
+                    </a:xfrm>
+                    <a:prstGeom prst="rect">
+                      <a:avLst/>
+                    </a:prstGeom>
+                  </pic:spPr>
+                </pic:pic>
+              </a:graphicData>
+            </a:graphic>
+          </wp:inline>
+        </w:drawing>
+      </w:r>
+    </w:p>
+    <w:p>
+      <w:pPr>
+        <w:rPr>
+          <w:sz w:val="28"/>
+          <w:szCs w:val="28"/>
+        </w:rPr>
+      </w:pPr>
+      <w:r>
+        <w:rPr>
+          <w:noProof/>
+          <w:sz w:val="28"/>
+          <w:szCs w:val="28"/>
+        </w:rPr>
+        <w:drawing>
+          <wp:inline distT="0" distB="0" distL="0" distR="0" wp14:anchorId="4AA08757" wp14:editId="37CACBCD">
+            <wp:extent cx="5731510" cy="1496060"/>
+            <wp:effectExtent l="0" t="0" r="2540" b="8890"/>
+            <wp:docPr id="1860776174" name="Picture 1"/>
+            <wp:cNvGraphicFramePr>
+              <a:graphicFrameLocks xmlns:a="http://schemas.openxmlformats.org/drawingml/2006/main" noChangeAspect="1"/>
+            </wp:cNvGraphicFramePr>
+            <a:graphic xmlns:a="http://schemas.openxmlformats.org/drawingml/2006/main">
+              <a:graphicData uri="http://schemas.openxmlformats.org/drawingml/2006/picture">
+                <pic:pic xmlns:pic="http://schemas.openxmlformats.org/drawingml/2006/picture">
+                  <pic:nvPicPr>
+                    <pic:cNvPr id="1860776174" name=""/>
+                    <pic:cNvPicPr/>
+                  </pic:nvPicPr>
+                  <pic:blipFill>
+                    <a:blip r:embed="rId47"/>
+                    <a:stretch>
+                      <a:fillRect/>
+                    </a:stretch>
+                  </pic:blipFill>
+                  <pic:spPr>
+                    <a:xfrm>
+                      <a:off x="0" y="0"/>
+                      <a:ext cx="5731510" cy="1496060"/>
+                    </a:xfrm>
+                    <a:prstGeom prst="rect">
+                      <a:avLst/>
+                    </a:prstGeom>
+                  </pic:spPr>
+                </pic:pic>
+              </a:graphicData>
+            </a:graphic>
+          </wp:inline>
+        </w:drawing>
+      </w:r>
+    </w:p>
+    <w:p>
+      <w:pPr>
+        <w:rPr>
+          <w:sz w:val="28"/>
+          <w:szCs w:val="28"/>
+        </w:rPr>
+      </w:pPr>
+      <w:r>
+        <w:rPr>
+          <w:noProof/>
+          <w:sz w:val="28"/>
+          <w:szCs w:val="28"/>
+        </w:rPr>
+        <w:drawing>
+          <wp:inline distT="0" distB="0" distL="0" distR="0" wp14:anchorId="3C31EC03" wp14:editId="6238093A">
+            <wp:extent cx="1752752" cy="594412"/>
+            <wp:effectExtent l="0" t="0" r="0" b="0"/>
+            <wp:docPr id="892917859" name="Picture 1"/>
+            <wp:cNvGraphicFramePr>
+              <a:graphicFrameLocks xmlns:a="http://schemas.openxmlformats.org/drawingml/2006/main" noChangeAspect="1"/>
+            </wp:cNvGraphicFramePr>
+            <a:graphic xmlns:a="http://schemas.openxmlformats.org/drawingml/2006/main">
+              <a:graphicData uri="http://schemas.openxmlformats.org/drawingml/2006/picture">
+                <pic:pic xmlns:pic="http://schemas.openxmlformats.org/drawingml/2006/picture">
+                  <pic:nvPicPr>
+                    <pic:cNvPr id="892917859" name=""/>
+                    <pic:cNvPicPr/>
+                  </pic:nvPicPr>
+                  <pic:blipFill>
+                    <a:blip r:embed="rId48"/>
+                    <a:stretch>
+                      <a:fillRect/>
+                    </a:stretch>
+                  </pic:blipFill>
+                  <pic:spPr>
+                    <a:xfrm>
+                      <a:off x="0" y="0"/>
+                      <a:ext cx="1752752" cy="594412"/>
+                    </a:xfrm>
+                    <a:prstGeom prst="rect">
+                      <a:avLst/>
+                    </a:prstGeom>
+                  </pic:spPr>
+                </pic:pic>
+              </a:graphicData>
+            </a:graphic>
+          </wp:inline>
+        </w:drawing>
+      </w:r>
+    </w:p>
+    <w:p>
+      <w:pPr>
+        <w:rPr>
+          <w:sz w:val="28"/>
+          <w:szCs w:val="28"/>
+        </w:rPr>
+      </w:pPr>
+      <w:r>
+        <w:rPr>
+          <w:sz w:val="28"/>
+          <w:szCs w:val="28"/>
+        </w:rPr>
+        <w:t xml:space="preserve">At earlier stages of development there was an idea to include a “Bluffing” feature, an idea that when a computer had a bad hand, they had a small chance of it still being rated incredibly high. The result would have been more thinking on the players end, as there was a concern that computer would always fold bad hands and only play good hands. </w:t>
+      </w:r>
+      <w:proofErr w:type="gramStart"/>
+      <w:r>
+        <w:rPr>
+          <w:sz w:val="28"/>
+          <w:szCs w:val="28"/>
+        </w:rPr>
+        <w:t>However</w:t>
+      </w:r>
+      <w:proofErr w:type="gramEnd"/>
+      <w:r>
+        <w:rPr>
+          <w:sz w:val="28"/>
+          <w:szCs w:val="28"/>
+        </w:rPr>
+        <w:t xml:space="preserve"> through testing, it was found that even without the bluff system being fully implemented, computers would commit to their hands even it was just card high, although generally committing more the better their hand was, which is exactly what I want these computers to do, so the bluff feature was unnecessary.</w:t>
+      </w:r>
+    </w:p>
+    <w:p>
+      <w:pPr>
+        <w:rPr>
+          <w:sz w:val="28"/>
+          <w:szCs w:val="28"/>
+        </w:rPr>
+      </w:pPr>
+      <w:r>
+        <w:rPr>
+          <w:sz w:val="28"/>
+          <w:szCs w:val="28"/>
+        </w:rPr>
+        <w:lastRenderedPageBreak/>
+        <w:t xml:space="preserve">There was also temporarily a variable called “Value” which would </w:t>
+      </w:r>
+      <w:r>
+        <w:rPr>
+          <w:sz w:val="28"/>
+          <w:szCs w:val="28"/>
+        </w:rPr>
+        <w:t>categorize</w:t>
+      </w:r>
+      <w:r>
+        <w:rPr>
+          <w:sz w:val="28"/>
+          <w:szCs w:val="28"/>
+        </w:rPr>
+        <w:t xml:space="preserve"> each Interval of rating into one of 5 values. It was completely redundant as not only are there only </w:t>
+      </w:r>
+      <w:r>
+        <w:rPr>
+          <w:sz w:val="28"/>
+          <w:szCs w:val="28"/>
+        </w:rPr>
+        <w:t>at most 3 outcomes for any situation (Call, Raise, Fold) (Check, Bet), But also that these conditions could be met with just the ratings variable. It reduced flexibility with the only benefit being redundancy.</w:t>
+      </w:r>
+    </w:p>
+    <w:p>
+      <w:pPr>
+        <w:rPr>
+          <w:sz w:val="28"/>
+          <w:szCs w:val="28"/>
+        </w:rPr>
+      </w:pPr>
+      <w:r>
+        <w:rPr>
+          <w:noProof/>
+          <w:sz w:val="28"/>
+          <w:szCs w:val="28"/>
+        </w:rPr>
+        <w:drawing>
+          <wp:inline distT="0" distB="0" distL="0" distR="0" wp14:anchorId="0FBA6D76" wp14:editId="7E05F951">
+            <wp:extent cx="2438611" cy="1996613"/>
+            <wp:effectExtent l="0" t="0" r="0" b="3810"/>
+            <wp:docPr id="1267884695" name="Picture 1"/>
+            <wp:cNvGraphicFramePr>
+              <a:graphicFrameLocks xmlns:a="http://schemas.openxmlformats.org/drawingml/2006/main" noChangeAspect="1"/>
+            </wp:cNvGraphicFramePr>
+            <a:graphic xmlns:a="http://schemas.openxmlformats.org/drawingml/2006/main">
+              <a:graphicData uri="http://schemas.openxmlformats.org/drawingml/2006/picture">
+                <pic:pic xmlns:pic="http://schemas.openxmlformats.org/drawingml/2006/picture">
+                  <pic:nvPicPr>
+                    <pic:cNvPr id="1267884695" name=""/>
+                    <pic:cNvPicPr/>
+                  </pic:nvPicPr>
+                  <pic:blipFill>
+                    <a:blip r:embed="rId49"/>
+                    <a:stretch>
+                      <a:fillRect/>
+                    </a:stretch>
+                  </pic:blipFill>
+                  <pic:spPr>
+                    <a:xfrm>
+                      <a:off x="0" y="0"/>
+                      <a:ext cx="2438611" cy="1996613"/>
+                    </a:xfrm>
+                    <a:prstGeom prst="rect">
+                      <a:avLst/>
+                    </a:prstGeom>
+                  </pic:spPr>
+                </pic:pic>
+              </a:graphicData>
+            </a:graphic>
+          </wp:inline>
+        </w:drawing>
+      </w:r>
+    </w:p>
+    <w:p>
+      <w:pPr>
+        <w:rPr>
+          <w:sz w:val="28"/>
+          <w:szCs w:val="28"/>
+        </w:rPr>
+      </w:pPr>
+      <w:r>
+        <w:rPr>
+          <w:sz w:val="28"/>
+          <w:szCs w:val="28"/>
+        </w:rPr>
+        <w:t xml:space="preserve">After generating a rating for each computer, the next </w:t>
+      </w:r>
+      <w:r>
+        <w:rPr>
+          <w:sz w:val="28"/>
+          <w:szCs w:val="28"/>
+        </w:rPr>
+        <w:t>milestone</w:t>
+      </w:r>
+      <w:r>
+        <w:rPr>
+          <w:sz w:val="28"/>
+          <w:szCs w:val="28"/>
+        </w:rPr>
+        <w:t xml:space="preserve"> was to give the computers choices after the players action, </w:t>
+      </w:r>
+      <w:r>
+        <w:rPr>
+          <w:sz w:val="28"/>
+          <w:szCs w:val="28"/>
+        </w:rPr>
+        <w:t>branching paths depending on whether the player had Checked or betted (For now, the player folding was an option being ignored)</w:t>
+      </w:r>
+    </w:p>
+    <w:p>
+      <w:pPr>
+        <w:rPr>
+          <w:sz w:val="28"/>
+          <w:szCs w:val="28"/>
+        </w:rPr>
+      </w:pPr>
+      <w:r>
+        <w:rPr>
+          <w:sz w:val="28"/>
+          <w:szCs w:val="28"/>
+        </w:rPr>
+        <w:t xml:space="preserve">If the player had </w:t>
+      </w:r>
+      <w:proofErr w:type="gramStart"/>
+      <w:r>
+        <w:rPr>
+          <w:sz w:val="28"/>
+          <w:szCs w:val="28"/>
+        </w:rPr>
+        <w:t>checked,</w:t>
+      </w:r>
+      <w:proofErr w:type="gramEnd"/>
+      <w:r>
+        <w:rPr>
+          <w:sz w:val="28"/>
+          <w:szCs w:val="28"/>
+        </w:rPr>
+        <w:t xml:space="preserve"> the computer for now was required to simply check, as the entire process of computers making their own bets was far too complicated to incorporate this early. For </w:t>
+      </w:r>
+      <w:proofErr w:type="gramStart"/>
+      <w:r>
+        <w:rPr>
+          <w:sz w:val="28"/>
+          <w:szCs w:val="28"/>
+        </w:rPr>
+        <w:t>now</w:t>
+      </w:r>
+      <w:proofErr w:type="gramEnd"/>
+      <w:r>
+        <w:rPr>
+          <w:sz w:val="28"/>
+          <w:szCs w:val="28"/>
+        </w:rPr>
+        <w:t xml:space="preserve"> this serves as a template for the future as well as an easy test to ensuring the folding side of things worked, which was being developed in parallel with the checking and betting functions</w:t>
+      </w:r>
+    </w:p>
+    <w:p>
+      <w:pPr>
+        <w:rPr>
+          <w:sz w:val="28"/>
+          <w:szCs w:val="28"/>
+        </w:rPr>
+      </w:pPr>
+      <w:r>
+        <w:rPr>
+          <w:noProof/>
+          <w:sz w:val="28"/>
+          <w:szCs w:val="28"/>
+        </w:rPr>
+        <w:drawing>
+          <wp:inline distT="0" distB="0" distL="0" distR="0" wp14:anchorId="4CDD989B" wp14:editId="3F1D306D">
+            <wp:extent cx="2804160" cy="2370730"/>
+            <wp:effectExtent l="0" t="0" r="0" b="0"/>
+            <wp:docPr id="1188695066" name="Picture 1"/>
+            <wp:cNvGraphicFramePr>
+              <a:graphicFrameLocks xmlns:a="http://schemas.openxmlformats.org/drawingml/2006/main" noChangeAspect="1"/>
+            </wp:cNvGraphicFramePr>
+            <a:graphic xmlns:a="http://schemas.openxmlformats.org/drawingml/2006/main">
+              <a:graphicData uri="http://schemas.openxmlformats.org/drawingml/2006/picture">
+                <pic:pic xmlns:pic="http://schemas.openxmlformats.org/drawingml/2006/picture">
+                  <pic:nvPicPr>
+                    <pic:cNvPr id="1188695066" name=""/>
+                    <pic:cNvPicPr/>
+                  </pic:nvPicPr>
+                  <pic:blipFill>
+                    <a:blip r:embed="rId50"/>
+                    <a:stretch>
+                      <a:fillRect/>
+                    </a:stretch>
+                  </pic:blipFill>
+                  <pic:spPr>
+                    <a:xfrm>
+                      <a:off x="0" y="0"/>
+                      <a:ext cx="2806925" cy="2373068"/>
+                    </a:xfrm>
+                    <a:prstGeom prst="rect">
+                      <a:avLst/>
+                    </a:prstGeom>
+                  </pic:spPr>
+                </pic:pic>
+              </a:graphicData>
+            </a:graphic>
+          </wp:inline>
+        </w:drawing>
+      </w:r>
+    </w:p>
+    <w:p>
+      <w:pPr>
+        <w:rPr>
+          <w:sz w:val="28"/>
+          <w:szCs w:val="28"/>
+        </w:rPr>
+      </w:pPr>
+      <w:r>
+        <w:rPr>
+          <w:sz w:val="28"/>
+          <w:szCs w:val="28"/>
+        </w:rPr>
+        <w:lastRenderedPageBreak/>
+        <w:t>If the player had betted, the computers had the choice of calling the players bet, or folding. If the computer had a high enough value, they would call, and for now everything would act the same as checking since the balance on the computers had not been implemented yet</w:t>
+      </w:r>
+      <w:r>
+        <w:rPr>
+          <w:sz w:val="28"/>
+          <w:szCs w:val="28"/>
+        </w:rPr>
+        <w:t>.</w:t>
+      </w:r>
+    </w:p>
+    <w:p>
+      <w:pPr>
+        <w:rPr>
+          <w:sz w:val="28"/>
+          <w:szCs w:val="28"/>
+        </w:rPr>
+      </w:pPr>
+      <w:r>
+        <w:rPr>
+          <w:sz w:val="28"/>
+          <w:szCs w:val="28"/>
+        </w:rPr>
+        <w:t>If they chose to fold, then t</w:t>
+      </w:r>
+      <w:r>
+        <w:rPr>
+          <w:sz w:val="28"/>
+          <w:szCs w:val="28"/>
+        </w:rPr>
+        <w:t>hat computers number would be added to a list called “Folds”. After that, every time a function involving all the computers is ran (</w:t>
+      </w:r>
+      <w:proofErr w:type="spellStart"/>
+      <w:r>
+        <w:rPr>
+          <w:sz w:val="28"/>
+          <w:szCs w:val="28"/>
+        </w:rPr>
+        <w:t>Computer_Decision</w:t>
+      </w:r>
+      <w:proofErr w:type="spellEnd"/>
+      <w:r>
+        <w:rPr>
+          <w:sz w:val="28"/>
+          <w:szCs w:val="28"/>
+        </w:rPr>
+        <w:t xml:space="preserve">, </w:t>
+      </w:r>
+      <w:proofErr w:type="spellStart"/>
+      <w:r>
+        <w:rPr>
+          <w:sz w:val="28"/>
+          <w:szCs w:val="28"/>
+        </w:rPr>
+        <w:t>Computer_Bet</w:t>
+      </w:r>
+      <w:proofErr w:type="spellEnd"/>
+      <w:r>
+        <w:rPr>
+          <w:sz w:val="28"/>
+          <w:szCs w:val="28"/>
+        </w:rPr>
+        <w:t>), the start of that function runs a check to ensure that the computer being tested hasn`t already folded, and if they have, it skips and increments to the next computer</w:t>
+      </w:r>
+    </w:p>
+    <w:p>
+      <w:pPr>
+        <w:rPr>
+          <w:sz w:val="28"/>
+          <w:szCs w:val="28"/>
+        </w:rPr>
+      </w:pPr>
+      <w:r>
+        <w:rPr>
+          <w:noProof/>
+          <w:sz w:val="28"/>
+          <w:szCs w:val="28"/>
+        </w:rPr>
+        <w:drawing>
+          <wp:inline distT="0" distB="0" distL="0" distR="0" wp14:anchorId="279769EF" wp14:editId="76C7BDFA">
+            <wp:extent cx="3124471" cy="4359018"/>
+            <wp:effectExtent l="0" t="0" r="0" b="3810"/>
+            <wp:docPr id="1880368961" name="Picture 1"/>
+            <wp:cNvGraphicFramePr>
+              <a:graphicFrameLocks xmlns:a="http://schemas.openxmlformats.org/drawingml/2006/main" noChangeAspect="1"/>
+            </wp:cNvGraphicFramePr>
+            <a:graphic xmlns:a="http://schemas.openxmlformats.org/drawingml/2006/main">
+              <a:graphicData uri="http://schemas.openxmlformats.org/drawingml/2006/picture">
+                <pic:pic xmlns:pic="http://schemas.openxmlformats.org/drawingml/2006/picture">
+                  <pic:nvPicPr>
+                    <pic:cNvPr id="1880368961" name=""/>
+                    <pic:cNvPicPr/>
+                  </pic:nvPicPr>
+                  <pic:blipFill>
+                    <a:blip r:embed="rId51"/>
+                    <a:stretch>
+                      <a:fillRect/>
+                    </a:stretch>
+                  </pic:blipFill>
+                  <pic:spPr>
+                    <a:xfrm>
+                      <a:off x="0" y="0"/>
+                      <a:ext cx="3124471" cy="4359018"/>
+                    </a:xfrm>
+                    <a:prstGeom prst="rect">
+                      <a:avLst/>
+                    </a:prstGeom>
+                  </pic:spPr>
+                </pic:pic>
+              </a:graphicData>
+            </a:graphic>
+          </wp:inline>
+        </w:drawing>
+      </w:r>
+    </w:p>
+    <w:p>
+      <w:pPr>
+        <w:rPr>
+          <w:sz w:val="28"/>
+          <w:szCs w:val="28"/>
+        </w:rPr>
+      </w:pPr>
+    </w:p>
+    <w:p>
+      <w:pPr>
+        <w:rPr>
+          <w:sz w:val="28"/>
+          <w:szCs w:val="28"/>
+        </w:rPr>
+      </w:pPr>
+    </w:p>
+    <w:p>
+      <w:pPr>
+        <w:rPr>
+          <w:sz w:val="28"/>
+          <w:szCs w:val="28"/>
+        </w:rPr>
+      </w:pPr>
+    </w:p>
+    <w:p>
+      <w:pPr>
+        <w:rPr>
+          <w:sz w:val="28"/>
+          <w:szCs w:val="28"/>
+        </w:rPr>
+      </w:pPr>
+    </w:p>
+    <w:p>
+      <w:pPr>
+        <w:rPr>
+          <w:sz w:val="28"/>
+          <w:szCs w:val="28"/>
+        </w:rPr>
+      </w:pPr>
+    </w:p>
+    <w:p>
+      <w:pPr>
+        <w:rPr>
+          <w:sz w:val="28"/>
+          <w:szCs w:val="28"/>
+        </w:rPr>
+      </w:pPr>
+      <w:r>
+        <w:rPr>
+          <w:sz w:val="28"/>
+          <w:szCs w:val="28"/>
+        </w:rPr>
+        <w:lastRenderedPageBreak/>
+        <w:t>Once the simpler computer actions were put in place,</w:t>
+      </w:r>
+      <w:r>
+        <w:rPr>
+          <w:sz w:val="28"/>
+          <w:szCs w:val="28"/>
+        </w:rPr>
+        <w:t xml:space="preserve"> instead of moving onto the Computer Raising side of things, I instead started work on giving the program a GUI. </w:t>
+      </w:r>
+      <w:r>
+        <w:rPr>
+          <w:sz w:val="28"/>
+          <w:szCs w:val="28"/>
+        </w:rPr>
+        <w:t>Before doing that, I first had to learn the very basics of python GUI, done with the helpful YouTube tutorial.</w:t>
+      </w:r>
+    </w:p>
+    <w:p>
+      <w:pPr>
+        <w:rPr>
+          <w:sz w:val="28"/>
+          <w:szCs w:val="28"/>
+        </w:rPr>
+      </w:pPr>
+      <w:r>
+        <w:rPr>
+          <w:sz w:val="28"/>
+          <w:szCs w:val="28"/>
+        </w:rPr>
+        <w:t>https://youtu.be/ibf5cx221hk?si=OpQp86JQYQ2IIRar</w:t>
+      </w:r>
+    </w:p>
+    <w:p>
+      <w:pPr>
+        <w:rPr>
+          <w:sz w:val="28"/>
+          <w:szCs w:val="28"/>
+        </w:rPr>
+      </w:pPr>
+      <w:r>
+        <w:rPr>
+          <w:sz w:val="28"/>
+          <w:szCs w:val="28"/>
+        </w:rPr>
+        <w:t>After having a basic grasp on what to do, the first step involved understanding when exactly I needed certain info displayed, as well as connect one piece to the next with buttons.</w:t>
+      </w:r>
+      <w:r>
+        <w:rPr>
+          <w:sz w:val="28"/>
+          <w:szCs w:val="28"/>
+        </w:rPr>
+        <w:t xml:space="preserve"> To begin, I needed the player to confirm they want to start, then for them to input the </w:t>
+      </w:r>
+      <w:proofErr w:type="gramStart"/>
+      <w:r>
+        <w:rPr>
+          <w:sz w:val="28"/>
+          <w:szCs w:val="28"/>
+        </w:rPr>
+        <w:t>amount</w:t>
+      </w:r>
+      <w:proofErr w:type="gramEnd"/>
+      <w:r>
+        <w:rPr>
+          <w:sz w:val="28"/>
+          <w:szCs w:val="28"/>
+        </w:rPr>
+        <w:t xml:space="preserve"> of computers they want to play with.</w:t>
+      </w:r>
+    </w:p>
+    <w:p>
+      <w:pPr>
+        <w:rPr>
+          <w:sz w:val="28"/>
+          <w:szCs w:val="28"/>
+        </w:rPr>
+      </w:pPr>
+      <w:r>
+        <w:rPr>
+          <w:noProof/>
+          <w:sz w:val="28"/>
+          <w:szCs w:val="28"/>
+        </w:rPr>
+        <w:drawing>
+          <wp:inline distT="0" distB="0" distL="0" distR="0" wp14:anchorId="7CEFFCF7" wp14:editId="546DAEAA">
+            <wp:extent cx="5731510" cy="1137285"/>
+            <wp:effectExtent l="0" t="0" r="2540" b="5715"/>
+            <wp:docPr id="721645094" name="Picture 1"/>
+            <wp:cNvGraphicFramePr>
+              <a:graphicFrameLocks xmlns:a="http://schemas.openxmlformats.org/drawingml/2006/main" noChangeAspect="1"/>
+            </wp:cNvGraphicFramePr>
+            <a:graphic xmlns:a="http://schemas.openxmlformats.org/drawingml/2006/main">
+              <a:graphicData uri="http://schemas.openxmlformats.org/drawingml/2006/picture">
+                <pic:pic xmlns:pic="http://schemas.openxmlformats.org/drawingml/2006/picture">
+                  <pic:nvPicPr>
+                    <pic:cNvPr id="721645094" name=""/>
+                    <pic:cNvPicPr/>
+                  </pic:nvPicPr>
+                  <pic:blipFill>
+                    <a:blip r:embed="rId52"/>
+                    <a:stretch>
+                      <a:fillRect/>
+                    </a:stretch>
+                  </pic:blipFill>
+                  <pic:spPr>
+                    <a:xfrm>
+                      <a:off x="0" y="0"/>
+                      <a:ext cx="5731510" cy="1137285"/>
+                    </a:xfrm>
+                    <a:prstGeom prst="rect">
+                      <a:avLst/>
+                    </a:prstGeom>
+                  </pic:spPr>
+                </pic:pic>
+              </a:graphicData>
+            </a:graphic>
+          </wp:inline>
+        </w:drawing>
+      </w:r>
+    </w:p>
+    <w:p>
+      <w:pPr>
+        <w:rPr>
+          <w:sz w:val="28"/>
+          <w:szCs w:val="28"/>
+        </w:rPr>
+      </w:pPr>
+      <w:r>
+        <w:rPr>
+          <w:noProof/>
+          <w:sz w:val="28"/>
+          <w:szCs w:val="28"/>
+        </w:rPr>
+        <w:drawing>
+          <wp:inline distT="0" distB="0" distL="0" distR="0" wp14:anchorId="2801D8FC" wp14:editId="7268DDD4">
+            <wp:extent cx="5731510" cy="1304925"/>
+            <wp:effectExtent l="0" t="0" r="2540" b="9525"/>
+            <wp:docPr id="511620894" name="Picture 1"/>
+            <wp:cNvGraphicFramePr>
+              <a:graphicFrameLocks xmlns:a="http://schemas.openxmlformats.org/drawingml/2006/main" noChangeAspect="1"/>
+            </wp:cNvGraphicFramePr>
+            <a:graphic xmlns:a="http://schemas.openxmlformats.org/drawingml/2006/main">
+              <a:graphicData uri="http://schemas.openxmlformats.org/drawingml/2006/picture">
+                <pic:pic xmlns:pic="http://schemas.openxmlformats.org/drawingml/2006/picture">
+                  <pic:nvPicPr>
+                    <pic:cNvPr id="511620894" name=""/>
+                    <pic:cNvPicPr/>
+                  </pic:nvPicPr>
+                  <pic:blipFill>
+                    <a:blip r:embed="rId53"/>
+                    <a:stretch>
+                      <a:fillRect/>
+                    </a:stretch>
+                  </pic:blipFill>
+                  <pic:spPr>
+                    <a:xfrm>
+                      <a:off x="0" y="0"/>
+                      <a:ext cx="5731510" cy="1304925"/>
+                    </a:xfrm>
+                    <a:prstGeom prst="rect">
+                      <a:avLst/>
+                    </a:prstGeom>
+                  </pic:spPr>
+                </pic:pic>
+              </a:graphicData>
+            </a:graphic>
+          </wp:inline>
+        </w:drawing>
+      </w:r>
+    </w:p>
+    <w:p>
+      <w:pPr>
+        <w:rPr>
+          <w:sz w:val="28"/>
+          <w:szCs w:val="28"/>
+        </w:rPr>
+      </w:pPr>
+      <w:r>
+        <w:rPr>
+          <w:noProof/>
+          <w:sz w:val="28"/>
+          <w:szCs w:val="28"/>
+        </w:rPr>
+        <w:drawing>
+          <wp:inline distT="0" distB="0" distL="0" distR="0" wp14:anchorId="0FB6E93C" wp14:editId="3465C41A">
+            <wp:extent cx="5731510" cy="3056255"/>
+            <wp:effectExtent l="0" t="0" r="2540" b="0"/>
+            <wp:docPr id="830525974" name="Picture 1"/>
+            <wp:cNvGraphicFramePr>
+              <a:graphicFrameLocks xmlns:a="http://schemas.openxmlformats.org/drawingml/2006/main" noChangeAspect="1"/>
+            </wp:cNvGraphicFramePr>
+            <a:graphic xmlns:a="http://schemas.openxmlformats.org/drawingml/2006/main">
+              <a:graphicData uri="http://schemas.openxmlformats.org/drawingml/2006/picture">
+                <pic:pic xmlns:pic="http://schemas.openxmlformats.org/drawingml/2006/picture">
+                  <pic:nvPicPr>
+                    <pic:cNvPr id="830525974" name=""/>
+                    <pic:cNvPicPr/>
+                  </pic:nvPicPr>
+                  <pic:blipFill>
+                    <a:blip r:embed="rId54"/>
+                    <a:stretch>
+                      <a:fillRect/>
+                    </a:stretch>
+                  </pic:blipFill>
+                  <pic:spPr>
+                    <a:xfrm>
+                      <a:off x="0" y="0"/>
+                      <a:ext cx="5731510" cy="3056255"/>
+                    </a:xfrm>
+                    <a:prstGeom prst="rect">
+                      <a:avLst/>
+                    </a:prstGeom>
+                  </pic:spPr>
+                </pic:pic>
+              </a:graphicData>
+            </a:graphic>
+          </wp:inline>
+        </w:drawing>
+      </w:r>
+    </w:p>
+    <w:p>
+      <w:pPr>
+        <w:rPr>
+          <w:sz w:val="28"/>
+          <w:szCs w:val="28"/>
+        </w:rPr>
+      </w:pPr>
+      <w:r>
+        <w:rPr>
+          <w:sz w:val="28"/>
+          <w:szCs w:val="28"/>
+        </w:rPr>
+        <w:lastRenderedPageBreak/>
+        <w:t xml:space="preserve">Player_Amount was tricky as </w:t>
+      </w:r>
+      <w:proofErr w:type="gramStart"/>
+      <w:r>
+        <w:rPr>
+          <w:sz w:val="28"/>
+          <w:szCs w:val="28"/>
+        </w:rPr>
+        <w:t>in order to</w:t>
+      </w:r>
+      <w:proofErr w:type="gramEnd"/>
+      <w:r>
+        <w:rPr>
+          <w:sz w:val="28"/>
+          <w:szCs w:val="28"/>
+        </w:rPr>
+        <w:t xml:space="preserve"> not break the program, the value inputted must be in range, but when dealing with a GUI you can`t simply run a while loop until the player gets it right, so an entire function that stops the player from inputting anything silly becomes a </w:t>
+      </w:r>
+      <w:proofErr w:type="gramStart"/>
+      <w:r>
+        <w:rPr>
+          <w:sz w:val="28"/>
+          <w:szCs w:val="28"/>
+        </w:rPr>
+        <w:t xml:space="preserve">necessity </w:t>
+      </w:r>
+      <w:r>
+        <w:rPr>
+          <w:sz w:val="28"/>
+          <w:szCs w:val="28"/>
+        </w:rPr>
+        <w:t>.</w:t>
+      </w:r>
+      <w:proofErr w:type="gramEnd"/>
+    </w:p>
+    <w:p>
+      <w:pPr>
+        <w:rPr>
+          <w:sz w:val="28"/>
+          <w:szCs w:val="28"/>
+        </w:rPr>
+      </w:pPr>
+    </w:p>
+    <w:p>
+      <w:pPr>
+        <w:rPr>
+          <w:sz w:val="28"/>
+          <w:szCs w:val="28"/>
+        </w:rPr>
+      </w:pPr>
+      <w:r>
+        <w:rPr>
+          <w:sz w:val="28"/>
+          <w:szCs w:val="28"/>
+        </w:rPr>
+        <w:t>After the start was set up, the next step was to display what 2 cards the player had on the screen. To save time, I chose to download images of each card as creating 52 unique images when what I needed already existed seemed inefficient. I knew I wanted realistic and standard looking cards, nothing extremely stylized like Balatros 8-bit card designs, and I knew I needed them to be PNGs as Pythons TK-inter works better with PNGS than other file types, such as SVGs. After a bit of searching, I found an open-source file with all 52 cards, each consistent with each other.</w:t>
+      </w:r>
+    </w:p>
+    <w:p>
+      <w:pPr>
+        <w:rPr>
+          <w:sz w:val="28"/>
+          <w:szCs w:val="28"/>
+        </w:rPr>
+      </w:pPr>
+    </w:p>
+    <w:p>
+      <w:pPr>
+        <w:rPr>
+          <w:sz w:val="28"/>
+          <w:szCs w:val="28"/>
+        </w:rPr>
+      </w:pPr>
+      <w:r>
+        <w:rPr>
+          <w:sz w:val="28"/>
+          <w:szCs w:val="28"/>
+        </w:rPr>
+        <w:t xml:space="preserve">As stated in the development segment, I knew from the beginning I wanted to have my club cards be green and my diamond cards be yellow. Obviously knowing no online resource would have cards like that which would be consistent with the other cards in the deck, I used Photopea to recolour each of the 26 cards to the colour I wanted. </w:t>
+      </w:r>
+      <w:r>
+        <w:rPr>
+          <w:sz w:val="28"/>
+          <w:szCs w:val="28"/>
+        </w:rPr>
+        <w:t xml:space="preserve">The process of recolouring took more time to figure out than I expected it to, but </w:t>
+      </w:r>
+      <w:proofErr w:type="gramStart"/>
+      <w:r>
+        <w:rPr>
+          <w:sz w:val="28"/>
+          <w:szCs w:val="28"/>
+        </w:rPr>
+        <w:t>the it</w:t>
+      </w:r>
+      <w:proofErr w:type="gramEnd"/>
+      <w:r>
+        <w:rPr>
+          <w:sz w:val="28"/>
+          <w:szCs w:val="28"/>
+        </w:rPr>
+        <w:t xml:space="preserve"> ended up being easy. To start, all the white needed to be made it`s own layer, then locking that layer so the icons stayed the same shape. After I would select all the parts of the cards except the edges, and replace the colour with the colour I wanted. For the face cards I also put more care into making a consistent colour scheme with their more complex designs.</w:t>
+      </w:r>
+    </w:p>
+    <w:p>
+      <w:pPr>
+        <w:rPr>
+          <w:sz w:val="28"/>
+          <w:szCs w:val="28"/>
+        </w:rPr>
+      </w:pPr>
+    </w:p>
+    <w:p>
+      <w:pPr>
+        <w:rPr>
+          <w:sz w:val="28"/>
+          <w:szCs w:val="28"/>
+        </w:rPr>
+      </w:pPr>
+    </w:p>
+    <w:p>
+      <w:pPr>
+        <w:rPr>
+          <w:sz w:val="28"/>
+          <w:szCs w:val="28"/>
+        </w:rPr>
+      </w:pPr>
+    </w:p>
+    <w:p>
+      <w:pPr>
+        <w:rPr>
+          <w:sz w:val="28"/>
+          <w:szCs w:val="28"/>
+        </w:rPr>
+      </w:pPr>
+    </w:p>
+    <w:p>
+      <w:pPr>
+        <w:rPr>
+          <w:sz w:val="28"/>
+          <w:szCs w:val="28"/>
+        </w:rPr>
+      </w:pPr>
+    </w:p>
+    <w:p>
+      <w:pPr>
+        <w:rPr>
+          <w:sz w:val="28"/>
+          <w:szCs w:val="28"/>
+        </w:rPr>
+      </w:pPr>
+    </w:p>
+    <w:p>
+      <w:pPr>
+        <w:rPr>
+          <w:sz w:val="28"/>
+          <w:szCs w:val="28"/>
+        </w:rPr>
+      </w:pPr>
+      <w:r>
+        <w:rPr>
+          <w:sz w:val="28"/>
+          <w:szCs w:val="28"/>
+        </w:rPr>
+        <w:lastRenderedPageBreak/>
+        <w:t xml:space="preserve">For diamonds, I started with a very strong, bright yellow, but over time I preferred the look of a darker yellow, closer to orange. </w:t>
+      </w:r>
+      <w:r>
+        <w:rPr>
+          <w:noProof/>
+          <w:sz w:val="28"/>
+          <w:szCs w:val="28"/>
+        </w:rPr>
+        <w:drawing>
+          <wp:inline distT="0" distB="0" distL="0" distR="0" wp14:anchorId="745DF2AA" wp14:editId="0BB8FEE7">
+            <wp:extent cx="1714500" cy="2488790"/>
+            <wp:effectExtent l="0" t="0" r="0" b="6985"/>
+            <wp:docPr id="1830116491" name="Picture 203"/>
+            <wp:cNvGraphicFramePr>
+              <a:graphicFrameLocks xmlns:a="http://schemas.openxmlformats.org/drawingml/2006/main" noChangeAspect="1"/>
+            </wp:cNvGraphicFramePr>
+            <a:graphic xmlns:a="http://schemas.openxmlformats.org/drawingml/2006/main">
+              <a:graphicData uri="http://schemas.openxmlformats.org/drawingml/2006/picture">
+                <pic:pic xmlns:pic="http://schemas.openxmlformats.org/drawingml/2006/picture">
+                  <pic:nvPicPr>
+                    <pic:cNvPr id="0" name="Picture 475"/>
+                    <pic:cNvPicPr>
+                      <a:picLocks noChangeAspect="1" noChangeArrowheads="1"/>
+                    </pic:cNvPicPr>
+                  </pic:nvPicPr>
+                  <pic:blipFill>
+                    <a:blip r:embed="rId55" cstate="print">
+                      <a:extLst>
+                        <a:ext uri="{28A0092B-C50C-407E-A947-70E740481C1C}">
+                          <a14:useLocalDpi xmlns:a14="http://schemas.microsoft.com/office/drawing/2010/main" val="0"/>
+                        </a:ext>
+                      </a:extLst>
+                    </a:blip>
+                    <a:srcRect/>
+                    <a:stretch>
+                      <a:fillRect/>
+                    </a:stretch>
+                  </pic:blipFill>
+                  <pic:spPr bwMode="auto">
+                    <a:xfrm>
+                      <a:off x="0" y="0"/>
+                      <a:ext cx="1725135" cy="2504227"/>
+                    </a:xfrm>
+                    <a:prstGeom prst="rect">
+                      <a:avLst/>
+                    </a:prstGeom>
+                    <a:noFill/>
+                    <a:ln>
+                      <a:noFill/>
+                    </a:ln>
+                  </pic:spPr>
+                </pic:pic>
+              </a:graphicData>
+            </a:graphic>
+          </wp:inline>
+        </w:drawing>
+      </w:r>
+      <w:r>
+        <w:rPr>
+          <w:noProof/>
+          <w:sz w:val="28"/>
+          <w:szCs w:val="28"/>
+        </w:rPr>
+        <w:drawing>
+          <wp:inline distT="0" distB="0" distL="0" distR="0" wp14:anchorId="70CA1976" wp14:editId="5A0BA4AA">
+            <wp:extent cx="1721781" cy="2499360"/>
+            <wp:effectExtent l="0" t="0" r="0" b="0"/>
+            <wp:docPr id="521808340" name="Picture 202"/>
+            <wp:cNvGraphicFramePr>
+              <a:graphicFrameLocks xmlns:a="http://schemas.openxmlformats.org/drawingml/2006/main" noChangeAspect="1"/>
+            </wp:cNvGraphicFramePr>
+            <a:graphic xmlns:a="http://schemas.openxmlformats.org/drawingml/2006/main">
+              <a:graphicData uri="http://schemas.openxmlformats.org/drawingml/2006/picture">
+                <pic:pic xmlns:pic="http://schemas.openxmlformats.org/drawingml/2006/picture">
+                  <pic:nvPicPr>
+                    <pic:cNvPr id="0" name="Picture 474"/>
+                    <pic:cNvPicPr>
+                      <a:picLocks noChangeAspect="1" noChangeArrowheads="1"/>
+                    </pic:cNvPicPr>
+                  </pic:nvPicPr>
+                  <pic:blipFill>
+                    <a:blip r:embed="rId56" cstate="print">
+                      <a:extLst>
+                        <a:ext uri="{28A0092B-C50C-407E-A947-70E740481C1C}">
+                          <a14:useLocalDpi xmlns:a14="http://schemas.microsoft.com/office/drawing/2010/main" val="0"/>
+                        </a:ext>
+                      </a:extLst>
+                    </a:blip>
+                    <a:srcRect/>
+                    <a:stretch>
+                      <a:fillRect/>
+                    </a:stretch>
+                  </pic:blipFill>
+                  <pic:spPr bwMode="auto">
+                    <a:xfrm>
+                      <a:off x="0" y="0"/>
+                      <a:ext cx="1726917" cy="2506815"/>
+                    </a:xfrm>
+                    <a:prstGeom prst="rect">
+                      <a:avLst/>
+                    </a:prstGeom>
+                    <a:noFill/>
+                    <a:ln>
+                      <a:noFill/>
+                    </a:ln>
+                  </pic:spPr>
+                </pic:pic>
+              </a:graphicData>
+            </a:graphic>
+          </wp:inline>
+        </w:drawing>
+      </w:r>
+      <w:r>
+        <w:rPr>
+          <w:noProof/>
+          <w:sz w:val="28"/>
+          <w:szCs w:val="28"/>
+        </w:rPr>
+        <w:drawing>
+          <wp:inline distT="0" distB="0" distL="0" distR="0" wp14:anchorId="4F3A8178" wp14:editId="1C328B03">
+            <wp:extent cx="1714500" cy="2488791"/>
+            <wp:effectExtent l="0" t="0" r="0" b="6985"/>
+            <wp:docPr id="1033899189" name="Picture 204"/>
+            <wp:cNvGraphicFramePr>
+              <a:graphicFrameLocks xmlns:a="http://schemas.openxmlformats.org/drawingml/2006/main" noChangeAspect="1"/>
+            </wp:cNvGraphicFramePr>
+            <a:graphic xmlns:a="http://schemas.openxmlformats.org/drawingml/2006/main">
+              <a:graphicData uri="http://schemas.openxmlformats.org/drawingml/2006/picture">
+                <pic:pic xmlns:pic="http://schemas.openxmlformats.org/drawingml/2006/picture">
+                  <pic:nvPicPr>
+                    <pic:cNvPr id="0" name="Picture 476"/>
+                    <pic:cNvPicPr>
+                      <a:picLocks noChangeAspect="1" noChangeArrowheads="1"/>
+                    </pic:cNvPicPr>
+                  </pic:nvPicPr>
+                  <pic:blipFill>
+                    <a:blip r:embed="rId57" cstate="print">
+                      <a:extLst>
+                        <a:ext uri="{28A0092B-C50C-407E-A947-70E740481C1C}">
+                          <a14:useLocalDpi xmlns:a14="http://schemas.microsoft.com/office/drawing/2010/main" val="0"/>
+                        </a:ext>
+                      </a:extLst>
+                    </a:blip>
+                    <a:srcRect/>
+                    <a:stretch>
+                      <a:fillRect/>
+                    </a:stretch>
+                  </pic:blipFill>
+                  <pic:spPr bwMode="auto">
+                    <a:xfrm>
+                      <a:off x="0" y="0"/>
+                      <a:ext cx="1719702" cy="2496343"/>
+                    </a:xfrm>
+                    <a:prstGeom prst="rect">
+                      <a:avLst/>
+                    </a:prstGeom>
+                    <a:noFill/>
+                    <a:ln>
+                      <a:noFill/>
+                    </a:ln>
+                  </pic:spPr>
+                </pic:pic>
+              </a:graphicData>
+            </a:graphic>
+          </wp:inline>
+        </w:drawing>
+      </w:r>
+    </w:p>
+    <w:p>
+      <w:pPr>
+        <w:rPr>
+          <w:sz w:val="28"/>
+          <w:szCs w:val="28"/>
+        </w:rPr>
+      </w:pPr>
+    </w:p>
+    <w:p>
+      <w:pPr>
+        <w:rPr>
+          <w:sz w:val="28"/>
+          <w:szCs w:val="28"/>
+        </w:rPr>
+      </w:pPr>
+    </w:p>
+    <w:p>
+      <w:pPr>
+        <w:rPr>
+          <w:sz w:val="28"/>
+          <w:szCs w:val="28"/>
+        </w:rPr>
+      </w:pPr>
+    </w:p>
+    <w:p>
+      <w:pPr>
+        <w:rPr>
+          <w:sz w:val="28"/>
+          <w:szCs w:val="28"/>
+        </w:rPr>
+      </w:pPr>
+    </w:p>
+    <w:p>
+      <w:pPr>
+        <w:rPr>
+          <w:sz w:val="28"/>
+          <w:szCs w:val="28"/>
+        </w:rPr>
+      </w:pPr>
+      <w:r>
+        <w:rPr>
+          <w:sz w:val="28"/>
+          <w:szCs w:val="28"/>
+        </w:rPr>
+        <w:t xml:space="preserve">For clubs, I knew I always wanted them to be green, and ended up settling </w:t>
+      </w:r>
+    </w:p>
+    <w:p>
+      <w:pPr>
+        <w:rPr>
+          <w:sz w:val="28"/>
+          <w:szCs w:val="28"/>
+        </w:rPr>
+      </w:pPr>
+      <w:r>
+        <w:rPr>
+          <w:sz w:val="28"/>
+          <w:szCs w:val="28"/>
+        </w:rPr>
+        <w:t>on a light green for the sake of contrast</w:t>
+      </w:r>
+      <w:r>
+        <w:rPr>
+          <w:sz w:val="28"/>
+          <w:szCs w:val="28"/>
+        </w:rPr>
+        <w:t xml:space="preserve">.                          </w:t>
+      </w:r>
+      <w:r>
+        <w:rPr>
+          <w:noProof/>
+          <w:sz w:val="28"/>
+          <w:szCs w:val="28"/>
+        </w:rPr>
+        <w:drawing>
+          <wp:inline distT="0" distB="0" distL="0" distR="0" wp14:anchorId="232627C7" wp14:editId="1DB3F7B5">
+            <wp:extent cx="1866900" cy="2710017"/>
+            <wp:effectExtent l="0" t="0" r="0" b="0"/>
+            <wp:docPr id="770062262" name="Picture 207"/>
+            <wp:cNvGraphicFramePr>
+              <a:graphicFrameLocks xmlns:a="http://schemas.openxmlformats.org/drawingml/2006/main" noChangeAspect="1"/>
+            </wp:cNvGraphicFramePr>
+            <a:graphic xmlns:a="http://schemas.openxmlformats.org/drawingml/2006/main">
+              <a:graphicData uri="http://schemas.openxmlformats.org/drawingml/2006/picture">
+                <pic:pic xmlns:pic="http://schemas.openxmlformats.org/drawingml/2006/picture">
+                  <pic:nvPicPr>
+                    <pic:cNvPr id="0" name="Picture 479"/>
+                    <pic:cNvPicPr>
+                      <a:picLocks noChangeAspect="1" noChangeArrowheads="1"/>
+                    </pic:cNvPicPr>
+                  </pic:nvPicPr>
+                  <pic:blipFill>
+                    <a:blip r:embed="rId58" cstate="print">
+                      <a:extLst>
+                        <a:ext uri="{28A0092B-C50C-407E-A947-70E740481C1C}">
+                          <a14:useLocalDpi xmlns:a14="http://schemas.microsoft.com/office/drawing/2010/main" val="0"/>
+                        </a:ext>
+                      </a:extLst>
+                    </a:blip>
+                    <a:srcRect/>
+                    <a:stretch>
+                      <a:fillRect/>
+                    </a:stretch>
+                  </pic:blipFill>
+                  <pic:spPr bwMode="auto">
+                    <a:xfrm>
+                      <a:off x="0" y="0"/>
+                      <a:ext cx="1879452" cy="2728238"/>
+                    </a:xfrm>
+                    <a:prstGeom prst="rect">
+                      <a:avLst/>
+                    </a:prstGeom>
+                    <a:noFill/>
+                    <a:ln>
+                      <a:noFill/>
+                    </a:ln>
+                  </pic:spPr>
+                </pic:pic>
+              </a:graphicData>
+            </a:graphic>
+          </wp:inline>
+        </w:drawing>
+      </w:r>
+      <w:r>
+        <w:rPr>
+          <w:noProof/>
+          <w:sz w:val="28"/>
+          <w:szCs w:val="28"/>
+        </w:rPr>
+        <w:drawing>
+          <wp:inline distT="0" distB="0" distL="0" distR="0" wp14:anchorId="3D8A771F" wp14:editId="45C47B1E">
+            <wp:extent cx="1867831" cy="2711368"/>
+            <wp:effectExtent l="0" t="0" r="0" b="0"/>
+            <wp:docPr id="1761340886" name="Picture 208"/>
+            <wp:cNvGraphicFramePr>
+              <a:graphicFrameLocks xmlns:a="http://schemas.openxmlformats.org/drawingml/2006/main" noChangeAspect="1"/>
+            </wp:cNvGraphicFramePr>
+            <a:graphic xmlns:a="http://schemas.openxmlformats.org/drawingml/2006/main">
+              <a:graphicData uri="http://schemas.openxmlformats.org/drawingml/2006/picture">
+                <pic:pic xmlns:pic="http://schemas.openxmlformats.org/drawingml/2006/picture">
+                  <pic:nvPicPr>
+                    <pic:cNvPr id="0" name="Picture 480"/>
+                    <pic:cNvPicPr>
+                      <a:picLocks noChangeAspect="1" noChangeArrowheads="1"/>
+                    </pic:cNvPicPr>
+                  </pic:nvPicPr>
+                  <pic:blipFill>
+                    <a:blip r:embed="rId59" cstate="print">
+                      <a:extLst>
+                        <a:ext uri="{28A0092B-C50C-407E-A947-70E740481C1C}">
+                          <a14:useLocalDpi xmlns:a14="http://schemas.microsoft.com/office/drawing/2010/main" val="0"/>
+                        </a:ext>
+                      </a:extLst>
+                    </a:blip>
+                    <a:srcRect/>
+                    <a:stretch>
+                      <a:fillRect/>
+                    </a:stretch>
+                  </pic:blipFill>
+                  <pic:spPr bwMode="auto">
+                    <a:xfrm>
+                      <a:off x="0" y="0"/>
+                      <a:ext cx="1883602" cy="2734261"/>
+                    </a:xfrm>
+                    <a:prstGeom prst="rect">
+                      <a:avLst/>
+                    </a:prstGeom>
+                    <a:noFill/>
+                    <a:ln>
+                      <a:noFill/>
+                    </a:ln>
+                  </pic:spPr>
+                </pic:pic>
+              </a:graphicData>
+            </a:graphic>
+          </wp:inline>
+        </w:drawing>
+      </w:r>
+      <w:r>
+        <w:rPr>
+          <w:noProof/>
+          <w:sz w:val="28"/>
+          <w:szCs w:val="28"/>
+        </w:rPr>
+        <w:drawing>
+          <wp:inline distT="0" distB="0" distL="0" distR="0" wp14:anchorId="3DCCD236" wp14:editId="402AD1EE">
+            <wp:extent cx="1868297" cy="2712045"/>
+            <wp:effectExtent l="0" t="0" r="0" b="0"/>
+            <wp:docPr id="159739474" name="Picture 206"/>
+            <wp:cNvGraphicFramePr>
+              <a:graphicFrameLocks xmlns:a="http://schemas.openxmlformats.org/drawingml/2006/main" noChangeAspect="1"/>
+            </wp:cNvGraphicFramePr>
+            <a:graphic xmlns:a="http://schemas.openxmlformats.org/drawingml/2006/main">
+              <a:graphicData uri="http://schemas.openxmlformats.org/drawingml/2006/picture">
+                <pic:pic xmlns:pic="http://schemas.openxmlformats.org/drawingml/2006/picture">
+                  <pic:nvPicPr>
+                    <pic:cNvPr id="0" name="Picture 478"/>
+                    <pic:cNvPicPr>
+                      <a:picLocks noChangeAspect="1" noChangeArrowheads="1"/>
+                    </pic:cNvPicPr>
+                  </pic:nvPicPr>
+                  <pic:blipFill>
+                    <a:blip r:embed="rId60" cstate="print">
+                      <a:extLst>
+                        <a:ext uri="{28A0092B-C50C-407E-A947-70E740481C1C}">
+                          <a14:useLocalDpi xmlns:a14="http://schemas.microsoft.com/office/drawing/2010/main" val="0"/>
+                        </a:ext>
+                      </a:extLst>
+                    </a:blip>
+                    <a:srcRect/>
+                    <a:stretch>
+                      <a:fillRect/>
+                    </a:stretch>
+                  </pic:blipFill>
+                  <pic:spPr bwMode="auto">
+                    <a:xfrm>
+                      <a:off x="0" y="0"/>
+                      <a:ext cx="1876597" cy="2724094"/>
+                    </a:xfrm>
+                    <a:prstGeom prst="rect">
+                      <a:avLst/>
+                    </a:prstGeom>
+                    <a:noFill/>
+                    <a:ln>
+                      <a:noFill/>
+                    </a:ln>
+                  </pic:spPr>
+                </pic:pic>
+              </a:graphicData>
+            </a:graphic>
+          </wp:inline>
+        </w:drawing>
+      </w:r>
+    </w:p>
+    <w:p>
+      <w:pPr>
+        <w:jc w:val="center"/>
+        <w:rPr>
+          <w:sz w:val="28"/>
+          <w:szCs w:val="28"/>
+        </w:rPr>
+      </w:pPr>
+    </w:p>
+    <w:p>
+      <w:pPr>
+        <w:jc w:val="center"/>
+        <w:rPr>
+          <w:sz w:val="28"/>
+          <w:szCs w:val="28"/>
+        </w:rPr>
+      </w:pPr>
+    </w:p>
+    <w:p>
+      <w:pPr>
+        <w:jc w:val="center"/>
+        <w:rPr>
+          <w:sz w:val="28"/>
+          <w:szCs w:val="28"/>
+        </w:rPr>
+      </w:pPr>
+    </w:p>
+    <w:p>
+      <w:pPr>
+        <w:jc w:val="center"/>
+        <w:rPr>
+          <w:sz w:val="28"/>
+          <w:szCs w:val="28"/>
+        </w:rPr>
+      </w:pPr>
+    </w:p>
+    <w:p>
+      <w:pPr>
+        <w:rPr>
+          <w:sz w:val="28"/>
+          <w:szCs w:val="28"/>
+        </w:rPr>
+      </w:pPr>
+      <w:r>
+        <w:rPr>
+          <w:sz w:val="28"/>
+          <w:szCs w:val="28"/>
+        </w:rPr>
+        <w:t xml:space="preserve">The exact position of the players cards </w:t>
+      </w:r>
+      <w:proofErr w:type="gramStart"/>
+      <w:r>
+        <w:rPr>
+          <w:sz w:val="28"/>
+          <w:szCs w:val="28"/>
+        </w:rPr>
+        <w:t>move</w:t>
+      </w:r>
+      <w:proofErr w:type="gramEnd"/>
+      <w:r>
+        <w:rPr>
+          <w:sz w:val="28"/>
+          <w:szCs w:val="28"/>
+        </w:rPr>
+        <w:t xml:space="preserve"> around throughout the code, but eventually ended up in the middle of the screen with some distance between them, predominantly displayed given how important they are.</w:t>
+      </w:r>
+    </w:p>
+    <w:p>
+      <w:pPr>
+        <w:rPr>
+          <w:sz w:val="28"/>
+          <w:szCs w:val="28"/>
+        </w:rPr>
+      </w:pPr>
+      <w:r>
+        <w:rPr>
+          <w:noProof/>
+          <w:sz w:val="28"/>
+          <w:szCs w:val="28"/>
+        </w:rPr>
+        <w:drawing>
+          <wp:inline distT="0" distB="0" distL="0" distR="0" wp14:anchorId="6AC4EDEC" wp14:editId="630EF766">
+            <wp:extent cx="5731510" cy="3177540"/>
+            <wp:effectExtent l="0" t="0" r="2540" b="3810"/>
+            <wp:docPr id="352690603" name="Picture 1"/>
+            <wp:cNvGraphicFramePr>
+              <a:graphicFrameLocks xmlns:a="http://schemas.openxmlformats.org/drawingml/2006/main" noChangeAspect="1"/>
+            </wp:cNvGraphicFramePr>
+            <a:graphic xmlns:a="http://schemas.openxmlformats.org/drawingml/2006/main">
+              <a:graphicData uri="http://schemas.openxmlformats.org/drawingml/2006/picture">
+                <pic:pic xmlns:pic="http://schemas.openxmlformats.org/drawingml/2006/picture">
+                  <pic:nvPicPr>
+                    <pic:cNvPr id="352690603" name=""/>
+                    <pic:cNvPicPr/>
+                  </pic:nvPicPr>
+                  <pic:blipFill>
+                    <a:blip r:embed="rId61"/>
+                    <a:stretch>
+                      <a:fillRect/>
+                    </a:stretch>
+                  </pic:blipFill>
+                  <pic:spPr>
+                    <a:xfrm>
+                      <a:off x="0" y="0"/>
+                      <a:ext cx="5731510" cy="3177540"/>
+                    </a:xfrm>
+                    <a:prstGeom prst="rect">
+                      <a:avLst/>
+                    </a:prstGeom>
+                  </pic:spPr>
+                </pic:pic>
+              </a:graphicData>
+            </a:graphic>
+          </wp:inline>
+        </w:drawing>
+      </w:r>
+    </w:p>
+    <w:p>
+      <w:pPr>
+        <w:rPr>
+          <w:sz w:val="28"/>
+          <w:szCs w:val="28"/>
+        </w:rPr>
+      </w:pPr>
+    </w:p>
+    <w:p>
+      <w:pPr>
+        <w:rPr>
+          <w:sz w:val="28"/>
+          <w:szCs w:val="28"/>
+        </w:rPr>
+      </w:pPr>
+    </w:p>
+    <w:p>
+      <w:pPr>
+        <w:rPr>
+          <w:sz w:val="28"/>
+          <w:szCs w:val="28"/>
+        </w:rPr>
+      </w:pPr>
+    </w:p>
+    <w:p>
+      <w:pPr>
+        <w:rPr>
+          <w:sz w:val="28"/>
+          <w:szCs w:val="28"/>
+        </w:rPr>
+      </w:pPr>
+    </w:p>
+    <w:p>
+      <w:pPr>
+        <w:rPr>
+          <w:sz w:val="28"/>
+          <w:szCs w:val="28"/>
+        </w:rPr>
+      </w:pPr>
+    </w:p>
+    <w:p>
+      <w:pPr>
+        <w:rPr>
+          <w:sz w:val="28"/>
+          <w:szCs w:val="28"/>
+        </w:rPr>
+      </w:pPr>
+      <w:r>
+        <w:rPr>
+          <w:noProof/>
+          <w:sz w:val="28"/>
+          <w:szCs w:val="28"/>
+        </w:rPr>
+        <w:drawing>
+          <wp:inline distT="0" distB="0" distL="0" distR="0" wp14:anchorId="301999E5" wp14:editId="50C3D259">
+            <wp:extent cx="5731510" cy="2207260"/>
+            <wp:effectExtent l="0" t="0" r="2540" b="2540"/>
+            <wp:docPr id="259303799" name="Picture 1"/>
+            <wp:cNvGraphicFramePr>
+              <a:graphicFrameLocks xmlns:a="http://schemas.openxmlformats.org/drawingml/2006/main" noChangeAspect="1"/>
+            </wp:cNvGraphicFramePr>
+            <a:graphic xmlns:a="http://schemas.openxmlformats.org/drawingml/2006/main">
+              <a:graphicData uri="http://schemas.openxmlformats.org/drawingml/2006/picture">
+                <pic:pic xmlns:pic="http://schemas.openxmlformats.org/drawingml/2006/picture">
+                  <pic:nvPicPr>
+                    <pic:cNvPr id="259303799" name=""/>
+                    <pic:cNvPicPr/>
+                  </pic:nvPicPr>
+                  <pic:blipFill>
+                    <a:blip r:embed="rId62"/>
+                    <a:stretch>
+                      <a:fillRect/>
+                    </a:stretch>
+                  </pic:blipFill>
+                  <pic:spPr>
+                    <a:xfrm>
+                      <a:off x="0" y="0"/>
+                      <a:ext cx="5731510" cy="2207260"/>
+                    </a:xfrm>
+                    <a:prstGeom prst="rect">
+                      <a:avLst/>
+                    </a:prstGeom>
+                  </pic:spPr>
+                </pic:pic>
+              </a:graphicData>
+            </a:graphic>
+          </wp:inline>
+        </w:drawing>
+      </w:r>
+    </w:p>
+    <w:p>
+      <w:pPr>
+        <w:rPr>
+          <w:sz w:val="28"/>
+          <w:szCs w:val="28"/>
+        </w:rPr>
+      </w:pPr>
+      <w:r>
+        <w:rPr>
+          <w:sz w:val="28"/>
+          <w:szCs w:val="28"/>
+        </w:rPr>
+        <w:lastRenderedPageBreak/>
+        <w:t>Once the players cards were displayed, the next stage was to transition into the bet function, by asking the player if they wanted to check or bet.</w:t>
+      </w:r>
+    </w:p>
+    <w:p>
+      <w:pPr>
+        <w:rPr>
+          <w:sz w:val="28"/>
+          <w:szCs w:val="28"/>
+        </w:rPr>
+      </w:pPr>
+      <w:r>
+        <w:rPr>
+          <w:sz w:val="28"/>
+          <w:szCs w:val="28"/>
+        </w:rPr>
+        <w:t>If the choice was to bet, the program also needed to ask for an input with a new textbox, and only continue once the bet was valid. After either choice, the program would go into the bet function, and continue as it did before.</w:t>
+      </w:r>
+    </w:p>
+    <w:p>
+      <w:pPr>
+        <w:rPr>
+          <w:sz w:val="28"/>
+          <w:szCs w:val="28"/>
+        </w:rPr>
+      </w:pPr>
+      <w:r>
+        <w:rPr>
+          <w:sz w:val="28"/>
+          <w:szCs w:val="28"/>
+        </w:rPr>
+        <w:t>Each separate path the player can follow is treated as a different function, before going back into Bet. For the bet side of things, Things are broken up for the sake of destroying specific buttons when they need to be broken.</w:t>
+      </w:r>
+    </w:p>
+    <w:p>
+      <w:pPr>
+        <w:rPr>
+          <w:sz w:val="28"/>
+          <w:szCs w:val="28"/>
+        </w:rPr>
+      </w:pPr>
+      <w:r>
+        <w:rPr>
+          <w:noProof/>
+          <w:sz w:val="28"/>
+          <w:szCs w:val="28"/>
+        </w:rPr>
+        <w:drawing>
+          <wp:inline distT="0" distB="0" distL="0" distR="0" wp14:anchorId="40460CC0" wp14:editId="36F7E9AA">
+            <wp:extent cx="5731510" cy="946150"/>
+            <wp:effectExtent l="0" t="0" r="2540" b="6350"/>
+            <wp:docPr id="917963888" name="Picture 1"/>
+            <wp:cNvGraphicFramePr>
+              <a:graphicFrameLocks xmlns:a="http://schemas.openxmlformats.org/drawingml/2006/main" noChangeAspect="1"/>
+            </wp:cNvGraphicFramePr>
+            <a:graphic xmlns:a="http://schemas.openxmlformats.org/drawingml/2006/main">
+              <a:graphicData uri="http://schemas.openxmlformats.org/drawingml/2006/picture">
+                <pic:pic xmlns:pic="http://schemas.openxmlformats.org/drawingml/2006/picture">
+                  <pic:nvPicPr>
+                    <pic:cNvPr id="917963888" name=""/>
+                    <pic:cNvPicPr/>
+                  </pic:nvPicPr>
+                  <pic:blipFill>
+                    <a:blip r:embed="rId63"/>
+                    <a:stretch>
+                      <a:fillRect/>
+                    </a:stretch>
+                  </pic:blipFill>
+                  <pic:spPr>
+                    <a:xfrm>
+                      <a:off x="0" y="0"/>
+                      <a:ext cx="5731510" cy="946150"/>
+                    </a:xfrm>
+                    <a:prstGeom prst="rect">
+                      <a:avLst/>
+                    </a:prstGeom>
+                  </pic:spPr>
+                </pic:pic>
+              </a:graphicData>
+            </a:graphic>
+          </wp:inline>
+        </w:drawing>
+      </w:r>
+    </w:p>
+    <w:p>
+      <w:pPr>
+        <w:rPr>
+          <w:sz w:val="28"/>
+          <w:szCs w:val="28"/>
+        </w:rPr>
+      </w:pPr>
+      <w:r>
+        <w:rPr>
+          <w:noProof/>
+          <w:sz w:val="28"/>
+          <w:szCs w:val="28"/>
+        </w:rPr>
+        <w:drawing>
+          <wp:inline distT="0" distB="0" distL="0" distR="0" wp14:anchorId="59CA41E5" wp14:editId="3F4EC974">
+            <wp:extent cx="4084674" cy="1044030"/>
+            <wp:effectExtent l="0" t="0" r="0" b="3810"/>
+            <wp:docPr id="1157498741" name="Picture 1"/>
+            <wp:cNvGraphicFramePr>
+              <a:graphicFrameLocks xmlns:a="http://schemas.openxmlformats.org/drawingml/2006/main" noChangeAspect="1"/>
+            </wp:cNvGraphicFramePr>
+            <a:graphic xmlns:a="http://schemas.openxmlformats.org/drawingml/2006/main">
+              <a:graphicData uri="http://schemas.openxmlformats.org/drawingml/2006/picture">
+                <pic:pic xmlns:pic="http://schemas.openxmlformats.org/drawingml/2006/picture">
+                  <pic:nvPicPr>
+                    <pic:cNvPr id="1157498741" name=""/>
+                    <pic:cNvPicPr/>
+                  </pic:nvPicPr>
+                  <pic:blipFill>
+                    <a:blip r:embed="rId64"/>
+                    <a:stretch>
+                      <a:fillRect/>
+                    </a:stretch>
+                  </pic:blipFill>
+                  <pic:spPr>
+                    <a:xfrm>
+                      <a:off x="0" y="0"/>
+                      <a:ext cx="4084674" cy="1044030"/>
+                    </a:xfrm>
+                    <a:prstGeom prst="rect">
+                      <a:avLst/>
+                    </a:prstGeom>
+                  </pic:spPr>
+                </pic:pic>
+              </a:graphicData>
+            </a:graphic>
+          </wp:inline>
+        </w:drawing>
+      </w:r>
+    </w:p>
+    <w:p>
+      <w:pPr>
+        <w:rPr>
+          <w:sz w:val="28"/>
+          <w:szCs w:val="28"/>
+        </w:rPr>
+      </w:pPr>
+      <w:r>
+        <w:rPr>
+          <w:noProof/>
+          <w:sz w:val="28"/>
+          <w:szCs w:val="28"/>
+        </w:rPr>
+        <w:drawing>
+          <wp:anchor distT="0" distB="0" distL="114300" distR="114300" simplePos="0" relativeHeight="251658240" behindDoc="0" locked="0" layoutInCell="1" allowOverlap="1" wp14:anchorId="5C365806" wp14:editId="640CE201">
+            <wp:simplePos x="0" y="0"/>
+            <wp:positionH relativeFrom="margin">
+              <wp:align>left</wp:align>
+            </wp:positionH>
+            <wp:positionV relativeFrom="paragraph">
+              <wp:posOffset>664845</wp:posOffset>
+            </wp:positionV>
+            <wp:extent cx="5731510" cy="1870075"/>
+            <wp:effectExtent l="0" t="0" r="2540" b="0"/>
+            <wp:wrapSquare wrapText="bothSides"/>
+            <wp:docPr id="824858312" name="Picture 1"/>
+            <wp:cNvGraphicFramePr>
+              <a:graphicFrameLocks xmlns:a="http://schemas.openxmlformats.org/drawingml/2006/main" noChangeAspect="1"/>
+            </wp:cNvGraphicFramePr>
+            <a:graphic xmlns:a="http://schemas.openxmlformats.org/drawingml/2006/main">
+              <a:graphicData uri="http://schemas.openxmlformats.org/drawingml/2006/picture">
+                <pic:pic xmlns:pic="http://schemas.openxmlformats.org/drawingml/2006/picture">
+                  <pic:nvPicPr>
+                    <pic:cNvPr id="824858312" name=""/>
+                    <pic:cNvPicPr/>
+                  </pic:nvPicPr>
+                  <pic:blipFill>
+                    <a:blip r:embed="rId65">
+                      <a:extLst>
+                        <a:ext uri="{28A0092B-C50C-407E-A947-70E740481C1C}">
+                          <a14:useLocalDpi xmlns:a14="http://schemas.microsoft.com/office/drawing/2010/main" val="0"/>
+                        </a:ext>
+                      </a:extLst>
+                    </a:blip>
+                    <a:stretch>
+                      <a:fillRect/>
+                    </a:stretch>
+                  </pic:blipFill>
+                  <pic:spPr>
+                    <a:xfrm>
+                      <a:off x="0" y="0"/>
+                      <a:ext cx="5731510" cy="1870075"/>
+                    </a:xfrm>
+                    <a:prstGeom prst="rect">
+                      <a:avLst/>
+                    </a:prstGeom>
+                  </pic:spPr>
+                </pic:pic>
+              </a:graphicData>
+            </a:graphic>
+          </wp:anchor>
+        </w:drawing>
+      </w:r>
+      <w:r>
+        <w:rPr>
+          <w:noProof/>
+          <w:sz w:val="28"/>
+          <w:szCs w:val="28"/>
+        </w:rPr>
+        <w:drawing>
+          <wp:inline distT="0" distB="0" distL="0" distR="0" wp14:anchorId="74B34F22" wp14:editId="2C41800E">
+            <wp:extent cx="5731510" cy="578485"/>
+            <wp:effectExtent l="0" t="0" r="2540" b="0"/>
+            <wp:docPr id="1044552750" name="Picture 1"/>
+            <wp:cNvGraphicFramePr>
+              <a:graphicFrameLocks xmlns:a="http://schemas.openxmlformats.org/drawingml/2006/main" noChangeAspect="1"/>
+            </wp:cNvGraphicFramePr>
+            <a:graphic xmlns:a="http://schemas.openxmlformats.org/drawingml/2006/main">
+              <a:graphicData uri="http://schemas.openxmlformats.org/drawingml/2006/picture">
+                <pic:pic xmlns:pic="http://schemas.openxmlformats.org/drawingml/2006/picture">
+                  <pic:nvPicPr>
+                    <pic:cNvPr id="1044552750" name=""/>
+                    <pic:cNvPicPr/>
+                  </pic:nvPicPr>
+                  <pic:blipFill>
+                    <a:blip r:embed="rId66"/>
+                    <a:stretch>
+                      <a:fillRect/>
+                    </a:stretch>
+                  </pic:blipFill>
+                  <pic:spPr>
+                    <a:xfrm>
+                      <a:off x="0" y="0"/>
+                      <a:ext cx="5731510" cy="578485"/>
+                    </a:xfrm>
+                    <a:prstGeom prst="rect">
+                      <a:avLst/>
+                    </a:prstGeom>
+                  </pic:spPr>
+                </pic:pic>
+              </a:graphicData>
+            </a:graphic>
+          </wp:inline>
+        </w:drawing>
+      </w:r>
+    </w:p>
+    <w:p>
+      <w:pPr>
+        <w:rPr>
+          <w:sz w:val="28"/>
+          <w:szCs w:val="28"/>
+        </w:rPr>
+      </w:pPr>
+      <w:r>
+        <w:rPr>
+          <w:noProof/>
+          <w:sz w:val="28"/>
+          <w:szCs w:val="28"/>
+        </w:rPr>
+        <w:drawing>
+          <wp:inline distT="0" distB="0" distL="0" distR="0" wp14:anchorId="3C4E8B66" wp14:editId="2C469887">
+            <wp:extent cx="4328160" cy="1697026"/>
+            <wp:effectExtent l="0" t="0" r="0" b="0"/>
+            <wp:docPr id="1287104790" name="Picture 1"/>
+            <wp:cNvGraphicFramePr>
+              <a:graphicFrameLocks xmlns:a="http://schemas.openxmlformats.org/drawingml/2006/main" noChangeAspect="1"/>
+            </wp:cNvGraphicFramePr>
+            <a:graphic xmlns:a="http://schemas.openxmlformats.org/drawingml/2006/main">
+              <a:graphicData uri="http://schemas.openxmlformats.org/drawingml/2006/picture">
+                <pic:pic xmlns:pic="http://schemas.openxmlformats.org/drawingml/2006/picture">
+                  <pic:nvPicPr>
+                    <pic:cNvPr id="1287104790" name=""/>
+                    <pic:cNvPicPr/>
+                  </pic:nvPicPr>
+                  <pic:blipFill>
+                    <a:blip r:embed="rId67"/>
+                    <a:stretch>
+                      <a:fillRect/>
+                    </a:stretch>
+                  </pic:blipFill>
+                  <pic:spPr>
+                    <a:xfrm>
+                      <a:off x="0" y="0"/>
+                      <a:ext cx="4337843" cy="1700823"/>
+                    </a:xfrm>
+                    <a:prstGeom prst="rect">
+                      <a:avLst/>
+                    </a:prstGeom>
+                  </pic:spPr>
+                </pic:pic>
+              </a:graphicData>
+            </a:graphic>
+          </wp:inline>
+        </w:drawing>
+      </w:r>
+    </w:p>
+    <w:p>
+      <w:pPr>
+        <w:rPr>
+          <w:sz w:val="28"/>
+          <w:szCs w:val="28"/>
+        </w:rPr>
+      </w:pPr>
+      <w:r>
+        <w:rPr>
+          <w:noProof/>
+          <w:sz w:val="28"/>
+          <w:szCs w:val="28"/>
+        </w:rPr>
+        <w:lastRenderedPageBreak/>
+        <w:drawing>
+          <wp:inline distT="0" distB="0" distL="0" distR="0" wp14:anchorId="0E5A3542" wp14:editId="35B9DF0C">
+            <wp:extent cx="4671465" cy="823031"/>
+            <wp:effectExtent l="0" t="0" r="0" b="0"/>
+            <wp:docPr id="1841003245" name="Picture 1"/>
+            <wp:cNvGraphicFramePr>
+              <a:graphicFrameLocks xmlns:a="http://schemas.openxmlformats.org/drawingml/2006/main" noChangeAspect="1"/>
+            </wp:cNvGraphicFramePr>
+            <a:graphic xmlns:a="http://schemas.openxmlformats.org/drawingml/2006/main">
+              <a:graphicData uri="http://schemas.openxmlformats.org/drawingml/2006/picture">
+                <pic:pic xmlns:pic="http://schemas.openxmlformats.org/drawingml/2006/picture">
+                  <pic:nvPicPr>
+                    <pic:cNvPr id="1841003245" name=""/>
+                    <pic:cNvPicPr/>
+                  </pic:nvPicPr>
+                  <pic:blipFill>
+                    <a:blip r:embed="rId68"/>
+                    <a:stretch>
+                      <a:fillRect/>
+                    </a:stretch>
+                  </pic:blipFill>
+                  <pic:spPr>
+                    <a:xfrm>
+                      <a:off x="0" y="0"/>
+                      <a:ext cx="4671465" cy="823031"/>
+                    </a:xfrm>
+                    <a:prstGeom prst="rect">
+                      <a:avLst/>
+                    </a:prstGeom>
+                  </pic:spPr>
+                </pic:pic>
+              </a:graphicData>
+            </a:graphic>
+          </wp:inline>
+        </w:drawing>
+      </w:r>
+    </w:p>
+    <w:p>
+      <w:pPr>
+        <w:rPr>
+          <w:sz w:val="28"/>
+          <w:szCs w:val="28"/>
+        </w:rPr>
+      </w:pPr>
+    </w:p>
+    <w:p>
+      <w:pPr>
+        <w:rPr>
+          <w:sz w:val="28"/>
+          <w:szCs w:val="28"/>
+        </w:rPr>
+      </w:pPr>
+      <w:r>
+        <w:rPr>
+          <w:sz w:val="28"/>
+          <w:szCs w:val="28"/>
+        </w:rPr>
+        <w:t xml:space="preserve">Once the GUI work was caught up to the bet function, the next stage was to develop the option for computers to </w:t>
+      </w:r>
+      <w:r>
+        <w:rPr>
+          <w:sz w:val="28"/>
+          <w:szCs w:val="28"/>
+        </w:rPr>
+        <w:t xml:space="preserve">bet and </w:t>
+      </w:r>
+      <w:r>
+        <w:rPr>
+          <w:sz w:val="28"/>
+          <w:szCs w:val="28"/>
+        </w:rPr>
+        <w:t>re raise. There were many issues to consider, the main one being that unlike betting, the raising algorithm could loop indefinitely for each computer, as well as that it could begin on any computer rather than guaranteeably beginning at the player.</w:t>
+      </w:r>
+    </w:p>
+    <w:p>
+      <w:pPr>
+        <w:rPr>
+          <w:sz w:val="28"/>
+          <w:szCs w:val="28"/>
+        </w:rPr>
+      </w:pPr>
+      <w:r>
+        <w:rPr>
+          <w:sz w:val="28"/>
+          <w:szCs w:val="28"/>
+        </w:rPr>
+        <w:t>The initial idea was to have a function where everyone from the computer making the bet to the end of the computer list would have an action, then the player would input their choice, then everyone from computer 1 to before the computer of action would make their action. If anyone made an action, the function would recurse with a new computer of action</w:t>
+      </w:r>
+    </w:p>
+    <w:p>
+      <w:pPr>
+        <w:rPr>
+          <w:sz w:val="28"/>
+          <w:szCs w:val="28"/>
+        </w:rPr>
+      </w:pPr>
+      <w:r>
+        <w:rPr>
+          <w:sz w:val="28"/>
+          <w:szCs w:val="28"/>
+        </w:rPr>
+        <w:t>Eventually this got simplified to one single for loop, that would go through every computer but would start at the computer of action</w:t>
+      </w:r>
+      <w:r>
+        <w:rPr>
+          <w:sz w:val="28"/>
+          <w:szCs w:val="28"/>
+        </w:rPr>
+        <w:t>, but before recalling the loop of computers the player would be given the ability to make an action.</w:t>
+      </w:r>
+      <w:r>
+        <w:rPr>
+          <w:sz w:val="28"/>
+          <w:szCs w:val="28"/>
+        </w:rPr>
+        <w:t xml:space="preserve"> The second loop became redundant as the method of tracking became if all players had put in the same amount of chips for that betting round, meaning everyone had called a bet. </w:t>
+      </w:r>
+      <w:r>
+        <w:rPr>
+          <w:sz w:val="28"/>
+          <w:szCs w:val="28"/>
+        </w:rPr>
+        <w:br w:type="textWrapping" w:clear="all"/>
+      </w:r>
+      <w:r>
+        <w:rPr>
+          <w:sz w:val="28"/>
+          <w:szCs w:val="28"/>
+        </w:rPr>
+        <w:t xml:space="preserve">This also required that the computer that transitioned us to what I call the “Step loop” needed to be handled differently </w:t>
+      </w:r>
+      <w:proofErr w:type="spellStart"/>
+      <w:r>
+        <w:rPr>
+          <w:sz w:val="28"/>
+          <w:szCs w:val="28"/>
+        </w:rPr>
+        <w:t>then</w:t>
+      </w:r>
+      <w:proofErr w:type="spellEnd"/>
+      <w:r>
+        <w:rPr>
+          <w:sz w:val="28"/>
+          <w:szCs w:val="28"/>
+        </w:rPr>
+        <w:t xml:space="preserve"> every subsequent bet</w:t>
+      </w:r>
+    </w:p>
+    <w:p>
+      <w:pPr>
+        <w:rPr>
+          <w:sz w:val="28"/>
+          <w:szCs w:val="28"/>
+        </w:rPr>
+      </w:pPr>
+    </w:p>
+    <w:p>
+      <w:pPr>
+        <w:rPr>
+          <w:sz w:val="28"/>
+          <w:szCs w:val="28"/>
+        </w:rPr>
+      </w:pPr>
+    </w:p>
+    <w:p>
+      <w:pPr>
+        <w:rPr>
+          <w:sz w:val="28"/>
+          <w:szCs w:val="28"/>
+        </w:rPr>
+      </w:pPr>
+      <w:r>
+        <w:rPr>
+          <w:noProof/>
+          <w:sz w:val="28"/>
+          <w:szCs w:val="28"/>
+        </w:rPr>
+        <w:drawing>
+          <wp:inline distT="0" distB="0" distL="0" distR="0" wp14:anchorId="0BEAF0E8" wp14:editId="4C9892E4">
+            <wp:extent cx="5731510" cy="1534160"/>
+            <wp:effectExtent l="0" t="0" r="2540" b="8890"/>
+            <wp:docPr id="2106445540" name="Picture 1"/>
+            <wp:cNvGraphicFramePr>
+              <a:graphicFrameLocks xmlns:a="http://schemas.openxmlformats.org/drawingml/2006/main" noChangeAspect="1"/>
+            </wp:cNvGraphicFramePr>
+            <a:graphic xmlns:a="http://schemas.openxmlformats.org/drawingml/2006/main">
+              <a:graphicData uri="http://schemas.openxmlformats.org/drawingml/2006/picture">
+                <pic:pic xmlns:pic="http://schemas.openxmlformats.org/drawingml/2006/picture">
+                  <pic:nvPicPr>
+                    <pic:cNvPr id="2106445540" name=""/>
+                    <pic:cNvPicPr/>
+                  </pic:nvPicPr>
+                  <pic:blipFill>
+                    <a:blip r:embed="rId69"/>
+                    <a:stretch>
+                      <a:fillRect/>
+                    </a:stretch>
+                  </pic:blipFill>
+                  <pic:spPr>
+                    <a:xfrm>
+                      <a:off x="0" y="0"/>
+                      <a:ext cx="5731510" cy="1534160"/>
+                    </a:xfrm>
+                    <a:prstGeom prst="rect">
+                      <a:avLst/>
+                    </a:prstGeom>
+                  </pic:spPr>
+                </pic:pic>
+              </a:graphicData>
+            </a:graphic>
+          </wp:inline>
+        </w:drawing>
+      </w:r>
+    </w:p>
+    <w:p>
+      <w:pPr>
+        <w:rPr>
+          <w:sz w:val="28"/>
+          <w:szCs w:val="28"/>
+        </w:rPr>
+      </w:pPr>
+    </w:p>
+    <w:p>
+      <w:pPr>
+        <w:rPr>
+          <w:sz w:val="28"/>
+          <w:szCs w:val="28"/>
+        </w:rPr>
+      </w:pPr>
+      <w:r>
+        <w:rPr>
+          <w:noProof/>
+          <w:sz w:val="28"/>
+          <w:szCs w:val="28"/>
+        </w:rPr>
+        <w:lastRenderedPageBreak/>
+        <w:drawing>
+          <wp:inline distT="0" distB="0" distL="0" distR="0" wp14:anchorId="55785463" wp14:editId="35A222A3">
+            <wp:extent cx="5731510" cy="1770380"/>
+            <wp:effectExtent l="0" t="0" r="2540" b="1270"/>
+            <wp:docPr id="1622321351" name="Picture 1"/>
+            <wp:cNvGraphicFramePr>
+              <a:graphicFrameLocks xmlns:a="http://schemas.openxmlformats.org/drawingml/2006/main" noChangeAspect="1"/>
+            </wp:cNvGraphicFramePr>
+            <a:graphic xmlns:a="http://schemas.openxmlformats.org/drawingml/2006/main">
+              <a:graphicData uri="http://schemas.openxmlformats.org/drawingml/2006/picture">
+                <pic:pic xmlns:pic="http://schemas.openxmlformats.org/drawingml/2006/picture">
+                  <pic:nvPicPr>
+                    <pic:cNvPr id="1622321351" name=""/>
+                    <pic:cNvPicPr/>
+                  </pic:nvPicPr>
+                  <pic:blipFill>
+                    <a:blip r:embed="rId70"/>
+                    <a:stretch>
+                      <a:fillRect/>
+                    </a:stretch>
+                  </pic:blipFill>
+                  <pic:spPr>
+                    <a:xfrm>
+                      <a:off x="0" y="0"/>
+                      <a:ext cx="5731510" cy="1770380"/>
+                    </a:xfrm>
+                    <a:prstGeom prst="rect">
+                      <a:avLst/>
+                    </a:prstGeom>
+                  </pic:spPr>
+                </pic:pic>
+              </a:graphicData>
+            </a:graphic>
+          </wp:inline>
+        </w:drawing>
+      </w:r>
+    </w:p>
+    <w:p>
+      <w:pPr>
+        <w:rPr>
+          <w:sz w:val="28"/>
+          <w:szCs w:val="28"/>
+        </w:rPr>
+      </w:pPr>
+    </w:p>
+    <w:p>
+      <w:pPr>
+        <w:rPr>
+          <w:sz w:val="28"/>
+          <w:szCs w:val="28"/>
+        </w:rPr>
+      </w:pPr>
+      <w:r>
+        <w:rPr>
+          <w:noProof/>
+          <w:sz w:val="28"/>
+          <w:szCs w:val="28"/>
+        </w:rPr>
+        <w:drawing>
+          <wp:inline distT="0" distB="0" distL="0" distR="0" wp14:anchorId="0C1F2DC9" wp14:editId="264499DD">
+            <wp:extent cx="5731510" cy="593725"/>
+            <wp:effectExtent l="0" t="0" r="2540" b="0"/>
+            <wp:docPr id="1501506193" name="Picture 1"/>
+            <wp:cNvGraphicFramePr>
+              <a:graphicFrameLocks xmlns:a="http://schemas.openxmlformats.org/drawingml/2006/main" noChangeAspect="1"/>
+            </wp:cNvGraphicFramePr>
+            <a:graphic xmlns:a="http://schemas.openxmlformats.org/drawingml/2006/main">
+              <a:graphicData uri="http://schemas.openxmlformats.org/drawingml/2006/picture">
+                <pic:pic xmlns:pic="http://schemas.openxmlformats.org/drawingml/2006/picture">
+                  <pic:nvPicPr>
+                    <pic:cNvPr id="1501506193" name=""/>
+                    <pic:cNvPicPr/>
+                  </pic:nvPicPr>
+                  <pic:blipFill>
+                    <a:blip r:embed="rId71"/>
+                    <a:stretch>
+                      <a:fillRect/>
+                    </a:stretch>
+                  </pic:blipFill>
+                  <pic:spPr>
+                    <a:xfrm>
+                      <a:off x="0" y="0"/>
+                      <a:ext cx="5731510" cy="593725"/>
+                    </a:xfrm>
+                    <a:prstGeom prst="rect">
+                      <a:avLst/>
+                    </a:prstGeom>
+                  </pic:spPr>
+                </pic:pic>
+              </a:graphicData>
+            </a:graphic>
+          </wp:inline>
+        </w:drawing>
+      </w:r>
+    </w:p>
+    <w:p>
+      <w:pPr>
+        <w:rPr>
+          <w:sz w:val="28"/>
+          <w:szCs w:val="28"/>
+        </w:rPr>
+      </w:pPr>
+    </w:p>
+    <w:p>
+      <w:pPr>
+        <w:rPr>
+          <w:sz w:val="28"/>
+          <w:szCs w:val="28"/>
+        </w:rPr>
+      </w:pPr>
+      <w:r>
+        <w:rPr>
+          <w:noProof/>
+          <w:sz w:val="28"/>
+          <w:szCs w:val="28"/>
+        </w:rPr>
+        <w:drawing>
+          <wp:inline distT="0" distB="0" distL="0" distR="0" wp14:anchorId="7FF742BE" wp14:editId="4BC86B6F">
+            <wp:extent cx="4503810" cy="1005927"/>
+            <wp:effectExtent l="0" t="0" r="0" b="3810"/>
+            <wp:docPr id="1462444019" name="Picture 1"/>
+            <wp:cNvGraphicFramePr>
+              <a:graphicFrameLocks xmlns:a="http://schemas.openxmlformats.org/drawingml/2006/main" noChangeAspect="1"/>
+            </wp:cNvGraphicFramePr>
+            <a:graphic xmlns:a="http://schemas.openxmlformats.org/drawingml/2006/main">
+              <a:graphicData uri="http://schemas.openxmlformats.org/drawingml/2006/picture">
+                <pic:pic xmlns:pic="http://schemas.openxmlformats.org/drawingml/2006/picture">
+                  <pic:nvPicPr>
+                    <pic:cNvPr id="1462444019" name=""/>
+                    <pic:cNvPicPr/>
+                  </pic:nvPicPr>
+                  <pic:blipFill>
+                    <a:blip r:embed="rId72"/>
+                    <a:stretch>
+                      <a:fillRect/>
+                    </a:stretch>
+                  </pic:blipFill>
+                  <pic:spPr>
+                    <a:xfrm>
+                      <a:off x="0" y="0"/>
+                      <a:ext cx="4503810" cy="1005927"/>
+                    </a:xfrm>
+                    <a:prstGeom prst="rect">
+                      <a:avLst/>
+                    </a:prstGeom>
+                  </pic:spPr>
+                </pic:pic>
+              </a:graphicData>
+            </a:graphic>
+          </wp:inline>
+        </w:drawing>
+      </w:r>
+    </w:p>
+    <w:p>
+      <w:pPr>
+        <w:rPr>
+          <w:sz w:val="28"/>
+          <w:szCs w:val="28"/>
+        </w:rPr>
+      </w:pPr>
+      <w:r>
+        <w:rPr>
+          <w:noProof/>
+          <w:sz w:val="28"/>
+          <w:szCs w:val="28"/>
+        </w:rPr>
+        <w:drawing>
+          <wp:inline distT="0" distB="0" distL="0" distR="0" wp14:anchorId="1C60A9F4" wp14:editId="4E027A6A">
+            <wp:extent cx="5731510" cy="1722120"/>
+            <wp:effectExtent l="0" t="0" r="2540" b="0"/>
+            <wp:docPr id="994553490" name="Picture 1"/>
+            <wp:cNvGraphicFramePr>
+              <a:graphicFrameLocks xmlns:a="http://schemas.openxmlformats.org/drawingml/2006/main" noChangeAspect="1"/>
+            </wp:cNvGraphicFramePr>
+            <a:graphic xmlns:a="http://schemas.openxmlformats.org/drawingml/2006/main">
+              <a:graphicData uri="http://schemas.openxmlformats.org/drawingml/2006/picture">
+                <pic:pic xmlns:pic="http://schemas.openxmlformats.org/drawingml/2006/picture">
+                  <pic:nvPicPr>
+                    <pic:cNvPr id="994553490" name=""/>
+                    <pic:cNvPicPr/>
+                  </pic:nvPicPr>
+                  <pic:blipFill>
+                    <a:blip r:embed="rId73"/>
+                    <a:stretch>
+                      <a:fillRect/>
+                    </a:stretch>
+                  </pic:blipFill>
+                  <pic:spPr>
+                    <a:xfrm>
+                      <a:off x="0" y="0"/>
+                      <a:ext cx="5731510" cy="1722120"/>
+                    </a:xfrm>
+                    <a:prstGeom prst="rect">
+                      <a:avLst/>
+                    </a:prstGeom>
+                  </pic:spPr>
+                </pic:pic>
+              </a:graphicData>
+            </a:graphic>
+          </wp:inline>
+        </w:drawing>
+      </w:r>
+    </w:p>
+    <w:p>
+      <w:pPr>
+        <w:rPr>
+          <w:sz w:val="28"/>
+          <w:szCs w:val="28"/>
+        </w:rPr>
+      </w:pPr>
+    </w:p>
+    <w:p>
+      <w:pPr>
+        <w:rPr>
+          <w:sz w:val="28"/>
+          <w:szCs w:val="28"/>
+        </w:rPr>
+      </w:pPr>
+      <w:r>
+        <w:rPr>
+          <w:sz w:val="28"/>
+          <w:szCs w:val="28"/>
+        </w:rPr>
+        <w:t>Next came what ended up being the most difficult part of the entire program, implementing the GUI for the players raise. This part of the GUI was so much worse than the check/bet area since</w:t>
+      </w:r>
+      <w:r>
+        <w:rPr>
+          <w:sz w:val="28"/>
+          <w:szCs w:val="28"/>
+        </w:rPr>
+        <w:t xml:space="preserve"> there was so much variance, and it was being run right next to a for loop. The original idea was to run a while loop that only exited it`s condition when the player made an input, but pythons TK-inter doesn`t allow while loops if they block access to </w:t>
+      </w:r>
+      <w:proofErr w:type="spellStart"/>
+      <w:proofErr w:type="gramStart"/>
+      <w:r>
+        <w:rPr>
+          <w:sz w:val="28"/>
+          <w:szCs w:val="28"/>
+        </w:rPr>
+        <w:t>root.mainloop</w:t>
+      </w:r>
+      <w:proofErr w:type="spellEnd"/>
+      <w:proofErr w:type="gramEnd"/>
+      <w:r>
+        <w:rPr>
+          <w:sz w:val="28"/>
+          <w:szCs w:val="28"/>
+        </w:rPr>
+        <w:t xml:space="preserve">, so the entire logic structure had to be reworked to accommodate. There was also a lot of </w:t>
+      </w:r>
+      <w:proofErr w:type="gramStart"/>
+      <w:r>
+        <w:rPr>
+          <w:sz w:val="28"/>
+          <w:szCs w:val="28"/>
+        </w:rPr>
+        <w:t>variance</w:t>
+      </w:r>
+      <w:proofErr w:type="gramEnd"/>
+      <w:r>
+        <w:rPr>
+          <w:sz w:val="28"/>
+          <w:szCs w:val="28"/>
+        </w:rPr>
+        <w:t xml:space="preserve">, as unlike with Check/Bet </w:t>
+      </w:r>
+      <w:r>
+        <w:rPr>
+          <w:sz w:val="28"/>
+          <w:szCs w:val="28"/>
+        </w:rPr>
+        <w:lastRenderedPageBreak/>
+        <w:t xml:space="preserve">where many variables are controlled, here any </w:t>
+      </w:r>
+      <w:proofErr w:type="gramStart"/>
+      <w:r>
+        <w:rPr>
+          <w:sz w:val="28"/>
+          <w:szCs w:val="28"/>
+        </w:rPr>
+        <w:t>amount</w:t>
+      </w:r>
+      <w:proofErr w:type="gramEnd"/>
+      <w:r>
+        <w:rPr>
+          <w:sz w:val="28"/>
+          <w:szCs w:val="28"/>
+        </w:rPr>
+        <w:t xml:space="preserve"> of computers could make whatever bet they wanted, and each could do that in indefinite </w:t>
+      </w:r>
+      <w:proofErr w:type="gramStart"/>
+      <w:r>
+        <w:rPr>
+          <w:sz w:val="28"/>
+          <w:szCs w:val="28"/>
+        </w:rPr>
+        <w:t>amount</w:t>
+      </w:r>
+      <w:proofErr w:type="gramEnd"/>
+      <w:r>
+        <w:rPr>
+          <w:sz w:val="28"/>
+          <w:szCs w:val="28"/>
+        </w:rPr>
+        <w:t xml:space="preserve"> of times. </w:t>
+      </w:r>
+    </w:p>
+    <w:p>
+      <w:pPr>
+        <w:rPr>
+          <w:sz w:val="28"/>
+          <w:szCs w:val="28"/>
+        </w:rPr>
+      </w:pPr>
+      <w:r>
+        <w:rPr>
+          <w:sz w:val="28"/>
+          <w:szCs w:val="28"/>
+        </w:rPr>
+        <w:t xml:space="preserve">Once that was sorted, we still needed the options of Calling/Raising/Folding. I chose to use a similar model to Bet, where I send each button to the same function, this time Player_Raise, but with a different command. </w:t>
+      </w:r>
+    </w:p>
+    <w:p>
+      <w:pPr>
+        <w:rPr>
+          <w:sz w:val="28"/>
+          <w:szCs w:val="28"/>
+        </w:rPr>
+      </w:pPr>
+      <w:r>
+        <w:rPr>
+          <w:sz w:val="28"/>
+          <w:szCs w:val="28"/>
+        </w:rPr>
+        <w:t xml:space="preserve">The work for folding has </w:t>
+      </w:r>
+      <w:proofErr w:type="gramStart"/>
+      <w:r>
+        <w:rPr>
+          <w:sz w:val="28"/>
+          <w:szCs w:val="28"/>
+        </w:rPr>
+        <w:t>actually already</w:t>
+      </w:r>
+      <w:proofErr w:type="gramEnd"/>
+      <w:r>
+        <w:rPr>
+          <w:sz w:val="28"/>
+          <w:szCs w:val="28"/>
+        </w:rPr>
+        <w:t xml:space="preserve"> been done as Check/Bet should never have had the option to fold, so I just needed to </w:t>
+      </w:r>
+      <w:proofErr w:type="spellStart"/>
+      <w:r>
+        <w:rPr>
+          <w:sz w:val="28"/>
+          <w:szCs w:val="28"/>
+        </w:rPr>
+        <w:t>re use</w:t>
+      </w:r>
+      <w:proofErr w:type="spellEnd"/>
+      <w:r>
+        <w:rPr>
+          <w:sz w:val="28"/>
+          <w:szCs w:val="28"/>
+        </w:rPr>
+        <w:t xml:space="preserve"> the button and make it send to a different location</w:t>
+      </w:r>
+    </w:p>
+    <w:p>
+      <w:pPr>
+        <w:rPr>
+          <w:sz w:val="28"/>
+          <w:szCs w:val="28"/>
+        </w:rPr>
+      </w:pPr>
+      <w:r>
+        <w:rPr>
+          <w:sz w:val="28"/>
+          <w:szCs w:val="28"/>
+        </w:rPr>
+        <w:t xml:space="preserve">Calling wasn`t terribly difficult, after making a unique label which displayed how much the player needed to call for, </w:t>
+      </w:r>
+      <w:proofErr w:type="gramStart"/>
+      <w:r>
+        <w:rPr>
+          <w:sz w:val="28"/>
+          <w:szCs w:val="28"/>
+        </w:rPr>
+        <w:t>The</w:t>
+      </w:r>
+      <w:proofErr w:type="gramEnd"/>
+      <w:r>
+        <w:rPr>
+          <w:sz w:val="28"/>
+          <w:szCs w:val="28"/>
+        </w:rPr>
+        <w:t xml:space="preserve"> necessary chips simply needed to be taken from balance, added to Pot, and update the current bets.</w:t>
+      </w:r>
+    </w:p>
+    <w:p>
+      <w:pPr>
+        <w:rPr>
+          <w:sz w:val="28"/>
+          <w:szCs w:val="28"/>
+        </w:rPr>
+      </w:pPr>
+      <w:r>
+        <w:rPr>
+          <w:sz w:val="28"/>
+          <w:szCs w:val="28"/>
+        </w:rPr>
+        <w:t xml:space="preserve">Raising was rather unorthodox, as the work put in to get the players input could be mostly re used from the Bet function done earlier, simply needing different values and sending to Player_Raise. The challenging part was updating the universal variables correctly, as verifying the right amount was added to the pot, or that </w:t>
+      </w:r>
+      <w:proofErr w:type="spellStart"/>
+      <w:r>
+        <w:rPr>
+          <w:sz w:val="28"/>
+          <w:szCs w:val="28"/>
+        </w:rPr>
+        <w:t>Current_Bets</w:t>
+      </w:r>
+      <w:proofErr w:type="spellEnd"/>
+      <w:r>
+        <w:rPr>
+          <w:sz w:val="28"/>
+          <w:szCs w:val="28"/>
+        </w:rPr>
+        <w:t xml:space="preserve"> was being changed by the perfect quantity, was hard to fine tune and even harder to detect if it was working properly.</w:t>
+      </w:r>
+    </w:p>
+    <w:p>
+      <w:pPr>
+        <w:rPr>
+          <w:sz w:val="28"/>
+          <w:szCs w:val="28"/>
+        </w:rPr>
+      </w:pPr>
+      <w:r>
+        <w:rPr>
+          <w:noProof/>
+          <w:sz w:val="28"/>
+          <w:szCs w:val="28"/>
+        </w:rPr>
+        <w:drawing>
+          <wp:inline distT="0" distB="0" distL="0" distR="0" wp14:anchorId="725164C2" wp14:editId="10C0AA0D">
+            <wp:extent cx="5731510" cy="1416050"/>
+            <wp:effectExtent l="0" t="0" r="2540" b="0"/>
+            <wp:docPr id="1032727810" name="Picture 1"/>
+            <wp:cNvGraphicFramePr>
+              <a:graphicFrameLocks xmlns:a="http://schemas.openxmlformats.org/drawingml/2006/main" noChangeAspect="1"/>
+            </wp:cNvGraphicFramePr>
+            <a:graphic xmlns:a="http://schemas.openxmlformats.org/drawingml/2006/main">
+              <a:graphicData uri="http://schemas.openxmlformats.org/drawingml/2006/picture">
+                <pic:pic xmlns:pic="http://schemas.openxmlformats.org/drawingml/2006/picture">
+                  <pic:nvPicPr>
+                    <pic:cNvPr id="1032727810" name=""/>
+                    <pic:cNvPicPr/>
+                  </pic:nvPicPr>
+                  <pic:blipFill>
+                    <a:blip r:embed="rId74"/>
+                    <a:stretch>
+                      <a:fillRect/>
+                    </a:stretch>
+                  </pic:blipFill>
+                  <pic:spPr>
+                    <a:xfrm>
+                      <a:off x="0" y="0"/>
+                      <a:ext cx="5731510" cy="1416050"/>
+                    </a:xfrm>
+                    <a:prstGeom prst="rect">
+                      <a:avLst/>
+                    </a:prstGeom>
+                  </pic:spPr>
+                </pic:pic>
+              </a:graphicData>
+            </a:graphic>
+          </wp:inline>
+        </w:drawing>
+      </w:r>
+    </w:p>
+    <w:p>
+      <w:pPr>
+        <w:rPr>
+          <w:sz w:val="28"/>
+          <w:szCs w:val="28"/>
+        </w:rPr>
+      </w:pPr>
+      <w:r>
+        <w:rPr>
+          <w:noProof/>
+          <w:sz w:val="28"/>
+          <w:szCs w:val="28"/>
+        </w:rPr>
+        <w:drawing>
+          <wp:inline distT="0" distB="0" distL="0" distR="0" wp14:anchorId="3C3AED08" wp14:editId="3BA422E6">
+            <wp:extent cx="4709568" cy="929721"/>
+            <wp:effectExtent l="0" t="0" r="0" b="3810"/>
+            <wp:docPr id="1447251214" name="Picture 1"/>
+            <wp:cNvGraphicFramePr>
+              <a:graphicFrameLocks xmlns:a="http://schemas.openxmlformats.org/drawingml/2006/main" noChangeAspect="1"/>
+            </wp:cNvGraphicFramePr>
+            <a:graphic xmlns:a="http://schemas.openxmlformats.org/drawingml/2006/main">
+              <a:graphicData uri="http://schemas.openxmlformats.org/drawingml/2006/picture">
+                <pic:pic xmlns:pic="http://schemas.openxmlformats.org/drawingml/2006/picture">
+                  <pic:nvPicPr>
+                    <pic:cNvPr id="1447251214" name=""/>
+                    <pic:cNvPicPr/>
+                  </pic:nvPicPr>
+                  <pic:blipFill>
+                    <a:blip r:embed="rId75"/>
+                    <a:stretch>
+                      <a:fillRect/>
+                    </a:stretch>
+                  </pic:blipFill>
+                  <pic:spPr>
+                    <a:xfrm>
+                      <a:off x="0" y="0"/>
+                      <a:ext cx="4709568" cy="929721"/>
+                    </a:xfrm>
+                    <a:prstGeom prst="rect">
+                      <a:avLst/>
+                    </a:prstGeom>
+                  </pic:spPr>
+                </pic:pic>
+              </a:graphicData>
+            </a:graphic>
+          </wp:inline>
+        </w:drawing>
+      </w:r>
+    </w:p>
+    <w:p>
+      <w:pPr>
+        <w:rPr>
+          <w:sz w:val="28"/>
+          <w:szCs w:val="28"/>
+        </w:rPr>
+      </w:pPr>
+      <w:r>
+        <w:rPr>
+          <w:noProof/>
+          <w:sz w:val="28"/>
+          <w:szCs w:val="28"/>
+        </w:rPr>
+        <w:lastRenderedPageBreak/>
+        <w:drawing>
+          <wp:inline distT="0" distB="0" distL="0" distR="0" wp14:anchorId="1F664A3B" wp14:editId="055CDCFD">
+            <wp:extent cx="5731510" cy="578485"/>
+            <wp:effectExtent l="0" t="0" r="2540" b="0"/>
+            <wp:docPr id="1845367059" name="Picture 1"/>
+            <wp:cNvGraphicFramePr>
+              <a:graphicFrameLocks xmlns:a="http://schemas.openxmlformats.org/drawingml/2006/main" noChangeAspect="1"/>
+            </wp:cNvGraphicFramePr>
+            <a:graphic xmlns:a="http://schemas.openxmlformats.org/drawingml/2006/main">
+              <a:graphicData uri="http://schemas.openxmlformats.org/drawingml/2006/picture">
+                <pic:pic xmlns:pic="http://schemas.openxmlformats.org/drawingml/2006/picture">
+                  <pic:nvPicPr>
+                    <pic:cNvPr id="1845367059" name=""/>
+                    <pic:cNvPicPr/>
+                  </pic:nvPicPr>
+                  <pic:blipFill>
+                    <a:blip r:embed="rId76"/>
+                    <a:stretch>
+                      <a:fillRect/>
+                    </a:stretch>
+                  </pic:blipFill>
+                  <pic:spPr>
+                    <a:xfrm>
+                      <a:off x="0" y="0"/>
+                      <a:ext cx="5731510" cy="578485"/>
+                    </a:xfrm>
+                    <a:prstGeom prst="rect">
+                      <a:avLst/>
+                    </a:prstGeom>
+                  </pic:spPr>
+                </pic:pic>
+              </a:graphicData>
+            </a:graphic>
+          </wp:inline>
+        </w:drawing>
+      </w:r>
+    </w:p>
+    <w:p>
+      <w:pPr>
+        <w:rPr>
+          <w:sz w:val="28"/>
+          <w:szCs w:val="28"/>
+        </w:rPr>
+      </w:pPr>
+      <w:r>
+        <w:rPr>
+          <w:noProof/>
+          <w:sz w:val="28"/>
+          <w:szCs w:val="28"/>
+        </w:rPr>
+        <w:drawing>
+          <wp:inline distT="0" distB="0" distL="0" distR="0" wp14:anchorId="2DED734A" wp14:editId="6FC6DFE1">
+            <wp:extent cx="5731510" cy="1963420"/>
+            <wp:effectExtent l="0" t="0" r="2540" b="0"/>
+            <wp:docPr id="1160429734" name="Picture 1"/>
+            <wp:cNvGraphicFramePr>
+              <a:graphicFrameLocks xmlns:a="http://schemas.openxmlformats.org/drawingml/2006/main" noChangeAspect="1"/>
+            </wp:cNvGraphicFramePr>
+            <a:graphic xmlns:a="http://schemas.openxmlformats.org/drawingml/2006/main">
+              <a:graphicData uri="http://schemas.openxmlformats.org/drawingml/2006/picture">
+                <pic:pic xmlns:pic="http://schemas.openxmlformats.org/drawingml/2006/picture">
+                  <pic:nvPicPr>
+                    <pic:cNvPr id="1160429734" name=""/>
+                    <pic:cNvPicPr/>
+                  </pic:nvPicPr>
+                  <pic:blipFill>
+                    <a:blip r:embed="rId77"/>
+                    <a:stretch>
+                      <a:fillRect/>
+                    </a:stretch>
+                  </pic:blipFill>
+                  <pic:spPr>
+                    <a:xfrm>
+                      <a:off x="0" y="0"/>
+                      <a:ext cx="5731510" cy="1963420"/>
+                    </a:xfrm>
+                    <a:prstGeom prst="rect">
+                      <a:avLst/>
+                    </a:prstGeom>
+                  </pic:spPr>
+                </pic:pic>
+              </a:graphicData>
+            </a:graphic>
+          </wp:inline>
+        </w:drawing>
+      </w:r>
+    </w:p>
+    <w:p>
+      <w:pPr>
+        <w:rPr>
+          <w:sz w:val="28"/>
+          <w:szCs w:val="28"/>
+        </w:rPr>
+      </w:pPr>
+      <w:r>
+        <w:rPr>
+          <w:noProof/>
+          <w:sz w:val="28"/>
+          <w:szCs w:val="28"/>
+        </w:rPr>
+        <w:drawing>
+          <wp:inline distT="0" distB="0" distL="0" distR="0" wp14:anchorId="046E2705" wp14:editId="0019F7FE">
+            <wp:extent cx="5731510" cy="1647825"/>
+            <wp:effectExtent l="0" t="0" r="2540" b="9525"/>
+            <wp:docPr id="239925499" name="Picture 1"/>
+            <wp:cNvGraphicFramePr>
+              <a:graphicFrameLocks xmlns:a="http://schemas.openxmlformats.org/drawingml/2006/main" noChangeAspect="1"/>
+            </wp:cNvGraphicFramePr>
+            <a:graphic xmlns:a="http://schemas.openxmlformats.org/drawingml/2006/main">
+              <a:graphicData uri="http://schemas.openxmlformats.org/drawingml/2006/picture">
+                <pic:pic xmlns:pic="http://schemas.openxmlformats.org/drawingml/2006/picture">
+                  <pic:nvPicPr>
+                    <pic:cNvPr id="239925499" name=""/>
+                    <pic:cNvPicPr/>
+                  </pic:nvPicPr>
+                  <pic:blipFill>
+                    <a:blip r:embed="rId78"/>
+                    <a:stretch>
+                      <a:fillRect/>
+                    </a:stretch>
+                  </pic:blipFill>
+                  <pic:spPr>
+                    <a:xfrm>
+                      <a:off x="0" y="0"/>
+                      <a:ext cx="5731510" cy="1647825"/>
+                    </a:xfrm>
+                    <a:prstGeom prst="rect">
+                      <a:avLst/>
+                    </a:prstGeom>
+                  </pic:spPr>
+                </pic:pic>
+              </a:graphicData>
+            </a:graphic>
+          </wp:inline>
+        </w:drawing>
+      </w:r>
+    </w:p>
+    <w:p>
+      <w:pPr>
+        <w:rPr>
+          <w:sz w:val="28"/>
+          <w:szCs w:val="28"/>
+        </w:rPr>
+      </w:pPr>
+      <w:r>
+        <w:rPr>
+          <w:noProof/>
+          <w:sz w:val="28"/>
+          <w:szCs w:val="28"/>
+        </w:rPr>
+        <w:drawing>
+          <wp:inline distT="0" distB="0" distL="0" distR="0" wp14:anchorId="51E3CA58" wp14:editId="2636A3B8">
+            <wp:extent cx="5731510" cy="3071495"/>
+            <wp:effectExtent l="0" t="0" r="2540" b="0"/>
+            <wp:docPr id="1416172932" name="Picture 1"/>
+            <wp:cNvGraphicFramePr>
+              <a:graphicFrameLocks xmlns:a="http://schemas.openxmlformats.org/drawingml/2006/main" noChangeAspect="1"/>
+            </wp:cNvGraphicFramePr>
+            <a:graphic xmlns:a="http://schemas.openxmlformats.org/drawingml/2006/main">
+              <a:graphicData uri="http://schemas.openxmlformats.org/drawingml/2006/picture">
+                <pic:pic xmlns:pic="http://schemas.openxmlformats.org/drawingml/2006/picture">
+                  <pic:nvPicPr>
+                    <pic:cNvPr id="1416172932" name=""/>
+                    <pic:cNvPicPr/>
+                  </pic:nvPicPr>
+                  <pic:blipFill>
+                    <a:blip r:embed="rId79"/>
+                    <a:stretch>
+                      <a:fillRect/>
+                    </a:stretch>
+                  </pic:blipFill>
+                  <pic:spPr>
+                    <a:xfrm>
+                      <a:off x="0" y="0"/>
+                      <a:ext cx="5731510" cy="3071495"/>
+                    </a:xfrm>
+                    <a:prstGeom prst="rect">
+                      <a:avLst/>
+                    </a:prstGeom>
+                  </pic:spPr>
+                </pic:pic>
+              </a:graphicData>
+            </a:graphic>
+          </wp:inline>
+        </w:drawing>
+      </w:r>
+    </w:p>
+    <w:p>
+      <w:pPr>
+        <w:rPr>
+          <w:sz w:val="28"/>
+          <w:szCs w:val="28"/>
+        </w:rPr>
+      </w:pPr>
+      <w:r>
+        <w:rPr>
+          <w:noProof/>
+          <w:sz w:val="28"/>
+          <w:szCs w:val="28"/>
+        </w:rPr>
+        <w:lastRenderedPageBreak/>
+        <w:drawing>
+          <wp:inline distT="0" distB="0" distL="0" distR="0" wp14:anchorId="29816F67" wp14:editId="5896BB9B">
+            <wp:extent cx="5731510" cy="2832100"/>
+            <wp:effectExtent l="0" t="0" r="2540" b="6350"/>
+            <wp:docPr id="507548536" name="Picture 1"/>
+            <wp:cNvGraphicFramePr>
+              <a:graphicFrameLocks xmlns:a="http://schemas.openxmlformats.org/drawingml/2006/main" noChangeAspect="1"/>
+            </wp:cNvGraphicFramePr>
+            <a:graphic xmlns:a="http://schemas.openxmlformats.org/drawingml/2006/main">
+              <a:graphicData uri="http://schemas.openxmlformats.org/drawingml/2006/picture">
+                <pic:pic xmlns:pic="http://schemas.openxmlformats.org/drawingml/2006/picture">
+                  <pic:nvPicPr>
+                    <pic:cNvPr id="507548536" name=""/>
+                    <pic:cNvPicPr/>
+                  </pic:nvPicPr>
+                  <pic:blipFill>
+                    <a:blip r:embed="rId80"/>
+                    <a:stretch>
+                      <a:fillRect/>
+                    </a:stretch>
+                  </pic:blipFill>
+                  <pic:spPr>
+                    <a:xfrm>
+                      <a:off x="0" y="0"/>
+                      <a:ext cx="5731510" cy="2832100"/>
+                    </a:xfrm>
+                    <a:prstGeom prst="rect">
+                      <a:avLst/>
+                    </a:prstGeom>
+                  </pic:spPr>
+                </pic:pic>
+              </a:graphicData>
+            </a:graphic>
+          </wp:inline>
+        </w:drawing>
+      </w:r>
+    </w:p>
+    <w:p>
+      <w:pPr>
+        <w:rPr>
+          <w:sz w:val="28"/>
+          <w:szCs w:val="28"/>
+        </w:rPr>
+      </w:pPr>
+    </w:p>
+    <w:p>
+      <w:pPr>
+        <w:rPr>
+          <w:sz w:val="28"/>
+          <w:szCs w:val="28"/>
+        </w:rPr>
+      </w:pPr>
+      <w:r>
+        <w:rPr>
+          <w:sz w:val="28"/>
+          <w:szCs w:val="28"/>
+        </w:rPr>
+        <w:t>(if Raise had been pressed)</w:t>
+      </w:r>
+    </w:p>
+    <w:p>
+      <w:pPr>
+        <w:rPr>
+          <w:sz w:val="28"/>
+          <w:szCs w:val="28"/>
+        </w:rPr>
+      </w:pPr>
+      <w:r>
+        <w:rPr>
+          <w:noProof/>
+          <w:sz w:val="28"/>
+          <w:szCs w:val="28"/>
+        </w:rPr>
+        <w:drawing>
+          <wp:inline distT="0" distB="0" distL="0" distR="0" wp14:anchorId="67258BBC" wp14:editId="266E873C">
+            <wp:extent cx="2674852" cy="1958510"/>
+            <wp:effectExtent l="0" t="0" r="0" b="3810"/>
+            <wp:docPr id="666405420" name="Picture 1"/>
+            <wp:cNvGraphicFramePr>
+              <a:graphicFrameLocks xmlns:a="http://schemas.openxmlformats.org/drawingml/2006/main" noChangeAspect="1"/>
+            </wp:cNvGraphicFramePr>
+            <a:graphic xmlns:a="http://schemas.openxmlformats.org/drawingml/2006/main">
+              <a:graphicData uri="http://schemas.openxmlformats.org/drawingml/2006/picture">
+                <pic:pic xmlns:pic="http://schemas.openxmlformats.org/drawingml/2006/picture">
+                  <pic:nvPicPr>
+                    <pic:cNvPr id="666405420" name=""/>
+                    <pic:cNvPicPr/>
+                  </pic:nvPicPr>
+                  <pic:blipFill>
+                    <a:blip r:embed="rId81"/>
+                    <a:stretch>
+                      <a:fillRect/>
+                    </a:stretch>
+                  </pic:blipFill>
+                  <pic:spPr>
+                    <a:xfrm>
+                      <a:off x="0" y="0"/>
+                      <a:ext cx="2674852" cy="1958510"/>
+                    </a:xfrm>
+                    <a:prstGeom prst="rect">
+                      <a:avLst/>
+                    </a:prstGeom>
+                  </pic:spPr>
+                </pic:pic>
+              </a:graphicData>
+            </a:graphic>
+          </wp:inline>
+        </w:drawing>
+      </w:r>
+    </w:p>
+    <w:p>
+      <w:pPr>
+        <w:rPr>
+          <w:sz w:val="28"/>
+          <w:szCs w:val="28"/>
+        </w:rPr>
+      </w:pPr>
+    </w:p>
+    <w:p>
+      <w:pPr>
+        <w:rPr>
+          <w:sz w:val="28"/>
+          <w:szCs w:val="28"/>
+        </w:rPr>
+      </w:pPr>
+      <w:r>
+        <w:rPr>
+          <w:sz w:val="28"/>
+          <w:szCs w:val="28"/>
+        </w:rPr>
+        <w:t xml:space="preserve">While fine tuning </w:t>
+      </w:r>
+      <w:proofErr w:type="gramStart"/>
+      <w:r>
+        <w:rPr>
+          <w:sz w:val="28"/>
+          <w:szCs w:val="28"/>
+        </w:rPr>
+        <w:t>all of</w:t>
+      </w:r>
+      <w:proofErr w:type="gramEnd"/>
+      <w:r>
+        <w:rPr>
+          <w:sz w:val="28"/>
+          <w:szCs w:val="28"/>
+        </w:rPr>
+        <w:t xml:space="preserve"> these functions, I also wanted to display how many chips each player had, as it would make testing faster since I wouldn`t need to constantly switch tab. It also made the pot update much more accurately than it would otherwise. It was decided that the players chips would be displayed predominantly at the top, while all the </w:t>
+      </w:r>
+      <w:proofErr w:type="gramStart"/>
+      <w:r>
+        <w:rPr>
+          <w:sz w:val="28"/>
+          <w:szCs w:val="28"/>
+        </w:rPr>
+        <w:t>computers</w:t>
+      </w:r>
+      <w:proofErr w:type="gramEnd"/>
+      <w:r>
+        <w:rPr>
+          <w:sz w:val="28"/>
+          <w:szCs w:val="28"/>
+        </w:rPr>
+        <w:t xml:space="preserve"> chips would be seen at the edge. Setting up the computers chips now would also make it easier to display their actions through the GUI later.</w:t>
+      </w:r>
+    </w:p>
+    <w:p>
+      <w:pPr>
+        <w:rPr>
+          <w:sz w:val="28"/>
+          <w:szCs w:val="28"/>
+        </w:rPr>
+      </w:pPr>
+      <w:r>
+        <w:rPr>
+          <w:sz w:val="28"/>
+          <w:szCs w:val="28"/>
+        </w:rPr>
+        <w:t xml:space="preserve">The </w:t>
+      </w:r>
+      <w:proofErr w:type="spellStart"/>
+      <w:r>
+        <w:rPr>
+          <w:sz w:val="28"/>
+          <w:szCs w:val="28"/>
+        </w:rPr>
+        <w:t>displayment</w:t>
+      </w:r>
+      <w:proofErr w:type="spellEnd"/>
+      <w:r>
+        <w:rPr>
+          <w:sz w:val="28"/>
+          <w:szCs w:val="28"/>
+        </w:rPr>
+        <w:t xml:space="preserve"> would be stored as variables in a list, each index corresponding to the computer. While player chips would be stored in the </w:t>
+      </w:r>
+      <w:r>
+        <w:rPr>
+          <w:sz w:val="28"/>
+          <w:szCs w:val="28"/>
+        </w:rPr>
+        <w:lastRenderedPageBreak/>
+        <w:t xml:space="preserve">same list as Computer chips, because of the difference of when it would be called and it`s different location, it was given </w:t>
+      </w:r>
+      <w:proofErr w:type="spellStart"/>
+      <w:r>
+        <w:rPr>
+          <w:sz w:val="28"/>
+          <w:szCs w:val="28"/>
+        </w:rPr>
+        <w:t>it`s</w:t>
+      </w:r>
+      <w:proofErr w:type="spellEnd"/>
+      <w:r>
+        <w:rPr>
+          <w:sz w:val="28"/>
+          <w:szCs w:val="28"/>
+        </w:rPr>
+        <w:t xml:space="preserve"> own location</w:t>
+      </w:r>
+    </w:p>
+    <w:p>
+      <w:pPr>
+        <w:rPr>
+          <w:sz w:val="28"/>
+          <w:szCs w:val="28"/>
+        </w:rPr>
+      </w:pPr>
+      <w:r>
+        <w:rPr>
+          <w:noProof/>
+          <w:sz w:val="28"/>
+          <w:szCs w:val="28"/>
+        </w:rPr>
+        <w:drawing>
+          <wp:inline distT="0" distB="0" distL="0" distR="0" wp14:anchorId="551E8172" wp14:editId="2DFF1267">
+            <wp:extent cx="5731510" cy="1715770"/>
+            <wp:effectExtent l="0" t="0" r="2540" b="0"/>
+            <wp:docPr id="1457706244" name="Picture 1"/>
+            <wp:cNvGraphicFramePr>
+              <a:graphicFrameLocks xmlns:a="http://schemas.openxmlformats.org/drawingml/2006/main" noChangeAspect="1"/>
+            </wp:cNvGraphicFramePr>
+            <a:graphic xmlns:a="http://schemas.openxmlformats.org/drawingml/2006/main">
+              <a:graphicData uri="http://schemas.openxmlformats.org/drawingml/2006/picture">
+                <pic:pic xmlns:pic="http://schemas.openxmlformats.org/drawingml/2006/picture">
+                  <pic:nvPicPr>
+                    <pic:cNvPr id="1457706244" name=""/>
+                    <pic:cNvPicPr/>
+                  </pic:nvPicPr>
+                  <pic:blipFill>
+                    <a:blip r:embed="rId82"/>
+                    <a:stretch>
+                      <a:fillRect/>
+                    </a:stretch>
+                  </pic:blipFill>
+                  <pic:spPr>
+                    <a:xfrm>
+                      <a:off x="0" y="0"/>
+                      <a:ext cx="5731510" cy="1715770"/>
+                    </a:xfrm>
+                    <a:prstGeom prst="rect">
+                      <a:avLst/>
+                    </a:prstGeom>
+                  </pic:spPr>
+                </pic:pic>
+              </a:graphicData>
+            </a:graphic>
+          </wp:inline>
+        </w:drawing>
+      </w:r>
+    </w:p>
+    <w:p>
+      <w:pPr>
+        <w:rPr>
+          <w:sz w:val="28"/>
+          <w:szCs w:val="28"/>
+        </w:rPr>
+      </w:pPr>
+      <w:r>
+        <w:rPr>
+          <w:noProof/>
+          <w:sz w:val="28"/>
+          <w:szCs w:val="28"/>
+        </w:rPr>
+        <w:drawing>
+          <wp:inline distT="0" distB="0" distL="0" distR="0" wp14:anchorId="6C3A13E5" wp14:editId="13EE0365">
+            <wp:extent cx="5731510" cy="1621155"/>
+            <wp:effectExtent l="0" t="0" r="2540" b="0"/>
+            <wp:docPr id="1565974169" name="Picture 1"/>
+            <wp:cNvGraphicFramePr>
+              <a:graphicFrameLocks xmlns:a="http://schemas.openxmlformats.org/drawingml/2006/main" noChangeAspect="1"/>
+            </wp:cNvGraphicFramePr>
+            <a:graphic xmlns:a="http://schemas.openxmlformats.org/drawingml/2006/main">
+              <a:graphicData uri="http://schemas.openxmlformats.org/drawingml/2006/picture">
+                <pic:pic xmlns:pic="http://schemas.openxmlformats.org/drawingml/2006/picture">
+                  <pic:nvPicPr>
+                    <pic:cNvPr id="1565974169" name=""/>
+                    <pic:cNvPicPr/>
+                  </pic:nvPicPr>
+                  <pic:blipFill>
+                    <a:blip r:embed="rId83"/>
+                    <a:stretch>
+                      <a:fillRect/>
+                    </a:stretch>
+                  </pic:blipFill>
+                  <pic:spPr>
+                    <a:xfrm>
+                      <a:off x="0" y="0"/>
+                      <a:ext cx="5731510" cy="1621155"/>
+                    </a:xfrm>
+                    <a:prstGeom prst="rect">
+                      <a:avLst/>
+                    </a:prstGeom>
+                  </pic:spPr>
+                </pic:pic>
+              </a:graphicData>
+            </a:graphic>
+          </wp:inline>
+        </w:drawing>
+      </w:r>
+    </w:p>
+    <w:p>
+      <w:pPr>
+        <w:rPr>
+          <w:sz w:val="28"/>
+          <w:szCs w:val="28"/>
+        </w:rPr>
+      </w:pPr>
+    </w:p>
+    <w:p>
+      <w:pPr>
+        <w:rPr>
+          <w:sz w:val="28"/>
+          <w:szCs w:val="28"/>
+        </w:rPr>
+      </w:pPr>
+      <w:r>
+        <w:rPr>
+          <w:noProof/>
+          <w:sz w:val="28"/>
+          <w:szCs w:val="28"/>
+        </w:rPr>
+        <w:drawing>
+          <wp:inline distT="0" distB="0" distL="0" distR="0" wp14:anchorId="11B6B3AB" wp14:editId="59E48F57">
+            <wp:extent cx="5731510" cy="2599055"/>
+            <wp:effectExtent l="0" t="0" r="2540" b="0"/>
+            <wp:docPr id="1807095943" name="Picture 1"/>
+            <wp:cNvGraphicFramePr>
+              <a:graphicFrameLocks xmlns:a="http://schemas.openxmlformats.org/drawingml/2006/main" noChangeAspect="1"/>
+            </wp:cNvGraphicFramePr>
+            <a:graphic xmlns:a="http://schemas.openxmlformats.org/drawingml/2006/main">
+              <a:graphicData uri="http://schemas.openxmlformats.org/drawingml/2006/picture">
+                <pic:pic xmlns:pic="http://schemas.openxmlformats.org/drawingml/2006/picture">
+                  <pic:nvPicPr>
+                    <pic:cNvPr id="1807095943" name=""/>
+                    <pic:cNvPicPr/>
+                  </pic:nvPicPr>
+                  <pic:blipFill>
+                    <a:blip r:embed="rId84"/>
+                    <a:stretch>
+                      <a:fillRect/>
+                    </a:stretch>
+                  </pic:blipFill>
+                  <pic:spPr>
+                    <a:xfrm>
+                      <a:off x="0" y="0"/>
+                      <a:ext cx="5731510" cy="2599055"/>
+                    </a:xfrm>
+                    <a:prstGeom prst="rect">
+                      <a:avLst/>
+                    </a:prstGeom>
+                  </pic:spPr>
+                </pic:pic>
+              </a:graphicData>
+            </a:graphic>
+          </wp:inline>
+        </w:drawing>
+      </w:r>
+    </w:p>
+    <w:p>
+      <w:pPr>
+        <w:rPr>
+          <w:sz w:val="28"/>
+          <w:szCs w:val="28"/>
+        </w:rPr>
+      </w:pPr>
+    </w:p>
+    <w:p>
+      <w:pPr>
+        <w:rPr>
+          <w:sz w:val="28"/>
+          <w:szCs w:val="28"/>
+        </w:rPr>
+      </w:pPr>
+      <w:r>
+        <w:rPr>
+          <w:sz w:val="28"/>
+          <w:szCs w:val="28"/>
+        </w:rPr>
+        <w:t xml:space="preserve">Once Chips were put in place, Labels indicating the </w:t>
+      </w:r>
+      <w:proofErr w:type="gramStart"/>
+      <w:r>
+        <w:rPr>
+          <w:sz w:val="28"/>
+          <w:szCs w:val="28"/>
+        </w:rPr>
+        <w:t>Computers</w:t>
+      </w:r>
+      <w:proofErr w:type="gramEnd"/>
+      <w:r>
+        <w:rPr>
+          <w:sz w:val="28"/>
+          <w:szCs w:val="28"/>
+        </w:rPr>
+        <w:t xml:space="preserve"> last action also needed to be added, although these were slightly harder given the innate variation. The solution was still similar, updating each computers action using the index of “Labels”.</w:t>
+      </w:r>
+    </w:p>
+    <w:p>
+      <w:pPr>
+        <w:rPr>
+          <w:sz w:val="28"/>
+          <w:szCs w:val="28"/>
+        </w:rPr>
+      </w:pPr>
+      <w:r>
+        <w:rPr>
+          <w:sz w:val="28"/>
+          <w:szCs w:val="28"/>
+        </w:rPr>
+        <w:lastRenderedPageBreak/>
+        <w:drawing>
+          <wp:inline distT="0" distB="0" distL="0" distR="0" wp14:anchorId="5D3460F8" wp14:editId="444AAA7C">
+            <wp:extent cx="5731510" cy="616585"/>
+            <wp:effectExtent l="0" t="0" r="2540" b="0"/>
+            <wp:docPr id="1396606766" name="Picture 1"/>
+            <wp:cNvGraphicFramePr>
+              <a:graphicFrameLocks xmlns:a="http://schemas.openxmlformats.org/drawingml/2006/main" noChangeAspect="1"/>
+            </wp:cNvGraphicFramePr>
+            <a:graphic xmlns:a="http://schemas.openxmlformats.org/drawingml/2006/main">
+              <a:graphicData uri="http://schemas.openxmlformats.org/drawingml/2006/picture">
+                <pic:pic xmlns:pic="http://schemas.openxmlformats.org/drawingml/2006/picture">
+                  <pic:nvPicPr>
+                    <pic:cNvPr id="1396606766" name=""/>
+                    <pic:cNvPicPr/>
+                  </pic:nvPicPr>
+                  <pic:blipFill>
+                    <a:blip r:embed="rId85"/>
+                    <a:stretch>
+                      <a:fillRect/>
+                    </a:stretch>
+                  </pic:blipFill>
+                  <pic:spPr>
+                    <a:xfrm>
+                      <a:off x="0" y="0"/>
+                      <a:ext cx="5731510" cy="616585"/>
+                    </a:xfrm>
+                    <a:prstGeom prst="rect">
+                      <a:avLst/>
+                    </a:prstGeom>
+                  </pic:spPr>
+                </pic:pic>
+              </a:graphicData>
+            </a:graphic>
+          </wp:inline>
+        </w:drawing>
+      </w:r>
+    </w:p>
+    <w:p>
+      <w:pPr>
+        <w:rPr>
+          <w:sz w:val="28"/>
+          <w:szCs w:val="28"/>
+        </w:rPr>
+      </w:pPr>
+      <w:r>
+        <w:rPr>
+          <w:sz w:val="28"/>
+          <w:szCs w:val="28"/>
+        </w:rPr>
+        <w:drawing>
+          <wp:inline distT="0" distB="0" distL="0" distR="0" wp14:anchorId="41170B24" wp14:editId="542FF744">
+            <wp:extent cx="5731510" cy="887730"/>
+            <wp:effectExtent l="0" t="0" r="2540" b="7620"/>
+            <wp:docPr id="1146781529" name="Picture 1"/>
+            <wp:cNvGraphicFramePr>
+              <a:graphicFrameLocks xmlns:a="http://schemas.openxmlformats.org/drawingml/2006/main" noChangeAspect="1"/>
+            </wp:cNvGraphicFramePr>
+            <a:graphic xmlns:a="http://schemas.openxmlformats.org/drawingml/2006/main">
+              <a:graphicData uri="http://schemas.openxmlformats.org/drawingml/2006/picture">
+                <pic:pic xmlns:pic="http://schemas.openxmlformats.org/drawingml/2006/picture">
+                  <pic:nvPicPr>
+                    <pic:cNvPr id="1146781529" name=""/>
+                    <pic:cNvPicPr/>
+                  </pic:nvPicPr>
+                  <pic:blipFill>
+                    <a:blip r:embed="rId86"/>
+                    <a:stretch>
+                      <a:fillRect/>
+                    </a:stretch>
+                  </pic:blipFill>
+                  <pic:spPr>
+                    <a:xfrm>
+                      <a:off x="0" y="0"/>
+                      <a:ext cx="5731510" cy="887730"/>
+                    </a:xfrm>
+                    <a:prstGeom prst="rect">
+                      <a:avLst/>
+                    </a:prstGeom>
+                  </pic:spPr>
+                </pic:pic>
+              </a:graphicData>
+            </a:graphic>
+          </wp:inline>
+        </w:drawing>
+      </w:r>
+    </w:p>
+    <w:p>
+      <w:pPr>
+        <w:rPr>
+          <w:sz w:val="28"/>
+          <w:szCs w:val="28"/>
+        </w:rPr>
+      </w:pPr>
+      <w:r>
+        <w:rPr>
+          <w:sz w:val="28"/>
+          <w:szCs w:val="28"/>
+        </w:rPr>
+        <w:drawing>
+          <wp:inline distT="0" distB="0" distL="0" distR="0" wp14:anchorId="3F0F12B2" wp14:editId="17113423">
+            <wp:extent cx="5731510" cy="570230"/>
+            <wp:effectExtent l="0" t="0" r="2540" b="1270"/>
+            <wp:docPr id="184761928" name="Picture 1"/>
+            <wp:cNvGraphicFramePr>
+              <a:graphicFrameLocks xmlns:a="http://schemas.openxmlformats.org/drawingml/2006/main" noChangeAspect="1"/>
+            </wp:cNvGraphicFramePr>
+            <a:graphic xmlns:a="http://schemas.openxmlformats.org/drawingml/2006/main">
+              <a:graphicData uri="http://schemas.openxmlformats.org/drawingml/2006/picture">
+                <pic:pic xmlns:pic="http://schemas.openxmlformats.org/drawingml/2006/picture">
+                  <pic:nvPicPr>
+                    <pic:cNvPr id="184761928" name=""/>
+                    <pic:cNvPicPr/>
+                  </pic:nvPicPr>
+                  <pic:blipFill>
+                    <a:blip r:embed="rId87"/>
+                    <a:stretch>
+                      <a:fillRect/>
+                    </a:stretch>
+                  </pic:blipFill>
+                  <pic:spPr>
+                    <a:xfrm>
+                      <a:off x="0" y="0"/>
+                      <a:ext cx="5731510" cy="570230"/>
+                    </a:xfrm>
+                    <a:prstGeom prst="rect">
+                      <a:avLst/>
+                    </a:prstGeom>
+                  </pic:spPr>
+                </pic:pic>
+              </a:graphicData>
+            </a:graphic>
+          </wp:inline>
+        </w:drawing>
+      </w:r>
+    </w:p>
+    <w:p>
+      <w:pPr>
+        <w:rPr>
+          <w:sz w:val="28"/>
+          <w:szCs w:val="28"/>
+        </w:rPr>
+      </w:pPr>
+      <w:r>
+        <w:rPr>
+          <w:sz w:val="28"/>
+          <w:szCs w:val="28"/>
+        </w:rPr>
+        <w:drawing>
+          <wp:inline distT="0" distB="0" distL="0" distR="0" wp14:anchorId="4D52FFF8" wp14:editId="3CB8E0BB">
+            <wp:extent cx="5731510" cy="628015"/>
+            <wp:effectExtent l="0" t="0" r="2540" b="635"/>
+            <wp:docPr id="782460124" name="Picture 1"/>
+            <wp:cNvGraphicFramePr>
+              <a:graphicFrameLocks xmlns:a="http://schemas.openxmlformats.org/drawingml/2006/main" noChangeAspect="1"/>
+            </wp:cNvGraphicFramePr>
+            <a:graphic xmlns:a="http://schemas.openxmlformats.org/drawingml/2006/main">
+              <a:graphicData uri="http://schemas.openxmlformats.org/drawingml/2006/picture">
+                <pic:pic xmlns:pic="http://schemas.openxmlformats.org/drawingml/2006/picture">
+                  <pic:nvPicPr>
+                    <pic:cNvPr id="782460124" name=""/>
+                    <pic:cNvPicPr/>
+                  </pic:nvPicPr>
+                  <pic:blipFill>
+                    <a:blip r:embed="rId88"/>
+                    <a:stretch>
+                      <a:fillRect/>
+                    </a:stretch>
+                  </pic:blipFill>
+                  <pic:spPr>
+                    <a:xfrm>
+                      <a:off x="0" y="0"/>
+                      <a:ext cx="5731510" cy="628015"/>
+                    </a:xfrm>
+                    <a:prstGeom prst="rect">
+                      <a:avLst/>
+                    </a:prstGeom>
+                  </pic:spPr>
+                </pic:pic>
+              </a:graphicData>
+            </a:graphic>
+          </wp:inline>
+        </w:drawing>
+      </w:r>
+    </w:p>
+    <w:p>
+      <w:pPr>
+        <w:rPr>
+          <w:sz w:val="28"/>
+          <w:szCs w:val="28"/>
+        </w:rPr>
+      </w:pPr>
+      <w:r>
+        <w:rPr>
+          <w:sz w:val="28"/>
+          <w:szCs w:val="28"/>
+        </w:rPr>
+        <w:drawing>
+          <wp:inline distT="0" distB="0" distL="0" distR="0" wp14:anchorId="3D21C7C7" wp14:editId="5DF6C813">
+            <wp:extent cx="5731510" cy="1678940"/>
+            <wp:effectExtent l="0" t="0" r="2540" b="0"/>
+            <wp:docPr id="1420716710" name="Picture 1"/>
+            <wp:cNvGraphicFramePr>
+              <a:graphicFrameLocks xmlns:a="http://schemas.openxmlformats.org/drawingml/2006/main" noChangeAspect="1"/>
+            </wp:cNvGraphicFramePr>
+            <a:graphic xmlns:a="http://schemas.openxmlformats.org/drawingml/2006/main">
+              <a:graphicData uri="http://schemas.openxmlformats.org/drawingml/2006/picture">
+                <pic:pic xmlns:pic="http://schemas.openxmlformats.org/drawingml/2006/picture">
+                  <pic:nvPicPr>
+                    <pic:cNvPr id="1420716710" name=""/>
+                    <pic:cNvPicPr/>
+                  </pic:nvPicPr>
+                  <pic:blipFill>
+                    <a:blip r:embed="rId89"/>
+                    <a:stretch>
+                      <a:fillRect/>
+                    </a:stretch>
+                  </pic:blipFill>
+                  <pic:spPr>
+                    <a:xfrm>
+                      <a:off x="0" y="0"/>
+                      <a:ext cx="5731510" cy="1678940"/>
+                    </a:xfrm>
+                    <a:prstGeom prst="rect">
+                      <a:avLst/>
+                    </a:prstGeom>
+                  </pic:spPr>
+                </pic:pic>
+              </a:graphicData>
+            </a:graphic>
+          </wp:inline>
+        </w:drawing>
+      </w:r>
+    </w:p>
+    <w:p>
+      <w:pPr>
+        <w:rPr>
+          <w:sz w:val="28"/>
+          <w:szCs w:val="28"/>
+        </w:rPr>
+      </w:pPr>
+    </w:p>
+    <w:p>
+      <w:pPr>
+        <w:rPr>
+          <w:sz w:val="28"/>
+          <w:szCs w:val="28"/>
+        </w:rPr>
+      </w:pPr>
+    </w:p>
+    <w:p>
+      <w:pPr>
+        <w:rPr>
+          <w:sz w:val="28"/>
+          <w:szCs w:val="28"/>
+        </w:rPr>
+      </w:pPr>
+      <w:r>
+        <w:rPr>
+          <w:sz w:val="28"/>
+          <w:szCs w:val="28"/>
+        </w:rPr>
+        <w:t>#This part goes at the very end</w:t>
+      </w:r>
+    </w:p>
+    <w:p>
+      <w:pPr>
+        <w:rPr>
+          <w:sz w:val="28"/>
+          <w:szCs w:val="28"/>
+        </w:rPr>
+      </w:pPr>
+      <w:r>
+        <w:rPr>
+          <w:sz w:val="28"/>
+          <w:szCs w:val="28"/>
+        </w:rPr>
+        <w:t xml:space="preserve">At the very end of the </w:t>
+      </w:r>
+      <w:proofErr w:type="gramStart"/>
+      <w:r>
+        <w:rPr>
+          <w:sz w:val="28"/>
+          <w:szCs w:val="28"/>
+        </w:rPr>
+        <w:t>programs</w:t>
+      </w:r>
+      <w:proofErr w:type="gramEnd"/>
+      <w:r>
+        <w:rPr>
+          <w:sz w:val="28"/>
+          <w:szCs w:val="28"/>
+        </w:rPr>
+        <w:t xml:space="preserve"> development, I knew I would want to go back and adjust the rng aspects of the code, trying to get every instance of rng exactly how I would want it first </w:t>
+      </w:r>
+      <w:proofErr w:type="gramStart"/>
+      <w:r>
+        <w:rPr>
+          <w:sz w:val="28"/>
+          <w:szCs w:val="28"/>
+        </w:rPr>
+        <w:t>try</w:t>
+      </w:r>
+      <w:proofErr w:type="gramEnd"/>
+      <w:r>
+        <w:rPr>
+          <w:sz w:val="28"/>
+          <w:szCs w:val="28"/>
+        </w:rPr>
+        <w:t xml:space="preserve"> each time I incorporated it would be impossible. </w:t>
+      </w:r>
+      <w:proofErr w:type="gramStart"/>
+      <w:r>
+        <w:rPr>
+          <w:sz w:val="28"/>
+          <w:szCs w:val="28"/>
+        </w:rPr>
+        <w:t>However</w:t>
+      </w:r>
+      <w:proofErr w:type="gramEnd"/>
+      <w:r>
+        <w:rPr>
+          <w:sz w:val="28"/>
+          <w:szCs w:val="28"/>
+        </w:rPr>
+        <w:t xml:space="preserve"> looking back, most elements of rng, namely the computers decision to keep/fold/raise any hand, ended up being about what I was hoping for. The computers would keep still play bad hands occasionally while mostly playing if they had good hands. They had patterns that could be observed and potentially outplayed, but never 100% consistent, keeping it from being stale.</w:t>
+      </w:r>
+      <w:r>
+        <w:rPr>
+          <w:sz w:val="28"/>
+          <w:szCs w:val="28"/>
+        </w:rPr>
+        <w:t xml:space="preserve"> The most complicated it got was when determining for the computers to call, raise or fold, as in order for the code to not do an infinite loop in the step function, the rng needed to be </w:t>
+      </w:r>
+      <w:r>
+        <w:rPr>
+          <w:sz w:val="28"/>
+          <w:szCs w:val="28"/>
+        </w:rPr>
+        <w:lastRenderedPageBreak/>
+        <w:t>dependent on how big of a bet the computer needed to call, as well as the computers rating.</w:t>
+      </w:r>
+    </w:p>
+    <w:p>
+      <w:pPr>
+        <w:rPr>
+          <w:sz w:val="28"/>
+          <w:szCs w:val="28"/>
+        </w:rPr>
+      </w:pPr>
+      <w:r>
+        <w:rPr>
+          <w:noProof/>
+          <w:sz w:val="28"/>
+          <w:szCs w:val="28"/>
+        </w:rPr>
+        <w:drawing>
+          <wp:inline distT="0" distB="0" distL="0" distR="0" wp14:anchorId="27DDCA81" wp14:editId="52E0107B">
+            <wp:extent cx="5731510" cy="615950"/>
+            <wp:effectExtent l="0" t="0" r="2540" b="0"/>
+            <wp:docPr id="1671560640" name="Picture 1"/>
+            <wp:cNvGraphicFramePr>
+              <a:graphicFrameLocks xmlns:a="http://schemas.openxmlformats.org/drawingml/2006/main" noChangeAspect="1"/>
+            </wp:cNvGraphicFramePr>
+            <a:graphic xmlns:a="http://schemas.openxmlformats.org/drawingml/2006/main">
+              <a:graphicData uri="http://schemas.openxmlformats.org/drawingml/2006/picture">
+                <pic:pic xmlns:pic="http://schemas.openxmlformats.org/drawingml/2006/picture">
+                  <pic:nvPicPr>
+                    <pic:cNvPr id="1671560640" name=""/>
+                    <pic:cNvPicPr/>
+                  </pic:nvPicPr>
+                  <pic:blipFill>
+                    <a:blip r:embed="rId90"/>
+                    <a:stretch>
+                      <a:fillRect/>
+                    </a:stretch>
+                  </pic:blipFill>
+                  <pic:spPr>
+                    <a:xfrm>
+                      <a:off x="0" y="0"/>
+                      <a:ext cx="5731510" cy="615950"/>
+                    </a:xfrm>
+                    <a:prstGeom prst="rect">
+                      <a:avLst/>
+                    </a:prstGeom>
+                  </pic:spPr>
+                </pic:pic>
+              </a:graphicData>
+            </a:graphic>
+          </wp:inline>
+        </w:drawing>
+      </w:r>
+    </w:p>
+    <w:p>
+      <w:pPr>
+        <w:rPr>
+          <w:sz w:val="28"/>
+          <w:szCs w:val="28"/>
+        </w:rPr>
+      </w:pPr>
+      <w:r>
+        <w:rPr>
+          <w:sz w:val="28"/>
+          <w:szCs w:val="28"/>
+        </w:rPr>
+        <w:t xml:space="preserve">The exception to this was </w:t>
+      </w:r>
+      <w:r>
+        <w:rPr>
+          <w:sz w:val="28"/>
+          <w:szCs w:val="28"/>
+        </w:rPr>
+        <w:t>the rng attached to how much the computers could bet/raise, both instances just being a random.randint(1,60), then multiplying by 50. The giant problem with this was the computers could only ever put in up to 3000 chips at a time, which not only removed a lot of variance, it ran a high risk</w:t>
+      </w:r>
+      <w:r>
+        <w:rPr>
+          <w:sz w:val="28"/>
+          <w:szCs w:val="28"/>
+        </w:rPr>
+        <w:t xml:space="preserve"> of crashing as if the player made a raise and a computer needed to call for over 3000 chips, the program would be caught in an infinite loop where it tries to make a better that`s always too small.</w:t>
+      </w:r>
+    </w:p>
+    <w:p>
+      <w:pPr>
+        <w:rPr>
+          <w:sz w:val="28"/>
+          <w:szCs w:val="28"/>
+        </w:rPr>
+      </w:pPr>
+      <w:r>
+        <w:rPr>
+          <w:sz w:val="28"/>
+          <w:szCs w:val="28"/>
+        </w:rPr>
+        <w:t>To fix this, the Computers bet needed to be dependant on:</w:t>
+      </w:r>
+    </w:p>
+    <w:p>
+      <w:pPr>
+        <w:rPr>
+          <w:sz w:val="28"/>
+          <w:szCs w:val="28"/>
+        </w:rPr>
+      </w:pPr>
+      <w:r>
+        <w:rPr>
+          <w:sz w:val="28"/>
+          <w:szCs w:val="28"/>
+        </w:rPr>
+        <w:t>How much has already been bet</w:t>
+      </w:r>
+    </w:p>
+    <w:p>
+      <w:pPr>
+        <w:rPr>
+          <w:sz w:val="28"/>
+          <w:szCs w:val="28"/>
+        </w:rPr>
+      </w:pPr>
+      <w:r>
+        <w:rPr>
+          <w:sz w:val="28"/>
+          <w:szCs w:val="28"/>
+        </w:rPr>
+        <w:t>How much to call</w:t>
+      </w:r>
+    </w:p>
+    <w:p>
+      <w:pPr>
+        <w:rPr>
+          <w:sz w:val="28"/>
+          <w:szCs w:val="28"/>
+        </w:rPr>
+      </w:pPr>
+      <w:r>
+        <w:rPr>
+          <w:sz w:val="28"/>
+          <w:szCs w:val="28"/>
+        </w:rPr>
+        <w:t>How large is the current computers Balance</w:t>
+      </w:r>
+    </w:p>
+    <w:p>
+      <w:pPr>
+        <w:rPr>
+          <w:sz w:val="28"/>
+          <w:szCs w:val="28"/>
+        </w:rPr>
+      </w:pPr>
+      <w:r>
+        <w:rPr>
+          <w:sz w:val="28"/>
+          <w:szCs w:val="28"/>
+        </w:rPr>
+        <w:t>Random.randint()</w:t>
+      </w:r>
+    </w:p>
+    <w:p>
+      <w:pPr>
+        <w:rPr>
+          <w:sz w:val="28"/>
+          <w:szCs w:val="28"/>
+        </w:rPr>
+      </w:pPr>
+    </w:p>
+    <w:p>
+      <w:pPr>
+        <w:rPr>
+          <w:sz w:val="28"/>
+          <w:szCs w:val="28"/>
+        </w:rPr>
+      </w:pPr>
+      <w:r>
+        <w:rPr>
+          <w:sz w:val="28"/>
+          <w:szCs w:val="28"/>
+        </w:rPr>
+        <w:t>It must always be greater or equal to what needs to be called.</w:t>
+      </w:r>
+    </w:p>
+    <w:p>
+      <w:pPr>
+        <w:rPr>
+          <w:sz w:val="28"/>
+          <w:szCs w:val="28"/>
+        </w:rPr>
+      </w:pPr>
+      <w:r>
+        <w:rPr>
+          <w:noProof/>
+          <w:sz w:val="28"/>
+          <w:szCs w:val="28"/>
+        </w:rPr>
+        <w:drawing>
+          <wp:inline distT="0" distB="0" distL="0" distR="0" wp14:anchorId="274BAB65" wp14:editId="1CFB19BC">
+            <wp:extent cx="2758679" cy="800169"/>
+            <wp:effectExtent l="0" t="0" r="3810" b="0"/>
+            <wp:docPr id="1342638292" name="Picture 1"/>
+            <wp:cNvGraphicFramePr>
+              <a:graphicFrameLocks xmlns:a="http://schemas.openxmlformats.org/drawingml/2006/main" noChangeAspect="1"/>
+            </wp:cNvGraphicFramePr>
+            <a:graphic xmlns:a="http://schemas.openxmlformats.org/drawingml/2006/main">
+              <a:graphicData uri="http://schemas.openxmlformats.org/drawingml/2006/picture">
+                <pic:pic xmlns:pic="http://schemas.openxmlformats.org/drawingml/2006/picture">
+                  <pic:nvPicPr>
+                    <pic:cNvPr id="1342638292" name=""/>
+                    <pic:cNvPicPr/>
+                  </pic:nvPicPr>
+                  <pic:blipFill>
+                    <a:blip r:embed="rId91"/>
+                    <a:stretch>
+                      <a:fillRect/>
+                    </a:stretch>
+                  </pic:blipFill>
+                  <pic:spPr>
+                    <a:xfrm>
+                      <a:off x="0" y="0"/>
+                      <a:ext cx="2758679" cy="800169"/>
                     </a:xfrm>
                     <a:prstGeom prst="rect">
                       <a:avLst/>
@@ -11557,6 +16759,18 @@
     <w:uiPriority w:val="99"/>
     <w:rsid w:val="007973AB"/>
   </w:style>
+  <w:style w:type="character" w:styleId="FollowedHyperlink">
+    <w:name w:val="FollowedHyperlink"/>
+    <w:basedOn w:val="DefaultParagraphFont"/>
+    <w:uiPriority w:val="99"/>
+    <w:semiHidden/>
+    <w:unhideWhenUsed/>
+    <w:rsid w:val="00BD669E"/>
+    <w:rPr>
+      <w:color w:val="96607D" w:themeColor="followedHyperlink"/>
+      <w:u w:val="single"/>
+    </w:rPr>
+  </w:style>
 </w:styles>
 </file>
 
@@ -11856,10 +17070,6 @@
 </file>
 
 <file path=customXml/item1.xml><?xml version="1.0" encoding="utf-8"?>
-<b:Sources xmlns:b="http://schemas.openxmlformats.org/officeDocument/2006/bibliography" xmlns="http://schemas.openxmlformats.org/officeDocument/2006/bibliography" SelectedStyle="\APASixthEditionOfficeOnline.xsl" StyleName="APA" Version="6"/>
-</file>
-
-<file path=customXml/item2.xml><?xml version="1.0" encoding="utf-8"?>
 <p:properties xmlns:p="http://schemas.microsoft.com/office/2006/metadata/properties" xmlns:xsi="http://www.w3.org/2001/XMLSchema-instance" xmlns:pc="http://schemas.microsoft.com/office/infopath/2007/PartnerControls">
   <documentManagement>
     <ReferenceId xmlns="c3e0d127-d9c7-4de8-9e15-da375cdf63cd" xsi:nil="true"/>
@@ -11867,16 +17077,11 @@
 </p:properties>
 </file>
 
-<file path=customXml/item3.xml><?xml version="1.0" encoding="utf-8"?>
-<?mso-contentType ?>
-<FormTemplates xmlns="http://schemas.microsoft.com/sharepoint/v3/contenttype/forms">
-  <Display>DocumentLibraryForm</Display>
-  <Edit>DocumentLibraryForm</Edit>
-  <New>DocumentLibraryForm</New>
-</FormTemplates>
+<file path=customXml/item2.xml><?xml version="1.0" encoding="utf-8"?>
+<b:Sources xmlns:b="http://schemas.openxmlformats.org/officeDocument/2006/bibliography" xmlns="http://schemas.openxmlformats.org/officeDocument/2006/bibliography" SelectedStyle="\APASixthEditionOfficeOnline.xsl" StyleName="APA" Version="6"/>
 </file>
 
-<file path=customXml/item4.xml><?xml version="1.0" encoding="utf-8"?>
+<file path=customXml/item3.xml><?xml version="1.0" encoding="utf-8"?>
 <ct:contentTypeSchema xmlns:ct="http://schemas.microsoft.com/office/2006/metadata/contentType" xmlns:ma="http://schemas.microsoft.com/office/2006/metadata/properties/metaAttributes" ct:_="" ma:_="" ma:contentTypeName="Document" ma:contentTypeID="0x010100698A7C03D51BEC44B1E5C6CA37FB9317" ma:contentTypeVersion="9" ma:contentTypeDescription="Create a new document." ma:contentTypeScope="" ma:versionID="3c14db42253a41bc32367048dd98e0aa">
   <xsd:schema xmlns:xsd="http://www.w3.org/2001/XMLSchema" xmlns:xs="http://www.w3.org/2001/XMLSchema" xmlns:p="http://schemas.microsoft.com/office/2006/metadata/properties" xmlns:ns2="c3e0d127-d9c7-4de8-9e15-da375cdf63cd" targetNamespace="http://schemas.microsoft.com/office/2006/metadata/properties" ma:root="true" ma:fieldsID="b073272bc9424ae7aacb325e6deec87c" ns2:_="">
     <xsd:import namespace="c3e0d127-d9c7-4de8-9e15-da375cdf63cd"/>
@@ -12050,15 +17255,16 @@
 </ct:contentTypeSchema>
 </file>
 
-<file path=customXml/itemProps1.xml><?xml version="1.0" encoding="utf-8"?>
-<ds:datastoreItem xmlns:ds="http://schemas.openxmlformats.org/officeDocument/2006/customXml" ds:itemID="{8C388A3C-1ED2-411E-B903-5A446B5F0D66}">
-  <ds:schemaRefs>
-    <ds:schemaRef ds:uri="http://schemas.openxmlformats.org/officeDocument/2006/bibliography"/>
-  </ds:schemaRefs>
-</ds:datastoreItem>
+<file path=customXml/item4.xml><?xml version="1.0" encoding="utf-8"?>
+<?mso-contentType ?>
+<FormTemplates xmlns="http://schemas.microsoft.com/sharepoint/v3/contenttype/forms">
+  <Display>DocumentLibraryForm</Display>
+  <Edit>DocumentLibraryForm</Edit>
+  <New>DocumentLibraryForm</New>
+</FormTemplates>
 </file>
 
-<file path=customXml/itemProps2.xml><?xml version="1.0" encoding="utf-8"?>
+<file path=customXml/itemProps1.xml><?xml version="1.0" encoding="utf-8"?>
 <ds:datastoreItem xmlns:ds="http://schemas.openxmlformats.org/officeDocument/2006/customXml" ds:itemID="{BB022AFC-A482-4807-B700-E1698F9339EC}">
   <ds:schemaRefs>
     <ds:schemaRef ds:uri="http://schemas.microsoft.com/office/2006/metadata/properties"/>
@@ -12068,15 +17274,15 @@
 </ds:datastoreItem>
 </file>
 
-<file path=customXml/itemProps3.xml><?xml version="1.0" encoding="utf-8"?>
-<ds:datastoreItem xmlns:ds="http://schemas.openxmlformats.org/officeDocument/2006/customXml" ds:itemID="{219F4A9C-977C-4C82-B298-C844A1487BFE}">
+<file path=customXml/itemProps2.xml><?xml version="1.0" encoding="utf-8"?>
+<ds:datastoreItem xmlns:ds="http://schemas.openxmlformats.org/officeDocument/2006/customXml" ds:itemID="{8C388A3C-1ED2-411E-B903-5A446B5F0D66}">
   <ds:schemaRefs>
-    <ds:schemaRef ds:uri="http://schemas.microsoft.com/sharepoint/v3/contenttype/forms"/>
+    <ds:schemaRef ds:uri="http://schemas.openxmlformats.org/officeDocument/2006/bibliography"/>
   </ds:schemaRefs>
 </ds:datastoreItem>
 </file>
 
-<file path=customXml/itemProps4.xml><?xml version="1.0" encoding="utf-8"?>
+<file path=customXml/itemProps3.xml><?xml version="1.0" encoding="utf-8"?>
 <ds:datastoreItem xmlns:ds="http://schemas.openxmlformats.org/officeDocument/2006/customXml" ds:itemID="{06B1E1AF-1FE5-40EC-9DCE-B5747B58FCDA}">
   <ds:schemaRefs>
     <ds:schemaRef ds:uri="http://schemas.microsoft.com/office/2006/metadata/contentType"/>
@@ -12092,4 +17298,12 @@
     <ds:schemaRef ds:uri="http://schemas.microsoft.com/internal/obd"/>
   </ds:schemaRefs>
 </ds:datastoreItem>
+</file>
+
+<file path=customXml/itemProps4.xml><?xml version="1.0" encoding="utf-8"?>
+<ds:datastoreItem xmlns:ds="http://schemas.openxmlformats.org/officeDocument/2006/customXml" ds:itemID="{219F4A9C-977C-4C82-B298-C844A1487BFE}">
+  <ds:schemaRefs>
+    <ds:schemaRef ds:uri="http://schemas.microsoft.com/sharepoint/v3/contenttype/forms"/>
+  </ds:schemaRefs>
+</ds:datastoreItem>
 </file>